--- a/FASE 2/Evidencias Grupales/2.6_GuiaEstudiante_Fase 2_Informe Final Proyecto APT.docx
+++ b/FASE 2/Evidencias Grupales/2.6_GuiaEstudiante_Fase 2_Informe Final Proyecto APT.docx
@@ -18,7 +18,7 @@
               <wp:anchor allowOverlap="1" behindDoc="0" distB="0" distT="0" distL="114300" distR="114300" hidden="0" layoutInCell="1" locked="0" relativeHeight="0" simplePos="0">
                 <wp:simplePos x="0" y="0"/>
                 <wp:positionH relativeFrom="column">
-                  <wp:posOffset>-313900</wp:posOffset>
+                  <wp:posOffset>-313898</wp:posOffset>
                 </wp:positionH>
                 <wp:positionV relativeFrom="paragraph">
                   <wp:posOffset>38311</wp:posOffset>
@@ -26,7 +26,7 @@
                 <wp:extent cx="6238875" cy="1562100"/>
                 <wp:effectExtent b="0" l="0" r="0" t="0"/>
                 <wp:wrapNone/>
-                <wp:docPr id="54" name=""/>
+                <wp:docPr id="56" name=""/>
                 <a:graphic>
                   <a:graphicData uri="http://schemas.microsoft.com/office/word/2010/wordprocessingGroup">
                     <wpg:wgp>
@@ -45,8 +45,8 @@
                           <a:xfrm>
                             <a:off x="2226563" y="2998950"/>
                             <a:ext cx="6238875" cy="1562100"/>
-                            <a:chOff x="0" y="0"/>
-                            <a:chExt cx="5991225" cy="1562100"/>
+                            <a:chOff x="2226550" y="2998950"/>
+                            <a:chExt cx="6238900" cy="1562100"/>
                           </a:xfrm>
                         </wpg:grpSpPr>
                         <wps:wsp>
@@ -54,8 +54,8 @@
                           <wps:cNvPr id="3" name="Shape 3"/>
                           <wps:spPr>
                             <a:xfrm>
-                              <a:off x="0" y="0"/>
-                              <a:ext cx="5991225" cy="1562100"/>
+                              <a:off x="2226550" y="2998950"/>
+                              <a:ext cx="6238900" cy="1562100"/>
                             </a:xfrm>
                             <a:prstGeom prst="rect">
                               <a:avLst/>
@@ -81,138 +81,181 @@
                             <a:noAutofit/>
                           </wps:bodyPr>
                         </wps:wsp>
-                        <wps:wsp>
-                          <wps:cNvSpPr/>
-                          <wps:cNvPr id="4" name="Shape 4"/>
-                          <wps:spPr>
+                        <wpg:grpSp>
+                          <wpg:cNvGrpSpPr/>
+                          <wpg:grpSpPr>
                             <a:xfrm>
-                              <a:off x="1024671" y="299473"/>
-                              <a:ext cx="4966554" cy="1262627"/>
+                              <a:off x="2226563" y="2998950"/>
+                              <a:ext cx="6238875" cy="1562100"/>
+                              <a:chOff x="0" y="0"/>
+                              <a:chExt cx="5991225" cy="1562100"/>
                             </a:xfrm>
-                            <a:prstGeom prst="rect">
-                              <a:avLst/>
-                            </a:prstGeom>
-                            <a:noFill/>
-                            <a:ln>
+                          </wpg:grpSpPr>
+                          <wps:wsp>
+                            <wps:cNvSpPr/>
+                            <wps:cNvPr id="5" name="Shape 5"/>
+                            <wps:spPr>
+                              <a:xfrm>
+                                <a:off x="0" y="0"/>
+                                <a:ext cx="5991225" cy="1562100"/>
+                              </a:xfrm>
+                              <a:prstGeom prst="rect">
+                                <a:avLst/>
+                              </a:prstGeom>
                               <a:noFill/>
-                            </a:ln>
-                          </wps:spPr>
-                          <wps:txbx>
-                            <w:txbxContent>
-                              <w:p>
-                                <w:pPr>
-                                  <w:spacing w:after="0" w:before="0" w:line="240"/>
-                                  <w:ind w:left="0" w:right="0" w:firstLine="0"/>
-                                  <w:jc w:val="left"/>
-                                  <w:textDirection w:val="btLr"/>
-                                </w:pPr>
-                              </w:p>
-                              <w:p>
-                                <w:pPr>
-                                  <w:spacing w:after="0" w:before="0" w:line="240"/>
-                                  <w:ind w:left="0" w:right="0" w:firstLine="0"/>
-                                  <w:jc w:val="left"/>
-                                  <w:textDirection w:val="btLr"/>
-                                </w:pPr>
-                                <w:r>
-                                  <w:rPr>
-                                    <w:rFonts w:ascii="Calibri" w:cs="Calibri" w:eastAsia="Calibri" w:hAnsi="Calibri"/>
-                                    <w:b w:val="1"/>
-                                    <w:i w:val="0"/>
-                                    <w:smallCaps w:val="0"/>
-                                    <w:strike w:val="0"/>
-                                    <w:color w:val="ff0000"/>
-                                    <w:sz w:val="48"/>
-                                    <w:vertAlign w:val="baseline"/>
-                                  </w:rPr>
-                                </w:r>
-                                <w:r>
-                                  <w:rPr>
-                                    <w:rFonts w:ascii="Calibri" w:cs="Calibri" w:eastAsia="Calibri" w:hAnsi="Calibri"/>
-                                    <w:b w:val="1"/>
-                                    <w:i w:val="0"/>
-                                    <w:smallCaps w:val="0"/>
-                                    <w:strike w:val="0"/>
-                                    <w:color w:val="1f3864"/>
-                                    <w:sz w:val="48"/>
-                                    <w:vertAlign w:val="baseline"/>
-                                  </w:rPr>
-                                  <w:t xml:space="preserve">Guía3. Informe final Proyecto APT </w:t>
-                                </w:r>
-                              </w:p>
-                              <w:p>
-                                <w:pPr>
-                                  <w:spacing w:after="0" w:before="0" w:line="240"/>
-                                  <w:ind w:left="0" w:right="0" w:firstLine="0"/>
-                                  <w:jc w:val="left"/>
-                                  <w:textDirection w:val="btLr"/>
-                                </w:pPr>
-                                <w:r>
-                                  <w:rPr>
-                                    <w:rFonts w:ascii="Calibri" w:cs="Calibri" w:eastAsia="Calibri" w:hAnsi="Calibri"/>
-                                    <w:b w:val="1"/>
-                                    <w:i w:val="0"/>
-                                    <w:smallCaps w:val="0"/>
-                                    <w:strike w:val="0"/>
-                                    <w:color w:val="1f3864"/>
-                                    <w:sz w:val="48"/>
-                                    <w:vertAlign w:val="baseline"/>
-                                  </w:rPr>
-                                </w:r>
-                                <w:r>
-                                  <w:rPr>
-                                    <w:rFonts w:ascii="Calibri" w:cs="Calibri" w:eastAsia="Calibri" w:hAnsi="Calibri"/>
-                                    <w:b w:val="1"/>
-                                    <w:i w:val="0"/>
-                                    <w:smallCaps w:val="0"/>
-                                    <w:strike w:val="0"/>
-                                    <w:color w:val="1f3864"/>
-                                    <w:sz w:val="48"/>
-                                    <w:vertAlign w:val="baseline"/>
-                                  </w:rPr>
-                                  <w:t xml:space="preserve">Asignatura Capstone</w:t>
-                                </w:r>
-                              </w:p>
-                            </w:txbxContent>
-                          </wps:txbx>
-                          <wps:bodyPr anchorCtr="0" anchor="t" bIns="45700" lIns="91425" spcFirstLastPara="1" rIns="91425" wrap="square" tIns="45700">
-                            <a:noAutofit/>
-                          </wps:bodyPr>
-                        </wps:wsp>
-                        <wps:wsp>
-                          <wps:cNvSpPr/>
-                          <wps:cNvPr id="5" name="Shape 5"/>
-                          <wps:spPr>
-                            <a:xfrm>
-                              <a:off x="0" y="0"/>
-                              <a:ext cx="993140" cy="1486894"/>
-                            </a:xfrm>
-                            <a:prstGeom prst="rect">
-                              <a:avLst/>
-                            </a:prstGeom>
-                            <a:solidFill>
-                              <a:srgbClr val="1F3864"/>
-                            </a:solidFill>
-                            <a:ln>
+                              <a:ln>
+                                <a:noFill/>
+                              </a:ln>
+                            </wps:spPr>
+                            <wps:txbx>
+                              <w:txbxContent>
+                                <w:p>
+                                  <w:pPr>
+                                    <w:spacing w:after="0" w:before="0" w:line="240"/>
+                                    <w:ind w:left="0" w:right="0" w:firstLine="0"/>
+                                    <w:jc w:val="left"/>
+                                    <w:textDirection w:val="btLr"/>
+                                  </w:pPr>
+                                </w:p>
+                              </w:txbxContent>
+                            </wps:txbx>
+                            <wps:bodyPr anchorCtr="0" anchor="ctr" bIns="91425" lIns="91425" spcFirstLastPara="1" rIns="91425" wrap="square" tIns="91425">
+                              <a:noAutofit/>
+                            </wps:bodyPr>
+                          </wps:wsp>
+                          <wps:wsp>
+                            <wps:cNvSpPr/>
+                            <wps:cNvPr id="6" name="Shape 6"/>
+                            <wps:spPr>
+                              <a:xfrm>
+                                <a:off x="1024671" y="299473"/>
+                                <a:ext cx="4966554" cy="1262627"/>
+                              </a:xfrm>
+                              <a:prstGeom prst="rect">
+                                <a:avLst/>
+                              </a:prstGeom>
                               <a:noFill/>
-                            </a:ln>
-                          </wps:spPr>
-                          <wps:txbx>
-                            <w:txbxContent>
-                              <w:p>
-                                <w:pPr>
-                                  <w:spacing w:after="0" w:before="0" w:line="240"/>
-                                  <w:ind w:left="0" w:right="0" w:firstLine="0"/>
-                                  <w:jc w:val="left"/>
-                                  <w:textDirection w:val="btLr"/>
-                                </w:pPr>
-                              </w:p>
-                            </w:txbxContent>
-                          </wps:txbx>
-                          <wps:bodyPr anchorCtr="0" anchor="ctr" bIns="91425" lIns="91425" spcFirstLastPara="1" rIns="91425" wrap="square" tIns="91425">
-                            <a:noAutofit/>
-                          </wps:bodyPr>
-                        </wps:wsp>
+                              <a:ln>
+                                <a:noFill/>
+                              </a:ln>
+                            </wps:spPr>
+                            <wps:txbx>
+                              <w:txbxContent>
+                                <w:p>
+                                  <w:pPr>
+                                    <w:spacing w:after="0" w:before="0" w:line="240"/>
+                                    <w:ind w:left="0" w:right="0" w:firstLine="0"/>
+                                    <w:jc w:val="left"/>
+                                    <w:textDirection w:val="btLr"/>
+                                  </w:pPr>
+                                </w:p>
+                                <w:p>
+                                  <w:pPr>
+                                    <w:spacing w:after="0" w:before="0" w:line="240"/>
+                                    <w:ind w:left="0" w:right="0" w:firstLine="0"/>
+                                    <w:jc w:val="left"/>
+                                    <w:textDirection w:val="btLr"/>
+                                  </w:pPr>
+                                  <w:r>
+                                    <w:rPr>
+                                      <w:rFonts w:ascii="Arial" w:cs="Arial" w:eastAsia="Arial" w:hAnsi="Arial"/>
+                                      <w:b w:val="0"/>
+                                      <w:i w:val="0"/>
+                                      <w:smallCaps w:val="0"/>
+                                      <w:strike w:val="0"/>
+                                      <w:color w:val="000000"/>
+                                      <w:sz w:val="28"/>
+                                      <w:vertAlign w:val="baseline"/>
+                                    </w:rPr>
+                                  </w:r>
+                                  <w:r>
+                                    <w:rPr>
+                                      <w:rFonts w:ascii="Calibri" w:cs="Calibri" w:eastAsia="Calibri" w:hAnsi="Calibri"/>
+                                      <w:b w:val="1"/>
+                                      <w:i w:val="0"/>
+                                      <w:smallCaps w:val="0"/>
+                                      <w:strike w:val="0"/>
+                                      <w:color w:val="1f3864"/>
+                                      <w:sz w:val="48"/>
+                                      <w:vertAlign w:val="baseline"/>
+                                    </w:rPr>
+                                    <w:t xml:space="preserve">Guía3. Informe final Proyecto APT </w:t>
+                                  </w:r>
+                                </w:p>
+                                <w:p>
+                                  <w:pPr>
+                                    <w:spacing w:after="0" w:before="0" w:line="240"/>
+                                    <w:ind w:left="0" w:right="0" w:firstLine="0"/>
+                                    <w:jc w:val="left"/>
+                                    <w:textDirection w:val="btLr"/>
+                                  </w:pPr>
+                                  <w:r>
+                                    <w:rPr>
+                                      <w:rFonts w:ascii="Calibri" w:cs="Calibri" w:eastAsia="Calibri" w:hAnsi="Calibri"/>
+                                      <w:b w:val="1"/>
+                                      <w:i w:val="0"/>
+                                      <w:smallCaps w:val="0"/>
+                                      <w:strike w:val="0"/>
+                                      <w:color w:val="1f3864"/>
+                                      <w:sz w:val="48"/>
+                                      <w:vertAlign w:val="baseline"/>
+                                    </w:rPr>
+                                  </w:r>
+                                  <w:r>
+                                    <w:rPr>
+                                      <w:rFonts w:ascii="Calibri" w:cs="Calibri" w:eastAsia="Calibri" w:hAnsi="Calibri"/>
+                                      <w:b w:val="1"/>
+                                      <w:i w:val="0"/>
+                                      <w:smallCaps w:val="0"/>
+                                      <w:strike w:val="0"/>
+                                      <w:color w:val="1f3864"/>
+                                      <w:sz w:val="48"/>
+                                      <w:vertAlign w:val="baseline"/>
+                                    </w:rPr>
+                                    <w:t xml:space="preserve">Asignatura Capstone</w:t>
+                                  </w:r>
+                                </w:p>
+                              </w:txbxContent>
+                            </wps:txbx>
+                            <wps:bodyPr anchorCtr="0" anchor="t" bIns="45700" lIns="91425" spcFirstLastPara="1" rIns="91425" wrap="square" tIns="45700">
+                              <a:noAutofit/>
+                            </wps:bodyPr>
+                          </wps:wsp>
+                          <wps:wsp>
+                            <wps:cNvSpPr/>
+                            <wps:cNvPr id="7" name="Shape 7"/>
+                            <wps:spPr>
+                              <a:xfrm>
+                                <a:off x="0" y="0"/>
+                                <a:ext cx="993140" cy="1486894"/>
+                              </a:xfrm>
+                              <a:prstGeom prst="rect">
+                                <a:avLst/>
+                              </a:prstGeom>
+                              <a:solidFill>
+                                <a:srgbClr val="1F3864"/>
+                              </a:solidFill>
+                              <a:ln>
+                                <a:noFill/>
+                              </a:ln>
+                            </wps:spPr>
+                            <wps:txbx>
+                              <w:txbxContent>
+                                <w:p>
+                                  <w:pPr>
+                                    <w:spacing w:after="0" w:before="0" w:line="240"/>
+                                    <w:ind w:left="0" w:right="0" w:firstLine="0"/>
+                                    <w:jc w:val="left"/>
+                                    <w:textDirection w:val="btLr"/>
+                                  </w:pPr>
+                                </w:p>
+                              </w:txbxContent>
+                            </wps:txbx>
+                            <wps:bodyPr anchorCtr="0" anchor="ctr" bIns="91425" lIns="91425" spcFirstLastPara="1" rIns="91425" wrap="square" tIns="91425">
+                              <a:noAutofit/>
+                            </wps:bodyPr>
+                          </wps:wsp>
+                        </wpg:grpSp>
                       </wpg:grpSp>
                     </wpg:wgp>
                   </a:graphicData>
@@ -225,7 +268,7 @@
               <wp:anchor allowOverlap="1" behindDoc="0" distB="0" distT="0" distL="114300" distR="114300" hidden="0" layoutInCell="1" locked="0" relativeHeight="0" simplePos="0">
                 <wp:simplePos x="0" y="0"/>
                 <wp:positionH relativeFrom="column">
-                  <wp:posOffset>-313900</wp:posOffset>
+                  <wp:posOffset>-313898</wp:posOffset>
                 </wp:positionH>
                 <wp:positionV relativeFrom="paragraph">
                   <wp:posOffset>38311</wp:posOffset>
@@ -233,7 +276,7 @@
                 <wp:extent cx="6238875" cy="1562100"/>
                 <wp:effectExtent b="0" l="0" r="0" t="0"/>
                 <wp:wrapNone/>
-                <wp:docPr id="54" name="image2.png"/>
+                <wp:docPr id="56" name="image2.png"/>
                 <a:graphic>
                   <a:graphicData uri="http://schemas.openxmlformats.org/drawingml/2006/picture">
                     <pic:pic>
@@ -298,23 +341,6 @@
     <w:p>
       <w:pPr>
         <w:rPr/>
-      </w:pPr>
-      <w:r>
-        <w:rPr>
-          <w:rtl w:val="0"/>
-        </w:rPr>
-      </w:r>
-    </w:p>
-    <w:p>
-      <w:pPr>
-        <w:rPr>
-          <w:rFonts w:ascii="Calibri" w:cs="Calibri" w:eastAsia="Calibri" w:hAnsi="Calibri"/>
-          <w:b w:val="1"/>
-          <w:bCs w:val="1"/>
-          <w:color w:val="2f5496"/>
-          <w:sz w:val="26"/>
-          <w:szCs w:val="26"/>
-        </w:rPr>
       </w:pPr>
       <w:r>
         <w:rPr>
@@ -413,7 +439,6 @@
             <w:pPr>
               <w:keepNext w:val="0"/>
               <w:keepLines w:val="0"/>
-              <w:pageBreakBefore w:val="0"/>
               <w:widowControl w:val="1"/>
               <w:pBdr>
                 <w:top w:space="0" w:sz="0" w:val="nil"/>
@@ -448,15 +473,28 @@
             </w:pPr>
             <w:r>
               <w:rPr>
-                <w:rtl w:val="0"/>
-              </w:rPr>
+                <w:rFonts w:ascii="Calibri" w:cs="Calibri" w:eastAsia="Calibri" w:hAnsi="Calibri"/>
+                <w:b w:val="0"/>
+                <w:bCs w:val="0"/>
+                <w:i w:val="0"/>
+                <w:iCs w:val="0"/>
+                <w:smallCaps w:val="0"/>
+                <w:strike w:val="0"/>
+                <w:color w:val="1f3864"/>
+                <w:sz w:val="22"/>
+                <w:szCs w:val="22"/>
+                <w:u w:val="none"/>
+                <w:shd w:fill="auto" w:val="clear"/>
+                <w:vertAlign w:val="baseline"/>
+                <w:rtl w:val="0"/>
+              </w:rPr>
+              <w:t xml:space="preserve">El objetivo de este informe es que describas los aspectos más relevantes de tu Proyecto APT. Es importante que fundamentes las decisiones que tuviste que tomar a lo largo del proceso. </w:t>
             </w:r>
           </w:p>
           <w:p>
             <w:pPr>
               <w:keepNext w:val="0"/>
               <w:keepLines w:val="0"/>
-              <w:pageBreakBefore w:val="0"/>
               <w:widowControl w:val="1"/>
               <w:pBdr>
                 <w:top w:space="0" w:sz="0" w:val="nil"/>
@@ -491,29 +529,14 @@
             </w:pPr>
             <w:r>
               <w:rPr>
-                <w:rFonts w:ascii="Calibri" w:cs="Calibri" w:eastAsia="Calibri" w:hAnsi="Calibri"/>
-                <w:b w:val="0"/>
-                <w:bCs w:val="0"/>
-                <w:i w:val="0"/>
-                <w:iCs w:val="0"/>
-                <w:smallCaps w:val="0"/>
-                <w:strike w:val="0"/>
-                <w:color w:val="1f3864"/>
-                <w:sz w:val="22"/>
-                <w:szCs w:val="22"/>
-                <w:u w:val="none"/>
-                <w:shd w:fill="auto" w:val="clear"/>
-                <w:vertAlign w:val="baseline"/>
-                <w:rtl w:val="0"/>
-              </w:rPr>
-              <w:t xml:space="preserve">El objetivo de este informe es que describas los aspectos más relevantes de tu Proyecto APT. Es importante que fundamentes las decisiones que tuviste que tomar a lo largo del proceso. </w:t>
+                <w:rtl w:val="0"/>
+              </w:rPr>
             </w:r>
           </w:p>
           <w:p>
             <w:pPr>
               <w:keepNext w:val="0"/>
               <w:keepLines w:val="0"/>
-              <w:pageBreakBefore w:val="0"/>
               <w:widowControl w:val="1"/>
               <w:pBdr>
                 <w:top w:space="0" w:sz="0" w:val="nil"/>
@@ -532,49 +555,6 @@
               <w:jc w:val="both"/>
               <w:rPr>
                 <w:rFonts w:ascii="Calibri" w:cs="Calibri" w:eastAsia="Calibri" w:hAnsi="Calibri"/>
-                <w:b w:val="0"/>
-                <w:bCs w:val="0"/>
-                <w:i w:val="0"/>
-                <w:iCs w:val="0"/>
-                <w:smallCaps w:val="0"/>
-                <w:strike w:val="0"/>
-                <w:color w:val="1f3864"/>
-                <w:sz w:val="22"/>
-                <w:szCs w:val="22"/>
-                <w:u w:val="none"/>
-                <w:shd w:fill="auto" w:val="clear"/>
-                <w:vertAlign w:val="baseline"/>
-              </w:rPr>
-            </w:pPr>
-            <w:r>
-              <w:rPr>
-                <w:rtl w:val="0"/>
-              </w:rPr>
-            </w:r>
-          </w:p>
-          <w:p>
-            <w:pPr>
-              <w:keepNext w:val="0"/>
-              <w:keepLines w:val="0"/>
-              <w:pageBreakBefore w:val="0"/>
-              <w:widowControl w:val="1"/>
-              <w:pBdr>
-                <w:top w:space="0" w:sz="0" w:val="nil"/>
-                <w:left w:space="0" w:sz="0" w:val="nil"/>
-                <w:bottom w:space="0" w:sz="0" w:val="nil"/>
-                <w:right w:space="0" w:sz="0" w:val="nil"/>
-                <w:between w:space="0" w:sz="0" w:val="nil"/>
-              </w:pBdr>
-              <w:shd w:fill="auto" w:val="clear"/>
-              <w:tabs>
-                <w:tab w:val="center" w:leader="none" w:pos="4419"/>
-                <w:tab w:val="right" w:leader="none" w:pos="8838"/>
-              </w:tabs>
-              <w:spacing w:after="0" w:before="0" w:line="240" w:lineRule="auto"/>
-              <w:ind w:left="0" w:right="0" w:firstLine="0"/>
-              <w:jc w:val="both"/>
-              <w:rPr>
-                <w:rFonts w:ascii="Calibri" w:cs="Calibri" w:eastAsia="Calibri" w:hAnsi="Calibri"/>
                 <w:b w:val="1"/>
                 <w:bCs w:val="1"/>
                 <w:i w:val="0"/>
@@ -633,7 +613,7 @@
     <w:tbl>
       <w:tblPr>
         <w:tblStyle w:val="Table2"/>
-        <w:tblW w:w="9781.0" w:type="dxa"/>
+        <w:tblW w:w="9780.0" w:type="dxa"/>
         <w:jc w:val="left"/>
         <w:tblInd w:w="-572.0" w:type="dxa"/>
         <w:tblBorders>
@@ -648,12 +628,12 @@
         <w:tblLook w:val="0400"/>
       </w:tblPr>
       <w:tblGrid>
-        <w:gridCol w:w="3159"/>
-        <w:gridCol w:w="6622"/>
+        <w:gridCol w:w="1470"/>
+        <w:gridCol w:w="8310"/>
         <w:tblGridChange w:id="0">
           <w:tblGrid>
-            <w:gridCol w:w="3159"/>
-            <w:gridCol w:w="6622"/>
+            <w:gridCol w:w="1470"/>
+            <w:gridCol w:w="8310"/>
           </w:tblGrid>
         </w:tblGridChange>
       </w:tblGrid>
@@ -670,14 +650,14 @@
           <w:p>
             <w:pPr>
               <w:rPr>
-                <w:rFonts w:ascii="Calibri" w:cs="Calibri" w:eastAsia="Calibri" w:hAnsi="Calibri"/>
-                <w:color w:val="1f3864"/>
-              </w:rPr>
-            </w:pPr>
-            <w:r>
-              <w:rPr>
-                <w:rFonts w:ascii="Calibri" w:cs="Calibri" w:eastAsia="Calibri" w:hAnsi="Calibri"/>
-                <w:color w:val="1f3864"/>
+                <w:sz w:val="20"/>
+                <w:szCs w:val="20"/>
+              </w:rPr>
+            </w:pPr>
+            <w:r>
+              <w:rPr>
+                <w:sz w:val="20"/>
+                <w:szCs w:val="20"/>
                 <w:rtl w:val="0"/>
               </w:rPr>
               <w:t xml:space="preserve">Nombre del proyecto</w:t>
@@ -693,24 +673,19 @@
               <w:rPr>
                 <w:b w:val="1"/>
                 <w:bCs w:val="1"/>
-              </w:rPr>
-            </w:pPr>
-            <w:r>
-              <w:rPr>
-                <w:rFonts w:ascii="Calibri" w:cs="Calibri" w:eastAsia="Calibri" w:hAnsi="Calibri"/>
-                <w:i w:val="1"/>
-                <w:iCs w:val="1"/>
-                <w:color w:val="548dd4"/>
-                <w:sz w:val="20"/>
-                <w:szCs w:val="20"/>
-                <w:rtl w:val="0"/>
-              </w:rPr>
-              <w:t xml:space="preserve">Escribe el nombre de tu Proyecto APT.</w:t>
-            </w:r>
-            <w:r>
-              <w:rPr>
-                <w:rtl w:val="0"/>
-              </w:rPr>
+                <w:sz w:val="20"/>
+                <w:szCs w:val="20"/>
+              </w:rPr>
+            </w:pPr>
+            <w:r>
+              <w:rPr>
+                <w:b w:val="1"/>
+                <w:bCs w:val="1"/>
+                <w:sz w:val="20"/>
+                <w:szCs w:val="20"/>
+                <w:rtl w:val="0"/>
+              </w:rPr>
+              <w:t xml:space="preserve">SYNTRO</w:t>
             </w:r>
           </w:p>
         </w:tc>
@@ -728,14 +703,14 @@
           <w:p>
             <w:pPr>
               <w:rPr>
-                <w:rFonts w:ascii="Calibri" w:cs="Calibri" w:eastAsia="Calibri" w:hAnsi="Calibri"/>
-                <w:color w:val="1f3864"/>
-              </w:rPr>
-            </w:pPr>
-            <w:r>
-              <w:rPr>
-                <w:rFonts w:ascii="Calibri" w:cs="Calibri" w:eastAsia="Calibri" w:hAnsi="Calibri"/>
-                <w:color w:val="1f3864"/>
+                <w:sz w:val="20"/>
+                <w:szCs w:val="20"/>
+              </w:rPr>
+            </w:pPr>
+            <w:r>
+              <w:rPr>
+                <w:sz w:val="20"/>
+                <w:szCs w:val="20"/>
                 <w:rtl w:val="0"/>
               </w:rPr>
               <w:t xml:space="preserve">Área (s) de desempeño(s)</w:t>
@@ -749,24 +724,19 @@
           <w:p>
             <w:pPr>
               <w:spacing w:after="240" w:before="240" w:lineRule="auto"/>
-              <w:rPr>
-                <w:i w:val="1"/>
-                <w:iCs w:val="1"/>
-                <w:color w:val="548dd4"/>
-                <w:sz w:val="20"/>
-                <w:szCs w:val="20"/>
-              </w:rPr>
-            </w:pPr>
-            <w:r>
-              <w:rPr>
-                <w:i w:val="1"/>
-                <w:iCs w:val="1"/>
-                <w:color w:val="548dd4"/>
-                <w:sz w:val="20"/>
-                <w:szCs w:val="20"/>
-                <w:rtl w:val="0"/>
-              </w:rPr>
-              <w:t xml:space="preserve">Durante el desarrollo del Proyecto APT abordamos principalmente las siguientes áreas de desempeño de la carrera de Ingeniería en Informática:</w:t>
+              <w:jc w:val="both"/>
+              <w:rPr>
+                <w:sz w:val="20"/>
+                <w:szCs w:val="20"/>
+              </w:rPr>
+            </w:pPr>
+            <w:r>
+              <w:rPr>
+                <w:sz w:val="20"/>
+                <w:szCs w:val="20"/>
+                <w:rtl w:val="0"/>
+              </w:rPr>
+              <w:t xml:space="preserve">Durante el desarrollo de SYNTRO abordamos las siguientes áreas de desempeño, aplicándolas de la siguiente manera en el proyecto:</w:t>
             </w:r>
           </w:p>
           <w:p>
@@ -775,48 +745,38 @@
                 <w:ilvl w:val="0"/>
                 <w:numId w:val="4"/>
               </w:numPr>
-              <w:spacing w:after="0" w:afterAutospacing="0" w:before="240" w:lineRule="auto"/>
-              <w:ind w:left="720" w:hanging="360"/>
+              <w:spacing w:after="0" w:before="240" w:lineRule="auto"/>
+              <w:ind w:left="720" w:hanging="360"/>
+              <w:jc w:val="both"/>
               <w:rPr>
                 <w:b w:val="1"/>
                 <w:bCs w:val="1"/>
-              </w:rPr>
-            </w:pPr>
-            <w:r>
-              <w:rPr>
-                <w:i w:val="1"/>
-                <w:iCs w:val="1"/>
-                <w:color w:val="548dd4"/>
-                <w:sz w:val="20"/>
-                <w:szCs w:val="20"/>
-                <w:rtl w:val="0"/>
-              </w:rPr>
-              <w:t xml:space="preserve">Desarrollo de software.</w:t>
-            </w:r>
-          </w:p>
-          <w:p>
-            <w:pPr>
-              <w:numPr>
-                <w:ilvl w:val="0"/>
-                <w:numId w:val="4"/>
-              </w:numPr>
-              <w:spacing w:after="0" w:afterAutospacing="0" w:before="0" w:beforeAutospacing="0" w:lineRule="auto"/>
-              <w:ind w:left="720" w:hanging="360"/>
+                <w:sz w:val="20"/>
+                <w:szCs w:val="20"/>
+              </w:rPr>
+            </w:pPr>
+            <w:r>
               <w:rPr>
                 <w:b w:val="1"/>
                 <w:bCs w:val="1"/>
-              </w:rPr>
-            </w:pPr>
-            <w:r>
-              <w:rPr>
-                <w:i w:val="1"/>
-                <w:iCs w:val="1"/>
-                <w:color w:val="548dd4"/>
-                <w:sz w:val="20"/>
-                <w:szCs w:val="20"/>
-                <w:rtl w:val="0"/>
-              </w:rPr>
-              <w:t xml:space="preserve">Diseño y gestión de requisitos.</w:t>
+                <w:sz w:val="20"/>
+                <w:szCs w:val="20"/>
+                <w:rtl w:val="0"/>
+              </w:rPr>
+              <w:t xml:space="preserve">Desarrollo de software</w:t>
+            </w:r>
+            <w:r>
+              <w:rPr>
+                <w:sz w:val="20"/>
+                <w:szCs w:val="20"/>
+                <w:rtl w:val="0"/>
+              </w:rPr>
+              <w:t xml:space="preserve">: se implementó y evolucionó una plataforma web que integra mapa interactivo, inventario tecnológico, usuarios, auditoría, respaldos y funciones de escaneo de red.</w:t>
+            </w:r>
+            <w:r>
+              <w:rPr>
+                <w:rtl w:val="0"/>
+              </w:rPr>
             </w:r>
           </w:p>
           <w:p>
@@ -825,48 +785,38 @@
                 <w:ilvl w:val="0"/>
                 <w:numId w:val="4"/>
               </w:numPr>
-              <w:spacing w:after="0" w:afterAutospacing="0" w:before="0" w:beforeAutospacing="0" w:lineRule="auto"/>
-              <w:ind w:left="720" w:hanging="360"/>
+              <w:spacing w:after="0" w:before="0" w:lineRule="auto"/>
+              <w:ind w:left="720" w:hanging="360"/>
+              <w:jc w:val="both"/>
               <w:rPr>
                 <w:b w:val="1"/>
                 <w:bCs w:val="1"/>
-              </w:rPr>
-            </w:pPr>
-            <w:r>
-              <w:rPr>
-                <w:i w:val="1"/>
-                <w:iCs w:val="1"/>
-                <w:color w:val="548dd4"/>
-                <w:sz w:val="20"/>
-                <w:szCs w:val="20"/>
-                <w:rtl w:val="0"/>
-              </w:rPr>
-              <w:t xml:space="preserve">Modelamiento y gestión de bases de datos.</w:t>
-            </w:r>
-          </w:p>
-          <w:p>
-            <w:pPr>
-              <w:numPr>
-                <w:ilvl w:val="0"/>
-                <w:numId w:val="4"/>
-              </w:numPr>
-              <w:spacing w:after="0" w:afterAutospacing="0" w:before="0" w:beforeAutospacing="0" w:lineRule="auto"/>
-              <w:ind w:left="720" w:hanging="360"/>
+                <w:sz w:val="20"/>
+                <w:szCs w:val="20"/>
+              </w:rPr>
+            </w:pPr>
+            <w:r>
               <w:rPr>
                 <w:b w:val="1"/>
                 <w:bCs w:val="1"/>
-              </w:rPr>
-            </w:pPr>
-            <w:r>
-              <w:rPr>
-                <w:i w:val="1"/>
-                <w:iCs w:val="1"/>
-                <w:color w:val="548dd4"/>
-                <w:sz w:val="20"/>
-                <w:szCs w:val="20"/>
-                <w:rtl w:val="0"/>
-              </w:rPr>
-              <w:t xml:space="preserve">Arquitectura de software.</w:t>
+                <w:sz w:val="20"/>
+                <w:szCs w:val="20"/>
+                <w:rtl w:val="0"/>
+              </w:rPr>
+              <w:t xml:space="preserve">Diseño y gestión de requisitos</w:t>
+            </w:r>
+            <w:r>
+              <w:rPr>
+                <w:sz w:val="20"/>
+                <w:szCs w:val="20"/>
+                <w:rtl w:val="0"/>
+              </w:rPr>
+              <w:t xml:space="preserve">: se levantaron, analizaron y documentaron requisitos funcionales y no funcionales, actores, reglas de negocio, casos de uso, alcance y controles de cambio.</w:t>
+            </w:r>
+            <w:r>
+              <w:rPr>
+                <w:rtl w:val="0"/>
+              </w:rPr>
             </w:r>
           </w:p>
           <w:p>
@@ -875,48 +825,38 @@
                 <w:ilvl w:val="0"/>
                 <w:numId w:val="4"/>
               </w:numPr>
-              <w:spacing w:after="0" w:afterAutospacing="0" w:before="0" w:beforeAutospacing="0" w:lineRule="auto"/>
-              <w:ind w:left="720" w:hanging="360"/>
+              <w:spacing w:after="0" w:before="0" w:lineRule="auto"/>
+              <w:ind w:left="720" w:hanging="360"/>
+              <w:jc w:val="both"/>
               <w:rPr>
                 <w:b w:val="1"/>
                 <w:bCs w:val="1"/>
-              </w:rPr>
-            </w:pPr>
-            <w:r>
-              <w:rPr>
-                <w:i w:val="1"/>
-                <w:iCs w:val="1"/>
-                <w:color w:val="548dd4"/>
-                <w:sz w:val="20"/>
-                <w:szCs w:val="20"/>
-                <w:rtl w:val="0"/>
-              </w:rPr>
-              <w:t xml:space="preserve">Integración de plataformas.</w:t>
-            </w:r>
-          </w:p>
-          <w:p>
-            <w:pPr>
-              <w:numPr>
-                <w:ilvl w:val="0"/>
-                <w:numId w:val="4"/>
-              </w:numPr>
-              <w:spacing w:after="0" w:afterAutospacing="0" w:before="0" w:beforeAutospacing="0" w:lineRule="auto"/>
-              <w:ind w:left="720" w:hanging="360"/>
+                <w:sz w:val="20"/>
+                <w:szCs w:val="20"/>
+              </w:rPr>
+            </w:pPr>
+            <w:r>
               <w:rPr>
                 <w:b w:val="1"/>
                 <w:bCs w:val="1"/>
-              </w:rPr>
-            </w:pPr>
-            <w:r>
-              <w:rPr>
-                <w:i w:val="1"/>
-                <w:iCs w:val="1"/>
-                <w:color w:val="548dd4"/>
-                <w:sz w:val="20"/>
-                <w:szCs w:val="20"/>
-                <w:rtl w:val="0"/>
-              </w:rPr>
-              <w:t xml:space="preserve">Calidad de software.</w:t>
+                <w:sz w:val="20"/>
+                <w:szCs w:val="20"/>
+                <w:rtl w:val="0"/>
+              </w:rPr>
+              <w:t xml:space="preserve">Modelamiento y gestión de bases de datos</w:t>
+            </w:r>
+            <w:r>
+              <w:rPr>
+                <w:sz w:val="20"/>
+                <w:szCs w:val="20"/>
+                <w:rtl w:val="0"/>
+              </w:rPr>
+              <w:t xml:space="preserve">: se definieron las entidades y relaciones necesarias para representar activos, ubicaciones, usuarios y trazabilidad, junto con mecanismos de importación y respaldo de información.</w:t>
+            </w:r>
+            <w:r>
+              <w:rPr>
+                <w:rtl w:val="0"/>
+              </w:rPr>
             </w:r>
           </w:p>
           <w:p>
@@ -925,48 +865,198 @@
                 <w:ilvl w:val="0"/>
                 <w:numId w:val="4"/>
               </w:numPr>
-              <w:spacing w:after="0" w:afterAutospacing="0" w:before="0" w:beforeAutospacing="0" w:lineRule="auto"/>
-              <w:ind w:left="720" w:hanging="360"/>
+              <w:spacing w:after="0" w:before="0" w:lineRule="auto"/>
+              <w:ind w:left="720" w:hanging="360"/>
+              <w:jc w:val="both"/>
               <w:rPr>
                 <w:b w:val="1"/>
                 <w:bCs w:val="1"/>
-              </w:rPr>
-            </w:pPr>
-            <w:r>
-              <w:rPr>
-                <w:i w:val="1"/>
-                <w:iCs w:val="1"/>
-                <w:color w:val="548dd4"/>
-                <w:sz w:val="20"/>
-                <w:szCs w:val="20"/>
-                <w:rtl w:val="0"/>
-              </w:rPr>
-              <w:t xml:space="preserve">Gestión de proyectos tecnológicos.</w:t>
-            </w:r>
-          </w:p>
-          <w:p>
-            <w:pPr>
-              <w:numPr>
-                <w:ilvl w:val="0"/>
-                <w:numId w:val="4"/>
-              </w:numPr>
-              <w:spacing w:after="240" w:before="0" w:beforeAutospacing="0" w:lineRule="auto"/>
-              <w:ind w:left="720" w:hanging="360"/>
+                <w:sz w:val="20"/>
+                <w:szCs w:val="20"/>
+              </w:rPr>
+            </w:pPr>
+            <w:r>
               <w:rPr>
                 <w:b w:val="1"/>
                 <w:bCs w:val="1"/>
-              </w:rPr>
-            </w:pPr>
-            <w:r>
-              <w:rPr>
-                <w:i w:val="1"/>
-                <w:iCs w:val="1"/>
-                <w:color w:val="548dd4"/>
-                <w:sz w:val="20"/>
-                <w:szCs w:val="20"/>
-                <w:rtl w:val="0"/>
-              </w:rPr>
-              <w:t xml:space="preserve">Seguridad de sistemas y control de acceso.</w:t>
+                <w:sz w:val="20"/>
+                <w:szCs w:val="20"/>
+                <w:rtl w:val="0"/>
+              </w:rPr>
+              <w:t xml:space="preserve">Arquitectura de software</w:t>
+            </w:r>
+            <w:r>
+              <w:rPr>
+                <w:sz w:val="20"/>
+                <w:szCs w:val="20"/>
+                <w:rtl w:val="0"/>
+              </w:rPr>
+              <w:t xml:space="preserve">: se documentó una arquitectura de alto nivel que separa interfaz web, lógica de aplicación, persistencia de datos y componentes de observación de red, considerando un despliegue on-premise.</w:t>
+            </w:r>
+            <w:r>
+              <w:rPr>
+                <w:rtl w:val="0"/>
+              </w:rPr>
+            </w:r>
+          </w:p>
+          <w:p>
+            <w:pPr>
+              <w:numPr>
+                <w:ilvl w:val="0"/>
+                <w:numId w:val="4"/>
+              </w:numPr>
+              <w:spacing w:after="0" w:before="0" w:lineRule="auto"/>
+              <w:ind w:left="720" w:hanging="360"/>
+              <w:jc w:val="both"/>
+              <w:rPr>
+                <w:b w:val="1"/>
+                <w:bCs w:val="1"/>
+                <w:sz w:val="20"/>
+                <w:szCs w:val="20"/>
+              </w:rPr>
+            </w:pPr>
+            <w:r>
+              <w:rPr>
+                <w:b w:val="1"/>
+                <w:bCs w:val="1"/>
+                <w:sz w:val="20"/>
+                <w:szCs w:val="20"/>
+                <w:rtl w:val="0"/>
+              </w:rPr>
+              <w:t xml:space="preserve">Integración de plataformas</w:t>
+            </w:r>
+            <w:r>
+              <w:rPr>
+                <w:sz w:val="20"/>
+                <w:szCs w:val="20"/>
+                <w:rtl w:val="0"/>
+              </w:rPr>
+              <w:t xml:space="preserve">: se relacionaron mapa, inventario, autenticación, auditoría y escaneo de red para que la información física y tecnológica pudiera consultarse de forma centralizada y coherente.</w:t>
+            </w:r>
+            <w:r>
+              <w:rPr>
+                <w:rtl w:val="0"/>
+              </w:rPr>
+            </w:r>
+          </w:p>
+          <w:p>
+            <w:pPr>
+              <w:numPr>
+                <w:ilvl w:val="0"/>
+                <w:numId w:val="4"/>
+              </w:numPr>
+              <w:spacing w:after="0" w:before="0" w:lineRule="auto"/>
+              <w:ind w:left="720" w:hanging="360"/>
+              <w:jc w:val="both"/>
+              <w:rPr>
+                <w:b w:val="1"/>
+                <w:bCs w:val="1"/>
+                <w:sz w:val="20"/>
+                <w:szCs w:val="20"/>
+              </w:rPr>
+            </w:pPr>
+            <w:r>
+              <w:rPr>
+                <w:b w:val="1"/>
+                <w:bCs w:val="1"/>
+                <w:sz w:val="20"/>
+                <w:szCs w:val="20"/>
+                <w:rtl w:val="0"/>
+              </w:rPr>
+              <w:t xml:space="preserve">Calidad de software</w:t>
+            </w:r>
+            <w:r>
+              <w:rPr>
+                <w:sz w:val="20"/>
+                <w:szCs w:val="20"/>
+                <w:rtl w:val="0"/>
+              </w:rPr>
+              <w:t xml:space="preserve">: se definieron criterios verificables, trazabilidad entre requisitos y evidencias, y validaciones funcionales e integración; la consolidación formal de pruebas se mantiene como parte del cierre de Fase 2.</w:t>
+            </w:r>
+            <w:r>
+              <w:rPr>
+                <w:rtl w:val="0"/>
+              </w:rPr>
+            </w:r>
+          </w:p>
+          <w:p>
+            <w:pPr>
+              <w:numPr>
+                <w:ilvl w:val="0"/>
+                <w:numId w:val="4"/>
+              </w:numPr>
+              <w:spacing w:after="0" w:before="0" w:lineRule="auto"/>
+              <w:ind w:left="720" w:hanging="360"/>
+              <w:jc w:val="both"/>
+              <w:rPr>
+                <w:b w:val="1"/>
+                <w:bCs w:val="1"/>
+                <w:sz w:val="20"/>
+                <w:szCs w:val="20"/>
+              </w:rPr>
+            </w:pPr>
+            <w:r>
+              <w:rPr>
+                <w:b w:val="1"/>
+                <w:bCs w:val="1"/>
+                <w:sz w:val="20"/>
+                <w:szCs w:val="20"/>
+                <w:rtl w:val="0"/>
+              </w:rPr>
+              <w:t xml:space="preserve">Gestión de proyectos tecnológicos</w:t>
+            </w:r>
+            <w:r>
+              <w:rPr>
+                <w:sz w:val="20"/>
+                <w:szCs w:val="20"/>
+                <w:rtl w:val="0"/>
+              </w:rPr>
+              <w:t xml:space="preserve">: se utilizaron Acta de Constitución, planificación, Carta Gantt, matriz RACI, reuniones de seguimiento, control de cambios y documentación bajo una metodología en Cascada.</w:t>
+            </w:r>
+            <w:r>
+              <w:rPr>
+                <w:rtl w:val="0"/>
+              </w:rPr>
+            </w:r>
+          </w:p>
+          <w:p>
+            <w:pPr>
+              <w:numPr>
+                <w:ilvl w:val="0"/>
+                <w:numId w:val="4"/>
+              </w:numPr>
+              <w:spacing w:after="240" w:before="0" w:lineRule="auto"/>
+              <w:ind w:left="720" w:hanging="360"/>
+              <w:jc w:val="both"/>
+              <w:rPr>
+                <w:b w:val="1"/>
+                <w:bCs w:val="1"/>
+                <w:sz w:val="20"/>
+                <w:szCs w:val="20"/>
+              </w:rPr>
+            </w:pPr>
+            <w:r>
+              <w:rPr>
+                <w:b w:val="1"/>
+                <w:bCs w:val="1"/>
+                <w:sz w:val="20"/>
+                <w:szCs w:val="20"/>
+                <w:rtl w:val="0"/>
+              </w:rPr>
+              <w:t xml:space="preserve">Seguridad de sistemas y control de acceso</w:t>
+            </w:r>
+            <w:r>
+              <w:rPr>
+                <w:sz w:val="20"/>
+                <w:szCs w:val="20"/>
+                <w:rtl w:val="0"/>
+              </w:rPr>
+              <w:t xml:space="preserve">: se incorporaron autenticación, autorización por roles, mínimo privilegio, auditoría, resguardo de datos, privacidad y sanitización de evidencias para el contexto institucional.</w:t>
+            </w:r>
+            <w:r>
+              <w:rPr>
+                <w:rtl w:val="0"/>
+              </w:rPr>
             </w:r>
           </w:p>
         </w:tc>
@@ -984,14 +1074,14 @@
           <w:p>
             <w:pPr>
               <w:rPr>
-                <w:rFonts w:ascii="Calibri" w:cs="Calibri" w:eastAsia="Calibri" w:hAnsi="Calibri"/>
-                <w:color w:val="1f3864"/>
-              </w:rPr>
-            </w:pPr>
-            <w:r>
-              <w:rPr>
-                <w:rFonts w:ascii="Calibri" w:cs="Calibri" w:eastAsia="Calibri" w:hAnsi="Calibri"/>
-                <w:color w:val="1f3864"/>
+                <w:sz w:val="20"/>
+                <w:szCs w:val="20"/>
+              </w:rPr>
+            </w:pPr>
+            <w:r>
+              <w:rPr>
+                <w:sz w:val="20"/>
+                <w:szCs w:val="20"/>
                 <w:rtl w:val="0"/>
               </w:rPr>
               <w:t xml:space="preserve">Competencias </w:t>
@@ -1000,8 +1090,8 @@
           <w:p>
             <w:pPr>
               <w:rPr>
-                <w:rFonts w:ascii="Calibri" w:cs="Calibri" w:eastAsia="Calibri" w:hAnsi="Calibri"/>
-                <w:color w:val="1f3864"/>
+                <w:sz w:val="20"/>
+                <w:szCs w:val="20"/>
               </w:rPr>
             </w:pPr>
             <w:r>
@@ -1018,19 +1108,14 @@
           <w:p>
             <w:pPr>
               <w:spacing w:after="240" w:before="240" w:lineRule="auto"/>
-              <w:rPr>
-                <w:i w:val="1"/>
-                <w:iCs w:val="1"/>
-                <w:color w:val="548dd4"/>
-                <w:sz w:val="20"/>
-                <w:szCs w:val="20"/>
-              </w:rPr>
-            </w:pPr>
-            <w:r>
-              <w:rPr>
-                <w:i w:val="1"/>
-                <w:iCs w:val="1"/>
-                <w:color w:val="548dd4"/>
+              <w:jc w:val="both"/>
+              <w:rPr>
+                <w:sz w:val="20"/>
+                <w:szCs w:val="20"/>
+              </w:rPr>
+            </w:pPr>
+            <w:r>
+              <w:rPr>
                 <w:sz w:val="20"/>
                 <w:szCs w:val="20"/>
                 <w:rtl w:val="0"/>
@@ -1044,48 +1129,38 @@
                 <w:ilvl w:val="0"/>
                 <w:numId w:val="6"/>
               </w:numPr>
-              <w:spacing w:after="0" w:afterAutospacing="0" w:before="240" w:lineRule="auto"/>
-              <w:ind w:left="720" w:hanging="360"/>
+              <w:spacing w:after="0" w:before="240" w:lineRule="auto"/>
+              <w:ind w:left="720" w:hanging="360"/>
+              <w:jc w:val="both"/>
               <w:rPr>
                 <w:b w:val="1"/>
                 <w:bCs w:val="1"/>
-              </w:rPr>
-            </w:pPr>
-            <w:r>
-              <w:rPr>
-                <w:i w:val="1"/>
-                <w:iCs w:val="1"/>
-                <w:color w:val="548dd4"/>
-                <w:sz w:val="20"/>
-                <w:szCs w:val="20"/>
-                <w:rtl w:val="0"/>
-              </w:rPr>
-              <w:t xml:space="preserve">Análisis y levantamiento de requerimientos funcionales y no funcionales.</w:t>
-            </w:r>
-          </w:p>
-          <w:p>
-            <w:pPr>
-              <w:numPr>
-                <w:ilvl w:val="0"/>
-                <w:numId w:val="6"/>
-              </w:numPr>
-              <w:spacing w:after="0" w:afterAutospacing="0" w:before="0" w:beforeAutospacing="0" w:lineRule="auto"/>
-              <w:ind w:left="720" w:hanging="360"/>
+                <w:sz w:val="20"/>
+                <w:szCs w:val="20"/>
+              </w:rPr>
+            </w:pPr>
+            <w:r>
               <w:rPr>
                 <w:b w:val="1"/>
                 <w:bCs w:val="1"/>
-              </w:rPr>
-            </w:pPr>
-            <w:r>
-              <w:rPr>
-                <w:i w:val="1"/>
-                <w:iCs w:val="1"/>
-                <w:color w:val="548dd4"/>
-                <w:sz w:val="20"/>
-                <w:szCs w:val="20"/>
-                <w:rtl w:val="0"/>
-              </w:rPr>
-              <w:t xml:space="preserve">Diseño y desarrollo de soluciones de software.</w:t>
+                <w:sz w:val="20"/>
+                <w:szCs w:val="20"/>
+                <w:rtl w:val="0"/>
+              </w:rPr>
+              <w:t xml:space="preserve">Análisis y levantamiento de requerimientos funcionales y no funcionales</w:t>
+            </w:r>
+            <w:r>
+              <w:rPr>
+                <w:sz w:val="20"/>
+                <w:szCs w:val="20"/>
+                <w:rtl w:val="0"/>
+              </w:rPr>
+              <w:t xml:space="preserve">: se identificaron necesidades, actores, restricciones y criterios de aceptación, consolidándolos en la ERS, matriz de requisitos y casos de uso.</w:t>
+            </w:r>
+            <w:r>
+              <w:rPr>
+                <w:rtl w:val="0"/>
+              </w:rPr>
             </w:r>
           </w:p>
           <w:p>
@@ -1094,48 +1169,38 @@
                 <w:ilvl w:val="0"/>
                 <w:numId w:val="6"/>
               </w:numPr>
-              <w:spacing w:after="0" w:afterAutospacing="0" w:before="0" w:beforeAutospacing="0" w:lineRule="auto"/>
-              <w:ind w:left="720" w:hanging="360"/>
+              <w:spacing w:after="0" w:before="0" w:lineRule="auto"/>
+              <w:ind w:left="720" w:hanging="360"/>
+              <w:jc w:val="both"/>
               <w:rPr>
                 <w:b w:val="1"/>
                 <w:bCs w:val="1"/>
-              </w:rPr>
-            </w:pPr>
-            <w:r>
-              <w:rPr>
-                <w:i w:val="1"/>
-                <w:iCs w:val="1"/>
-                <w:color w:val="548dd4"/>
-                <w:sz w:val="20"/>
-                <w:szCs w:val="20"/>
-                <w:rtl w:val="0"/>
-              </w:rPr>
-              <w:t xml:space="preserve">Diseño, modelamiento y gestión de datos.</w:t>
-            </w:r>
-          </w:p>
-          <w:p>
-            <w:pPr>
-              <w:numPr>
-                <w:ilvl w:val="0"/>
-                <w:numId w:val="6"/>
-              </w:numPr>
-              <w:spacing w:after="0" w:afterAutospacing="0" w:before="0" w:beforeAutospacing="0" w:lineRule="auto"/>
-              <w:ind w:left="720" w:hanging="360"/>
+                <w:sz w:val="20"/>
+                <w:szCs w:val="20"/>
+              </w:rPr>
+            </w:pPr>
+            <w:r>
               <w:rPr>
                 <w:b w:val="1"/>
                 <w:bCs w:val="1"/>
-              </w:rPr>
-            </w:pPr>
-            <w:r>
-              <w:rPr>
-                <w:i w:val="1"/>
-                <w:iCs w:val="1"/>
-                <w:color w:val="548dd4"/>
-                <w:sz w:val="20"/>
-                <w:szCs w:val="20"/>
-                <w:rtl w:val="0"/>
-              </w:rPr>
-              <w:t xml:space="preserve">Integración de componentes y servicios tecnológicos.</w:t>
+                <w:sz w:val="20"/>
+                <w:szCs w:val="20"/>
+                <w:rtl w:val="0"/>
+              </w:rPr>
+              <w:t xml:space="preserve">Diseño y desarrollo de soluciones de software</w:t>
+            </w:r>
+            <w:r>
+              <w:rPr>
+                <w:sz w:val="20"/>
+                <w:szCs w:val="20"/>
+                <w:rtl w:val="0"/>
+              </w:rPr>
+              <w:t xml:space="preserve">: se tradujo la problemática en módulos y flujos concretos, priorizando el mapa interactivo como eje central y complementándolo con inventario y observación de red.</w:t>
+            </w:r>
+            <w:r>
+              <w:rPr>
+                <w:rtl w:val="0"/>
+              </w:rPr>
             </w:r>
           </w:p>
           <w:p>
@@ -1144,48 +1209,38 @@
                 <w:ilvl w:val="0"/>
                 <w:numId w:val="6"/>
               </w:numPr>
-              <w:spacing w:after="0" w:afterAutospacing="0" w:before="0" w:beforeAutospacing="0" w:lineRule="auto"/>
-              <w:ind w:left="720" w:hanging="360"/>
+              <w:spacing w:after="0" w:before="0" w:lineRule="auto"/>
+              <w:ind w:left="720" w:hanging="360"/>
+              <w:jc w:val="both"/>
               <w:rPr>
                 <w:b w:val="1"/>
                 <w:bCs w:val="1"/>
-              </w:rPr>
-            </w:pPr>
-            <w:r>
-              <w:rPr>
-                <w:i w:val="1"/>
-                <w:iCs w:val="1"/>
-                <w:color w:val="548dd4"/>
-                <w:sz w:val="20"/>
-                <w:szCs w:val="20"/>
-                <w:rtl w:val="0"/>
-              </w:rPr>
-              <w:t xml:space="preserve">Implementación de mecanismos de autenticación, autorización y seguridad.</w:t>
-            </w:r>
-          </w:p>
-          <w:p>
-            <w:pPr>
-              <w:numPr>
-                <w:ilvl w:val="0"/>
-                <w:numId w:val="6"/>
-              </w:numPr>
-              <w:spacing w:after="0" w:afterAutospacing="0" w:before="0" w:beforeAutospacing="0" w:lineRule="auto"/>
-              <w:ind w:left="720" w:hanging="360"/>
+                <w:sz w:val="20"/>
+                <w:szCs w:val="20"/>
+              </w:rPr>
+            </w:pPr>
+            <w:r>
               <w:rPr>
                 <w:b w:val="1"/>
                 <w:bCs w:val="1"/>
-              </w:rPr>
-            </w:pPr>
-            <w:r>
-              <w:rPr>
-                <w:i w:val="1"/>
-                <w:iCs w:val="1"/>
-                <w:color w:val="548dd4"/>
-                <w:sz w:val="20"/>
-                <w:szCs w:val="20"/>
-                <w:rtl w:val="0"/>
-              </w:rPr>
-              <w:t xml:space="preserve">Ejecución de pruebas funcionales y de integración.</w:t>
+                <w:sz w:val="20"/>
+                <w:szCs w:val="20"/>
+                <w:rtl w:val="0"/>
+              </w:rPr>
+              <w:t xml:space="preserve">Diseño, modelamiento y gestión de datos</w:t>
+            </w:r>
+            <w:r>
+              <w:rPr>
+                <w:sz w:val="20"/>
+                <w:szCs w:val="20"/>
+                <w:rtl w:val="0"/>
+              </w:rPr>
+              <w:t xml:space="preserve">: se estructuró la jerarquía física del recinto y su relación con computadores e impresoras, manteniendo trazabilidad de cambios y registros de auditoría.</w:t>
+            </w:r>
+            <w:r>
+              <w:rPr>
+                <w:rtl w:val="0"/>
+              </w:rPr>
             </w:r>
           </w:p>
           <w:p>
@@ -1194,48 +1249,38 @@
                 <w:ilvl w:val="0"/>
                 <w:numId w:val="6"/>
               </w:numPr>
-              <w:spacing w:after="0" w:afterAutospacing="0" w:before="0" w:beforeAutospacing="0" w:lineRule="auto"/>
-              <w:ind w:left="720" w:hanging="360"/>
+              <w:spacing w:after="0" w:before="0" w:lineRule="auto"/>
+              <w:ind w:left="720" w:hanging="360"/>
+              <w:jc w:val="both"/>
               <w:rPr>
                 <w:b w:val="1"/>
                 <w:bCs w:val="1"/>
-              </w:rPr>
-            </w:pPr>
-            <w:r>
-              <w:rPr>
-                <w:i w:val="1"/>
-                <w:iCs w:val="1"/>
-                <w:color w:val="548dd4"/>
-                <w:sz w:val="20"/>
-                <w:szCs w:val="20"/>
-                <w:rtl w:val="0"/>
-              </w:rPr>
-              <w:t xml:space="preserve">Elaboración y gestión de documentación técnica.</w:t>
-            </w:r>
-          </w:p>
-          <w:p>
-            <w:pPr>
-              <w:numPr>
-                <w:ilvl w:val="0"/>
-                <w:numId w:val="6"/>
-              </w:numPr>
-              <w:spacing w:after="0" w:afterAutospacing="0" w:before="0" w:beforeAutospacing="0" w:lineRule="auto"/>
-              <w:ind w:left="720" w:hanging="360"/>
+                <w:sz w:val="20"/>
+                <w:szCs w:val="20"/>
+              </w:rPr>
+            </w:pPr>
+            <w:r>
               <w:rPr>
                 <w:b w:val="1"/>
                 <w:bCs w:val="1"/>
-              </w:rPr>
-            </w:pPr>
-            <w:r>
-              <w:rPr>
-                <w:i w:val="1"/>
-                <w:iCs w:val="1"/>
-                <w:color w:val="548dd4"/>
-                <w:sz w:val="20"/>
-                <w:szCs w:val="20"/>
-                <w:rtl w:val="0"/>
-              </w:rPr>
-              <w:t xml:space="preserve">Planificación, seguimiento y gestión de proyectos tecnológicos.</w:t>
+                <w:sz w:val="20"/>
+                <w:szCs w:val="20"/>
+                <w:rtl w:val="0"/>
+              </w:rPr>
+              <w:t xml:space="preserve">Integración de componentes y servicios tecnológicos</w:t>
+            </w:r>
+            <w:r>
+              <w:rPr>
+                <w:sz w:val="20"/>
+                <w:szCs w:val="20"/>
+                <w:rtl w:val="0"/>
+              </w:rPr>
+              <w:t xml:space="preserve">: se coordinó el intercambio de información entre frontend, backend, base de datos, inventario, respaldos y mecanismos de escaneo de red.</w:t>
+            </w:r>
+            <w:r>
+              <w:rPr>
+                <w:rtl w:val="0"/>
+              </w:rPr>
             </w:r>
           </w:p>
           <w:p>
@@ -1244,23 +1289,198 @@
                 <w:ilvl w:val="0"/>
                 <w:numId w:val="6"/>
               </w:numPr>
-              <w:spacing w:after="240" w:before="0" w:beforeAutospacing="0" w:lineRule="auto"/>
-              <w:ind w:left="720" w:hanging="360"/>
+              <w:spacing w:after="0" w:before="0" w:lineRule="auto"/>
+              <w:ind w:left="720" w:hanging="360"/>
+              <w:jc w:val="both"/>
               <w:rPr>
                 <w:b w:val="1"/>
                 <w:bCs w:val="1"/>
-              </w:rPr>
-            </w:pPr>
-            <w:r>
-              <w:rPr>
-                <w:i w:val="1"/>
-                <w:iCs w:val="1"/>
-                <w:color w:val="548dd4"/>
-                <w:sz w:val="20"/>
-                <w:szCs w:val="20"/>
-                <w:rtl w:val="0"/>
-              </w:rPr>
-              <w:t xml:space="preserve">Trabajo colaborativo y coordinación de equipos.</w:t>
+                <w:sz w:val="20"/>
+                <w:szCs w:val="20"/>
+              </w:rPr>
+            </w:pPr>
+            <w:r>
+              <w:rPr>
+                <w:b w:val="1"/>
+                <w:bCs w:val="1"/>
+                <w:sz w:val="20"/>
+                <w:szCs w:val="20"/>
+                <w:rtl w:val="0"/>
+              </w:rPr>
+              <w:t xml:space="preserve">Implementación de mecanismos de autenticación, autorización y seguridad</w:t>
+            </w:r>
+            <w:r>
+              <w:rPr>
+                <w:sz w:val="20"/>
+                <w:szCs w:val="20"/>
+                <w:rtl w:val="0"/>
+              </w:rPr>
+              <w:t xml:space="preserve">: se definieron perfiles de acceso y permisos diferenciados, junto con criterios de privacidad, confidencialidad y protección de información.</w:t>
+            </w:r>
+            <w:r>
+              <w:rPr>
+                <w:rtl w:val="0"/>
+              </w:rPr>
+            </w:r>
+          </w:p>
+          <w:p>
+            <w:pPr>
+              <w:numPr>
+                <w:ilvl w:val="0"/>
+                <w:numId w:val="6"/>
+              </w:numPr>
+              <w:spacing w:after="0" w:before="0" w:lineRule="auto"/>
+              <w:ind w:left="720" w:hanging="360"/>
+              <w:jc w:val="both"/>
+              <w:rPr>
+                <w:b w:val="1"/>
+                <w:bCs w:val="1"/>
+                <w:sz w:val="20"/>
+                <w:szCs w:val="20"/>
+              </w:rPr>
+            </w:pPr>
+            <w:r>
+              <w:rPr>
+                <w:b w:val="1"/>
+                <w:bCs w:val="1"/>
+                <w:sz w:val="20"/>
+                <w:szCs w:val="20"/>
+                <w:rtl w:val="0"/>
+              </w:rPr>
+              <w:t xml:space="preserve">Ejecución de pruebas funcionales y de integración</w:t>
+            </w:r>
+            <w:r>
+              <w:rPr>
+                <w:sz w:val="20"/>
+                <w:szCs w:val="20"/>
+                <w:rtl w:val="0"/>
+              </w:rPr>
+              <w:t xml:space="preserve">: se han realizado validaciones de los flujos principales y se está consolidando la evidencia formal de pruebas para comprobar el cumplimiento de los requisitos.</w:t>
+            </w:r>
+            <w:r>
+              <w:rPr>
+                <w:rtl w:val="0"/>
+              </w:rPr>
+            </w:r>
+          </w:p>
+          <w:p>
+            <w:pPr>
+              <w:numPr>
+                <w:ilvl w:val="0"/>
+                <w:numId w:val="6"/>
+              </w:numPr>
+              <w:spacing w:after="0" w:before="0" w:lineRule="auto"/>
+              <w:ind w:left="720" w:hanging="360"/>
+              <w:jc w:val="both"/>
+              <w:rPr>
+                <w:b w:val="1"/>
+                <w:bCs w:val="1"/>
+                <w:sz w:val="20"/>
+                <w:szCs w:val="20"/>
+              </w:rPr>
+            </w:pPr>
+            <w:r>
+              <w:rPr>
+                <w:b w:val="1"/>
+                <w:bCs w:val="1"/>
+                <w:sz w:val="20"/>
+                <w:szCs w:val="20"/>
+                <w:rtl w:val="0"/>
+              </w:rPr>
+              <w:t xml:space="preserve">Elaboración y gestión de documentación técnica</w:t>
+            </w:r>
+            <w:r>
+              <w:rPr>
+                <w:sz w:val="20"/>
+                <w:szCs w:val="20"/>
+                <w:rtl w:val="0"/>
+              </w:rPr>
+              <w:t xml:space="preserve">: se generaron y mantuvieron artefactos como Acta, ERS, matrices, arquitectura, modelo de datos, manual de instalación, minutas y documentos de privacidad.</w:t>
+            </w:r>
+            <w:r>
+              <w:rPr>
+                <w:rtl w:val="0"/>
+              </w:rPr>
+            </w:r>
+          </w:p>
+          <w:p>
+            <w:pPr>
+              <w:numPr>
+                <w:ilvl w:val="0"/>
+                <w:numId w:val="6"/>
+              </w:numPr>
+              <w:spacing w:after="0" w:before="0" w:lineRule="auto"/>
+              <w:ind w:left="720" w:hanging="360"/>
+              <w:jc w:val="both"/>
+              <w:rPr>
+                <w:b w:val="1"/>
+                <w:bCs w:val="1"/>
+                <w:sz w:val="20"/>
+                <w:szCs w:val="20"/>
+              </w:rPr>
+            </w:pPr>
+            <w:r>
+              <w:rPr>
+                <w:b w:val="1"/>
+                <w:bCs w:val="1"/>
+                <w:sz w:val="20"/>
+                <w:szCs w:val="20"/>
+                <w:rtl w:val="0"/>
+              </w:rPr>
+              <w:t xml:space="preserve">Planificación, seguimiento y gestión de proyectos tecnológicos</w:t>
+            </w:r>
+            <w:r>
+              <w:rPr>
+                <w:sz w:val="20"/>
+                <w:szCs w:val="20"/>
+                <w:rtl w:val="0"/>
+              </w:rPr>
+              <w:t xml:space="preserve">: se organizaron responsables, hitos, dependencias y prioridades, registrando decisiones y cambios de alcance para mantener el proyecto alineado.</w:t>
+            </w:r>
+            <w:r>
+              <w:rPr>
+                <w:rtl w:val="0"/>
+              </w:rPr>
+            </w:r>
+          </w:p>
+          <w:p>
+            <w:pPr>
+              <w:numPr>
+                <w:ilvl w:val="0"/>
+                <w:numId w:val="6"/>
+              </w:numPr>
+              <w:spacing w:after="240" w:before="0" w:lineRule="auto"/>
+              <w:ind w:left="720" w:hanging="360"/>
+              <w:jc w:val="both"/>
+              <w:rPr>
+                <w:b w:val="1"/>
+                <w:bCs w:val="1"/>
+                <w:sz w:val="20"/>
+                <w:szCs w:val="20"/>
+              </w:rPr>
+            </w:pPr>
+            <w:r>
+              <w:rPr>
+                <w:b w:val="1"/>
+                <w:bCs w:val="1"/>
+                <w:sz w:val="20"/>
+                <w:szCs w:val="20"/>
+                <w:rtl w:val="0"/>
+              </w:rPr>
+              <w:t xml:space="preserve">Trabajo colaborativo y coordinación de equipos</w:t>
+            </w:r>
+            <w:r>
+              <w:rPr>
+                <w:sz w:val="20"/>
+                <w:szCs w:val="20"/>
+                <w:rtl w:val="0"/>
+              </w:rPr>
+              <w:t xml:space="preserve">: se distribuyeron responsabilidades entre levantamiento funcional, gestión/documentación y desarrollo técnico, realizando revisiones conjuntas y validaciones con el profesor guía.</w:t>
+            </w:r>
+            <w:r>
+              <w:rPr>
+                <w:rtl w:val="0"/>
+              </w:rPr>
             </w:r>
           </w:p>
         </w:tc>
@@ -1271,6 +1491,8 @@
         <w:rPr>
           <w:b w:val="1"/>
           <w:bCs w:val="1"/>
+          <w:sz w:val="20"/>
+          <w:szCs w:val="20"/>
         </w:rPr>
       </w:pPr>
       <w:r>
@@ -1282,7 +1504,7 @@
     <w:tbl>
       <w:tblPr>
         <w:tblStyle w:val="Table3"/>
-        <w:tblW w:w="9781.0" w:type="dxa"/>
+        <w:tblW w:w="9780.0" w:type="dxa"/>
         <w:jc w:val="left"/>
         <w:tblInd w:w="-572.0" w:type="dxa"/>
         <w:tblBorders>
@@ -1297,12 +1519,12 @@
         <w:tblLook w:val="0400"/>
       </w:tblPr>
       <w:tblGrid>
-        <w:gridCol w:w="3001"/>
-        <w:gridCol w:w="6780"/>
+        <w:gridCol w:w="1470"/>
+        <w:gridCol w:w="8310"/>
         <w:tblGridChange w:id="0">
           <w:tblGrid>
-            <w:gridCol w:w="3001"/>
-            <w:gridCol w:w="6780"/>
+            <w:gridCol w:w="1470"/>
+            <w:gridCol w:w="8310"/>
           </w:tblGrid>
         </w:tblGridChange>
       </w:tblGrid>
@@ -1323,24 +1545,19 @@
               <w:rPr>
                 <w:b w:val="1"/>
                 <w:bCs w:val="1"/>
-              </w:rPr>
-            </w:pPr>
-            <w:r>
-              <w:rPr>
-                <w:rFonts w:ascii="Calibri" w:cs="Calibri" w:eastAsia="Calibri" w:hAnsi="Calibri"/>
+                <w:sz w:val="20"/>
+                <w:szCs w:val="20"/>
+              </w:rPr>
+            </w:pPr>
+            <w:r>
+              <w:rPr>
                 <w:b w:val="1"/>
                 <w:bCs w:val="1"/>
-                <w:color w:val="1f3864"/>
-                <w:sz w:val="18"/>
-                <w:szCs w:val="18"/>
+                <w:sz w:val="20"/>
+                <w:szCs w:val="20"/>
                 <w:rtl w:val="0"/>
               </w:rPr>
               <w:t xml:space="preserve">Contenidos del informe final</w:t>
-            </w:r>
-            <w:r>
-              <w:rPr>
-                <w:rtl w:val="0"/>
-              </w:rPr>
             </w:r>
           </w:p>
         </w:tc>
@@ -1358,18 +1575,14 @@
           <w:p>
             <w:pPr>
               <w:rPr>
-                <w:rFonts w:ascii="Calibri" w:cs="Calibri" w:eastAsia="Calibri" w:hAnsi="Calibri"/>
-                <w:color w:val="1f3864"/>
-                <w:sz w:val="18"/>
-                <w:szCs w:val="18"/>
-              </w:rPr>
-            </w:pPr>
-            <w:r>
-              <w:rPr>
-                <w:rFonts w:ascii="Calibri" w:cs="Calibri" w:eastAsia="Calibri" w:hAnsi="Calibri"/>
-                <w:color w:val="1f3864"/>
-                <w:sz w:val="18"/>
-                <w:szCs w:val="18"/>
+                <w:sz w:val="20"/>
+                <w:szCs w:val="20"/>
+              </w:rPr>
+            </w:pPr>
+            <w:r>
+              <w:rPr>
+                <w:sz w:val="20"/>
+                <w:szCs w:val="20"/>
                 <w:rtl w:val="0"/>
               </w:rPr>
               <w:t xml:space="preserve">1. Relevancia del proyecto APT</w:t>
@@ -1385,39 +1598,71 @@
               <w:spacing w:after="240" w:before="240" w:line="240" w:lineRule="auto"/>
               <w:jc w:val="both"/>
               <w:rPr>
-                <w:color w:val="0070c0"/>
-                <w:sz w:val="18"/>
-                <w:szCs w:val="18"/>
-              </w:rPr>
-            </w:pPr>
-            <w:r>
-              <w:rPr>
-                <w:color w:val="0070c0"/>
-                <w:sz w:val="18"/>
-                <w:szCs w:val="18"/>
-                <w:rtl w:val="0"/>
-              </w:rPr>
-              <w:t xml:space="preserve">Nuestro Proyecto APT surge a partir de una problemática real identificada en el </w:t>
+                <w:sz w:val="20"/>
+                <w:szCs w:val="20"/>
+              </w:rPr>
+            </w:pPr>
+            <w:r>
+              <w:rPr>
+                <w:sz w:val="20"/>
+                <w:szCs w:val="20"/>
+                <w:rtl w:val="0"/>
+              </w:rPr>
+              <w:t xml:space="preserve">Nuestro Proyecto APT surge a partir de una problemática real identificada en el Hospital Dr. Sótero del Río, donde la gran extensión del recinto, la cantidad de activos tecnológicos y la rotación de personal dificultan la localización rápida de computadores e impresoras.</w:t>
+            </w:r>
+          </w:p>
+          <w:p>
+            <w:pPr>
+              <w:spacing w:after="240" w:before="240" w:line="240" w:lineRule="auto"/>
+              <w:jc w:val="both"/>
+              <w:rPr>
+                <w:sz w:val="20"/>
+                <w:szCs w:val="20"/>
+              </w:rPr>
+            </w:pPr>
+            <w:r>
+              <w:rPr>
+                <w:sz w:val="20"/>
+                <w:szCs w:val="20"/>
+                <w:rtl w:val="0"/>
+              </w:rPr>
+              <w:t xml:space="preserve">Gran parte de este conocimiento dependía de la experiencia del personal con mayor antigüedad, mientras que la información se encontraba distribuida entre inventarios, registros técnicos y conocimiento informal. Esto generaba pérdida de tiempo, mayor curva de adaptación para personal nuevo y dificultades para mantener trazabilidad sobre los activos.</w:t>
+            </w:r>
+          </w:p>
+          <w:p>
+            <w:pPr>
+              <w:spacing w:after="240" w:before="240" w:line="240" w:lineRule="auto"/>
+              <w:jc w:val="both"/>
+              <w:rPr>
+                <w:sz w:val="20"/>
+                <w:szCs w:val="20"/>
+              </w:rPr>
+            </w:pPr>
+            <w:r>
+              <w:rPr>
+                <w:sz w:val="20"/>
+                <w:szCs w:val="20"/>
+                <w:rtl w:val="0"/>
+              </w:rPr>
+              <w:t xml:space="preserve">Como solución, trabajamos sobre una plataforma web que integra </w:t>
             </w:r>
             <w:r>
               <w:rPr>
                 <w:b w:val="1"/>
                 <w:bCs w:val="1"/>
-                <w:color w:val="0070c0"/>
-                <w:sz w:val="18"/>
-                <w:szCs w:val="18"/>
-                <w:rtl w:val="0"/>
-              </w:rPr>
-              <w:t xml:space="preserve">Hospital Dr. Sótero del Río</w:t>
-            </w:r>
-            <w:r>
-              <w:rPr>
-                <w:color w:val="0070c0"/>
-                <w:sz w:val="18"/>
-                <w:szCs w:val="18"/>
-                <w:rtl w:val="0"/>
-              </w:rPr>
-              <w:t xml:space="preserve">, donde la gran extensión del recinto, la cantidad de activos tecnológicos y la rotación de personal dificultan la localización rápida de computadores e impresoras.</w:t>
+                <w:sz w:val="20"/>
+                <w:szCs w:val="20"/>
+                <w:rtl w:val="0"/>
+              </w:rPr>
+              <w:t xml:space="preserve">mapa físico, inventario tecnológico y escaneo de red</w:t>
+            </w:r>
+            <w:r>
+              <w:rPr>
+                <w:sz w:val="20"/>
+                <w:szCs w:val="20"/>
+                <w:rtl w:val="0"/>
+              </w:rPr>
+              <w:t xml:space="preserve">, permitiendo centralizar la información, visualizar la ubicación de los equipos y contrastar los dispositivos registrados con los detectados en la red.</w:t>
             </w:r>
           </w:p>
           <w:p>
@@ -1425,165 +1670,23 @@
               <w:spacing w:after="240" w:before="240" w:line="240" w:lineRule="auto"/>
               <w:jc w:val="both"/>
               <w:rPr>
-                <w:color w:val="0070c0"/>
-                <w:sz w:val="18"/>
-                <w:szCs w:val="18"/>
-              </w:rPr>
-            </w:pPr>
-            <w:r>
-              <w:rPr>
-                <w:color w:val="0070c0"/>
-                <w:sz w:val="18"/>
-                <w:szCs w:val="18"/>
-                <w:rtl w:val="0"/>
-              </w:rPr>
-              <w:t xml:space="preserve">Gran parte de este conocimiento dependía de la experiencia del personal con mayor antigüedad, mientras que la información se encontraba distribuida entre inventarios, registros técnicos y conocimiento informal. Esto generaba pérdida de tiempo, mayor curva de adaptación para personal nuevo y dificultades para mantener trazabilidad sobre los activos.</w:t>
-            </w:r>
-          </w:p>
-          <w:p>
-            <w:pPr>
-              <w:spacing w:after="240" w:before="240" w:line="240" w:lineRule="auto"/>
-              <w:jc w:val="both"/>
-              <w:rPr>
-                <w:color w:val="0070c0"/>
-                <w:sz w:val="18"/>
-                <w:szCs w:val="18"/>
-              </w:rPr>
-            </w:pPr>
-            <w:r>
-              <w:rPr>
-                <w:color w:val="0070c0"/>
-                <w:sz w:val="18"/>
-                <w:szCs w:val="18"/>
-                <w:rtl w:val="0"/>
-              </w:rPr>
-              <w:t xml:space="preserve">Como solución, trabajamos sobre una plataforma web que integra </w:t>
-            </w:r>
-            <w:r>
-              <w:rPr>
-                <w:b w:val="1"/>
-                <w:bCs w:val="1"/>
-                <w:color w:val="0070c0"/>
-                <w:sz w:val="18"/>
-                <w:szCs w:val="18"/>
-                <w:rtl w:val="0"/>
-              </w:rPr>
-              <w:t xml:space="preserve">mapa físico, inventario tecnológico y escaneo de red</w:t>
-            </w:r>
-            <w:r>
-              <w:rPr>
-                <w:color w:val="0070c0"/>
-                <w:sz w:val="18"/>
-                <w:szCs w:val="18"/>
-                <w:rtl w:val="0"/>
-              </w:rPr>
-              <w:t xml:space="preserve">, permitiendo centralizar la información, visualizar la ubicación de los equipos y contrastar los dispositivos registrados con los detectados en la red.</w:t>
-            </w:r>
-          </w:p>
-          <w:p>
-            <w:pPr>
-              <w:spacing w:after="240" w:before="240" w:line="240" w:lineRule="auto"/>
-              <w:jc w:val="both"/>
-              <w:rPr>
-                <w:color w:val="0070c0"/>
-                <w:sz w:val="18"/>
-                <w:szCs w:val="18"/>
-              </w:rPr>
-            </w:pPr>
-            <w:r>
-              <w:rPr>
-                <w:color w:val="0070c0"/>
-                <w:sz w:val="18"/>
-                <w:szCs w:val="18"/>
-                <w:rtl w:val="0"/>
-              </w:rPr>
-              <w:t xml:space="preserve">El proyecto tiene un aporte real, ya que la herramienta </w:t>
-            </w:r>
-            <w:r>
-              <w:rPr>
-                <w:b w:val="1"/>
-                <w:bCs w:val="1"/>
-                <w:color w:val="0070c0"/>
-                <w:sz w:val="18"/>
-                <w:szCs w:val="18"/>
-                <w:rtl w:val="0"/>
-              </w:rPr>
-              <w:t xml:space="preserve">se encuentra actualmente en funcionamiento y es utilizada en el Hospital Dr. Sótero del Río</w:t>
-            </w:r>
-            <w:r>
-              <w:rPr>
-                <w:color w:val="0070c0"/>
-                <w:sz w:val="18"/>
-                <w:szCs w:val="18"/>
-                <w:rtl w:val="0"/>
-              </w:rPr>
-              <w:t xml:space="preserve">. Además, su desarrollo implicó trabajar bajo condiciones reales de seguridad, privacidad y confidencialidad, incluyendo la firma de acuerdos de resguardo de información.</w:t>
-            </w:r>
-          </w:p>
-          <w:p>
-            <w:pPr>
-              <w:keepNext w:val="0"/>
-              <w:keepLines w:val="0"/>
-              <w:pageBreakBefore w:val="0"/>
-              <w:widowControl w:val="1"/>
-              <w:pBdr>
-                <w:top w:space="0" w:sz="0" w:val="nil"/>
-                <w:left w:space="0" w:sz="0" w:val="nil"/>
-                <w:bottom w:space="0" w:sz="0" w:val="nil"/>
-                <w:right w:space="0" w:sz="0" w:val="nil"/>
-                <w:between w:space="0" w:sz="0" w:val="nil"/>
-              </w:pBdr>
-              <w:shd w:fill="auto" w:val="clear"/>
-              <w:spacing w:after="0" w:before="0" w:line="240" w:lineRule="auto"/>
-              <w:ind w:left="0" w:right="0" w:firstLine="0"/>
-              <w:jc w:val="both"/>
-              <w:rPr>
-                <w:i w:val="1"/>
-                <w:iCs w:val="1"/>
-                <w:color w:val="0070c0"/>
-                <w:sz w:val="18"/>
-                <w:szCs w:val="18"/>
-              </w:rPr>
-            </w:pPr>
-            <w:r>
-              <w:rPr>
-                <w:rtl w:val="0"/>
-              </w:rPr>
-            </w:r>
-          </w:p>
-          <w:p>
-            <w:pPr>
-              <w:keepNext w:val="0"/>
-              <w:keepLines w:val="0"/>
-              <w:pageBreakBefore w:val="0"/>
-              <w:widowControl w:val="1"/>
-              <w:pBdr>
-                <w:top w:space="0" w:sz="0" w:val="nil"/>
-                <w:left w:space="0" w:sz="0" w:val="nil"/>
-                <w:bottom w:space="0" w:sz="0" w:val="nil"/>
-                <w:right w:space="0" w:sz="0" w:val="nil"/>
-                <w:between w:space="0" w:sz="0" w:val="nil"/>
-              </w:pBdr>
-              <w:shd w:fill="auto" w:val="clear"/>
-              <w:spacing w:after="0" w:before="0" w:line="240" w:lineRule="auto"/>
-              <w:ind w:left="720" w:right="0" w:firstLine="0"/>
-              <w:jc w:val="both"/>
-              <w:rPr>
-                <w:rFonts w:ascii="Calibri" w:cs="Calibri" w:eastAsia="Calibri" w:hAnsi="Calibri"/>
-                <w:b w:val="0"/>
-                <w:bCs w:val="0"/>
-                <w:i w:val="1"/>
-                <w:iCs w:val="1"/>
                 <w:smallCaps w:val="0"/>
                 <w:strike w:val="0"/>
-                <w:color w:val="0070c0"/>
-                <w:sz w:val="18"/>
-                <w:szCs w:val="18"/>
+                <w:sz w:val="20"/>
+                <w:szCs w:val="20"/>
                 <w:u w:val="none"/>
                 <w:shd w:fill="auto" w:val="clear"/>
                 <w:vertAlign w:val="baseline"/>
               </w:rPr>
             </w:pPr>
+            <w:r>
+              <w:rPr>
+                <w:sz w:val="20"/>
+                <w:szCs w:val="20"/>
+                <w:rtl w:val="0"/>
+              </w:rPr>
+              <w:t xml:space="preserve">El proyecto tiene un aporte aplicado, porque responde a una necesidad real identificada en el Hospital Dr. Sótero del Río y cuenta con una implementación funcional que permite demostrar los principales flujos de la solución. Su desarrollo también exigió considerar seguridad, privacidad, confidencialidad y resguardo de la información institucional, incorporando estos aspectos tanto en la solución como en la documentación del proyecto.</w:t>
+            </w:r>
             <w:r>
               <w:rPr>
                 <w:rtl w:val="0"/>
@@ -1605,18 +1708,14 @@
           <w:p>
             <w:pPr>
               <w:rPr>
-                <w:rFonts w:ascii="Calibri" w:cs="Calibri" w:eastAsia="Calibri" w:hAnsi="Calibri"/>
-                <w:color w:val="1f3864"/>
-                <w:sz w:val="18"/>
-                <w:szCs w:val="18"/>
-              </w:rPr>
-            </w:pPr>
-            <w:r>
-              <w:rPr>
-                <w:rFonts w:ascii="Calibri" w:cs="Calibri" w:eastAsia="Calibri" w:hAnsi="Calibri"/>
-                <w:color w:val="1f3864"/>
-                <w:sz w:val="18"/>
-                <w:szCs w:val="18"/>
+                <w:sz w:val="20"/>
+                <w:szCs w:val="20"/>
+              </w:rPr>
+            </w:pPr>
+            <w:r>
+              <w:rPr>
+                <w:sz w:val="20"/>
+                <w:szCs w:val="20"/>
                 <w:rtl w:val="0"/>
               </w:rPr>
               <w:t xml:space="preserve">2. Objetivos </w:t>
@@ -1634,26 +1733,16 @@
               <w:keepLines w:val="0"/>
               <w:jc w:val="both"/>
               <w:rPr>
-                <w:b w:val="0"/>
-                <w:bCs w:val="0"/>
-                <w:i w:val="1"/>
-                <w:iCs w:val="1"/>
-                <w:color w:val="0070c0"/>
-                <w:sz w:val="22"/>
-                <w:szCs w:val="22"/>
+                <w:sz w:val="24"/>
+                <w:szCs w:val="24"/>
               </w:rPr>
             </w:pPr>
             <w:bookmarkStart w:colFirst="0" w:colLast="0" w:name="_heading=h.fyypoik224rs" w:id="0"/>
             <w:bookmarkEnd w:id="0"/>
             <w:r>
               <w:rPr>
-                <w:b w:val="0"/>
-                <w:bCs w:val="0"/>
-                <w:i w:val="1"/>
-                <w:iCs w:val="1"/>
-                <w:color w:val="0070c0"/>
-                <w:sz w:val="22"/>
-                <w:szCs w:val="22"/>
+                <w:sz w:val="24"/>
+                <w:szCs w:val="24"/>
                 <w:rtl w:val="0"/>
               </w:rPr>
               <w:t xml:space="preserve">Objetivo general</w:t>
@@ -1664,23 +1753,17 @@
               <w:spacing w:after="240" w:before="240" w:lineRule="auto"/>
               <w:jc w:val="both"/>
               <w:rPr>
-                <w:i w:val="1"/>
-                <w:iCs w:val="1"/>
-                <w:color w:val="0070c0"/>
-                <w:sz w:val="18"/>
-                <w:szCs w:val="18"/>
-              </w:rPr>
-            </w:pPr>
-            <w:r>
-              <w:rPr>
-                <w:i w:val="1"/>
-                <w:iCs w:val="1"/>
-                <w:color w:val="0070c0"/>
-                <w:sz w:val="18"/>
-                <w:szCs w:val="18"/>
-                <w:rtl w:val="0"/>
-              </w:rPr>
-              <w:t xml:space="preserve">Desarrollar y validar una plataforma web centralizada que permita visualizar los espacios físicos del Hospital Dr. Sótero del Río, gestionar los activos tecnológicos incluidos dentro del alcance —computadores e impresoras— y mantener trazabilidad sobre su ubicación e historial.</w:t>
+                <w:sz w:val="20"/>
+                <w:szCs w:val="20"/>
+              </w:rPr>
+            </w:pPr>
+            <w:r>
+              <w:rPr>
+                <w:sz w:val="20"/>
+                <w:szCs w:val="20"/>
+                <w:rtl w:val="0"/>
+              </w:rPr>
+              <w:t xml:space="preserve">Desarrollar y validar una plataforma web centralizada que permita visualizar los espacios físicos del Hospital Dr. Sótero del Río, gestionar los activos tecnológicos incluidos dentro del alcance (computadores e impresoras) y mantener trazabilidad sobre su ubicación e historial.</w:t>
             </w:r>
           </w:p>
           <w:p>
@@ -1690,11 +1773,6 @@
               <w:keepLines w:val="0"/>
               <w:jc w:val="both"/>
               <w:rPr>
-                <w:b w:val="0"/>
-                <w:bCs w:val="0"/>
-                <w:i w:val="1"/>
-                <w:iCs w:val="1"/>
-                <w:color w:val="0070c0"/>
                 <w:sz w:val="22"/>
                 <w:szCs w:val="22"/>
               </w:rPr>
@@ -1703,11 +1781,6 @@
             <w:bookmarkEnd w:id="1"/>
             <w:r>
               <w:rPr>
-                <w:b w:val="0"/>
-                <w:bCs w:val="0"/>
-                <w:i w:val="1"/>
-                <w:iCs w:val="1"/>
-                <w:color w:val="0070c0"/>
                 <w:sz w:val="22"/>
                 <w:szCs w:val="22"/>
                 <w:rtl w:val="0"/>
@@ -1721,23 +1794,18 @@
                 <w:ilvl w:val="0"/>
                 <w:numId w:val="1"/>
               </w:numPr>
-              <w:spacing w:after="0" w:afterAutospacing="0" w:before="240" w:lineRule="auto"/>
-              <w:ind w:left="720" w:hanging="360"/>
-              <w:rPr>
-                <w:i w:val="1"/>
-                <w:iCs w:val="1"/>
-                <w:color w:val="0070c0"/>
-                <w:sz w:val="18"/>
-                <w:szCs w:val="18"/>
-              </w:rPr>
-            </w:pPr>
-            <w:r>
-              <w:rPr>
-                <w:i w:val="1"/>
-                <w:iCs w:val="1"/>
-                <w:color w:val="0070c0"/>
-                <w:sz w:val="18"/>
-                <w:szCs w:val="18"/>
+              <w:spacing w:after="0" w:before="240" w:lineRule="auto"/>
+              <w:ind w:left="720" w:hanging="360"/>
+              <w:jc w:val="both"/>
+              <w:rPr>
+                <w:sz w:val="20"/>
+                <w:szCs w:val="20"/>
+              </w:rPr>
+            </w:pPr>
+            <w:r>
+              <w:rPr>
+                <w:sz w:val="20"/>
+                <w:szCs w:val="20"/>
                 <w:rtl w:val="0"/>
               </w:rPr>
               <w:t xml:space="preserve">Analizar los requerimientos funcionales y no funcionales asociados a la gestión de espacios físicos y activos tecnológicos.</w:t>
@@ -1749,23 +1817,18 @@
                 <w:ilvl w:val="0"/>
                 <w:numId w:val="1"/>
               </w:numPr>
-              <w:spacing w:after="0" w:afterAutospacing="0" w:before="0" w:beforeAutospacing="0" w:lineRule="auto"/>
-              <w:ind w:left="720" w:hanging="360"/>
-              <w:rPr>
-                <w:i w:val="1"/>
-                <w:iCs w:val="1"/>
-                <w:color w:val="0070c0"/>
-                <w:sz w:val="18"/>
-                <w:szCs w:val="18"/>
-              </w:rPr>
-            </w:pPr>
-            <w:r>
-              <w:rPr>
-                <w:i w:val="1"/>
-                <w:iCs w:val="1"/>
-                <w:color w:val="0070c0"/>
-                <w:sz w:val="18"/>
-                <w:szCs w:val="18"/>
+              <w:spacing w:after="0" w:before="0" w:lineRule="auto"/>
+              <w:ind w:left="720" w:hanging="360"/>
+              <w:jc w:val="both"/>
+              <w:rPr>
+                <w:sz w:val="20"/>
+                <w:szCs w:val="20"/>
+              </w:rPr>
+            </w:pPr>
+            <w:r>
+              <w:rPr>
+                <w:sz w:val="20"/>
+                <w:szCs w:val="20"/>
                 <w:rtl w:val="0"/>
               </w:rPr>
               <w:t xml:space="preserve">Diseñar la arquitectura, estructura de datos e interfaces necesarias para soportar la solución.</w:t>
@@ -1777,26 +1840,21 @@
                 <w:ilvl w:val="0"/>
                 <w:numId w:val="1"/>
               </w:numPr>
-              <w:spacing w:after="0" w:afterAutospacing="0" w:before="0" w:beforeAutospacing="0" w:lineRule="auto"/>
-              <w:ind w:left="720" w:hanging="360"/>
-              <w:rPr>
-                <w:i w:val="1"/>
-                <w:iCs w:val="1"/>
-                <w:color w:val="0070c0"/>
-                <w:sz w:val="18"/>
-                <w:szCs w:val="18"/>
-              </w:rPr>
-            </w:pPr>
-            <w:r>
-              <w:rPr>
-                <w:i w:val="1"/>
-                <w:iCs w:val="1"/>
-                <w:color w:val="0070c0"/>
-                <w:sz w:val="18"/>
-                <w:szCs w:val="18"/>
-                <w:rtl w:val="0"/>
-              </w:rPr>
-              <w:t xml:space="preserve">Implementar un mapa interactivo que permita representar edificios, pisos y salas, facilitando la localización de los activos tecnológicos.</w:t>
+              <w:spacing w:after="0" w:before="0" w:lineRule="auto"/>
+              <w:ind w:left="720" w:hanging="360"/>
+              <w:jc w:val="both"/>
+              <w:rPr>
+                <w:sz w:val="20"/>
+                <w:szCs w:val="20"/>
+              </w:rPr>
+            </w:pPr>
+            <w:r>
+              <w:rPr>
+                <w:sz w:val="20"/>
+                <w:szCs w:val="20"/>
+                <w:rtl w:val="0"/>
+              </w:rPr>
+              <w:t xml:space="preserve">Implementar un mapa interactivo que permita representar edificios, pisos y sectores o ubicaciones, facilitando la localización de los activos tecnológicos.</w:t>
             </w:r>
           </w:p>
           <w:p>
@@ -1805,23 +1863,18 @@
                 <w:ilvl w:val="0"/>
                 <w:numId w:val="1"/>
               </w:numPr>
-              <w:spacing w:after="0" w:afterAutospacing="0" w:before="0" w:beforeAutospacing="0" w:lineRule="auto"/>
-              <w:ind w:left="720" w:hanging="360"/>
-              <w:rPr>
-                <w:i w:val="1"/>
-                <w:iCs w:val="1"/>
-                <w:color w:val="0070c0"/>
-                <w:sz w:val="18"/>
-                <w:szCs w:val="18"/>
-              </w:rPr>
-            </w:pPr>
-            <w:r>
-              <w:rPr>
-                <w:i w:val="1"/>
-                <w:iCs w:val="1"/>
-                <w:color w:val="0070c0"/>
-                <w:sz w:val="18"/>
-                <w:szCs w:val="18"/>
+              <w:spacing w:after="0" w:before="0" w:lineRule="auto"/>
+              <w:ind w:left="720" w:hanging="360"/>
+              <w:jc w:val="both"/>
+              <w:rPr>
+                <w:sz w:val="20"/>
+                <w:szCs w:val="20"/>
+              </w:rPr>
+            </w:pPr>
+            <w:r>
+              <w:rPr>
+                <w:sz w:val="20"/>
+                <w:szCs w:val="20"/>
                 <w:rtl w:val="0"/>
               </w:rPr>
               <w:t xml:space="preserve">Desarrollar funcionalidades para la gestión y consulta del inventario de computadores e impresoras.</w:t>
@@ -1833,23 +1886,18 @@
                 <w:ilvl w:val="0"/>
                 <w:numId w:val="1"/>
               </w:numPr>
-              <w:spacing w:after="0" w:afterAutospacing="0" w:before="0" w:beforeAutospacing="0" w:lineRule="auto"/>
-              <w:ind w:left="720" w:hanging="360"/>
-              <w:rPr>
-                <w:i w:val="1"/>
-                <w:iCs w:val="1"/>
-                <w:color w:val="0070c0"/>
-                <w:sz w:val="18"/>
-                <w:szCs w:val="18"/>
-              </w:rPr>
-            </w:pPr>
-            <w:r>
-              <w:rPr>
-                <w:i w:val="1"/>
-                <w:iCs w:val="1"/>
-                <w:color w:val="0070c0"/>
-                <w:sz w:val="18"/>
-                <w:szCs w:val="18"/>
+              <w:spacing w:after="0" w:before="0" w:lineRule="auto"/>
+              <w:ind w:left="720" w:hanging="360"/>
+              <w:jc w:val="both"/>
+              <w:rPr>
+                <w:sz w:val="20"/>
+                <w:szCs w:val="20"/>
+              </w:rPr>
+            </w:pPr>
+            <w:r>
+              <w:rPr>
+                <w:sz w:val="20"/>
+                <w:szCs w:val="20"/>
                 <w:rtl w:val="0"/>
               </w:rPr>
               <w:t xml:space="preserve">Integrar el inventario con información obtenida mediante escaneos autorizados de red, permitiendo contrastar los dispositivos registrados con los observados técnicamente.</w:t>
@@ -1861,23 +1909,18 @@
                 <w:ilvl w:val="0"/>
                 <w:numId w:val="1"/>
               </w:numPr>
-              <w:spacing w:after="0" w:afterAutospacing="0" w:before="0" w:beforeAutospacing="0" w:lineRule="auto"/>
-              <w:ind w:left="720" w:hanging="360"/>
-              <w:rPr>
-                <w:i w:val="1"/>
-                <w:iCs w:val="1"/>
-                <w:color w:val="0070c0"/>
-                <w:sz w:val="18"/>
-                <w:szCs w:val="18"/>
-              </w:rPr>
-            </w:pPr>
-            <w:r>
-              <w:rPr>
-                <w:i w:val="1"/>
-                <w:iCs w:val="1"/>
-                <w:color w:val="0070c0"/>
-                <w:sz w:val="18"/>
-                <w:szCs w:val="18"/>
+              <w:spacing w:after="0" w:before="0" w:lineRule="auto"/>
+              <w:ind w:left="720" w:hanging="360"/>
+              <w:jc w:val="both"/>
+              <w:rPr>
+                <w:sz w:val="20"/>
+                <w:szCs w:val="20"/>
+              </w:rPr>
+            </w:pPr>
+            <w:r>
+              <w:rPr>
+                <w:sz w:val="20"/>
+                <w:szCs w:val="20"/>
                 <w:rtl w:val="0"/>
               </w:rPr>
               <w:t xml:space="preserve">Mantener trazabilidad sobre modificaciones y cambios asociados a los activos mediante registros de auditoría.</w:t>
@@ -1889,23 +1932,18 @@
                 <w:ilvl w:val="0"/>
                 <w:numId w:val="1"/>
               </w:numPr>
-              <w:spacing w:after="0" w:afterAutospacing="0" w:before="0" w:beforeAutospacing="0" w:lineRule="auto"/>
-              <w:ind w:left="720" w:hanging="360"/>
-              <w:rPr>
-                <w:i w:val="1"/>
-                <w:iCs w:val="1"/>
-                <w:color w:val="0070c0"/>
-                <w:sz w:val="18"/>
-                <w:szCs w:val="18"/>
-              </w:rPr>
-            </w:pPr>
-            <w:r>
-              <w:rPr>
-                <w:i w:val="1"/>
-                <w:iCs w:val="1"/>
-                <w:color w:val="0070c0"/>
-                <w:sz w:val="18"/>
-                <w:szCs w:val="18"/>
+              <w:spacing w:after="0" w:before="0" w:lineRule="auto"/>
+              <w:ind w:left="720" w:hanging="360"/>
+              <w:jc w:val="both"/>
+              <w:rPr>
+                <w:sz w:val="20"/>
+                <w:szCs w:val="20"/>
+              </w:rPr>
+            </w:pPr>
+            <w:r>
+              <w:rPr>
+                <w:sz w:val="20"/>
+                <w:szCs w:val="20"/>
                 <w:rtl w:val="0"/>
               </w:rPr>
               <w:t xml:space="preserve">Implementar mecanismos de autenticación, autorización, roles y control de acceso a la información.</w:t>
@@ -1917,23 +1955,18 @@
                 <w:ilvl w:val="0"/>
                 <w:numId w:val="1"/>
               </w:numPr>
-              <w:spacing w:after="0" w:afterAutospacing="0" w:before="0" w:beforeAutospacing="0" w:lineRule="auto"/>
-              <w:ind w:left="720" w:hanging="360"/>
-              <w:rPr>
-                <w:i w:val="1"/>
-                <w:iCs w:val="1"/>
-                <w:color w:val="0070c0"/>
-                <w:sz w:val="18"/>
-                <w:szCs w:val="18"/>
-              </w:rPr>
-            </w:pPr>
-            <w:r>
-              <w:rPr>
-                <w:i w:val="1"/>
-                <w:iCs w:val="1"/>
-                <w:color w:val="0070c0"/>
-                <w:sz w:val="18"/>
-                <w:szCs w:val="18"/>
+              <w:spacing w:after="0" w:before="0" w:lineRule="auto"/>
+              <w:ind w:left="720" w:hanging="360"/>
+              <w:jc w:val="both"/>
+              <w:rPr>
+                <w:sz w:val="20"/>
+                <w:szCs w:val="20"/>
+              </w:rPr>
+            </w:pPr>
+            <w:r>
+              <w:rPr>
+                <w:sz w:val="20"/>
+                <w:szCs w:val="20"/>
                 <w:rtl w:val="0"/>
               </w:rPr>
               <w:t xml:space="preserve">Realizar pruebas funcionales y de integración para validar el correcto funcionamiento de la plataforma.</w:t>
@@ -1945,57 +1978,21 @@
                 <w:ilvl w:val="0"/>
                 <w:numId w:val="1"/>
               </w:numPr>
-              <w:spacing w:after="240" w:before="0" w:beforeAutospacing="0" w:lineRule="auto"/>
-              <w:ind w:left="720" w:hanging="360"/>
-              <w:rPr>
-                <w:i w:val="1"/>
-                <w:iCs w:val="1"/>
-                <w:color w:val="0070c0"/>
-                <w:sz w:val="18"/>
-                <w:szCs w:val="18"/>
-              </w:rPr>
-            </w:pPr>
-            <w:r>
-              <w:rPr>
-                <w:i w:val="1"/>
-                <w:iCs w:val="1"/>
-                <w:color w:val="0070c0"/>
-                <w:sz w:val="18"/>
-                <w:szCs w:val="18"/>
+              <w:spacing w:after="240" w:before="0" w:lineRule="auto"/>
+              <w:ind w:left="720" w:hanging="360"/>
+              <w:jc w:val="both"/>
+              <w:rPr>
+                <w:sz w:val="20"/>
+                <w:szCs w:val="20"/>
+              </w:rPr>
+            </w:pPr>
+            <w:r>
+              <w:rPr>
+                <w:sz w:val="20"/>
+                <w:szCs w:val="20"/>
                 <w:rtl w:val="0"/>
               </w:rPr>
               <w:t xml:space="preserve">Generar documentación técnica y funcional que permita respaldar el desarrollo, instalación, funcionamiento y evolución de la solución.</w:t>
-            </w:r>
-          </w:p>
-          <w:p>
-            <w:pPr>
-              <w:keepNext w:val="0"/>
-              <w:keepLines w:val="0"/>
-              <w:pageBreakBefore w:val="0"/>
-              <w:widowControl w:val="1"/>
-              <w:pBdr>
-                <w:top w:space="0" w:sz="0" w:val="nil"/>
-                <w:left w:space="0" w:sz="0" w:val="nil"/>
-                <w:bottom w:space="0" w:sz="0" w:val="nil"/>
-                <w:right w:space="0" w:sz="0" w:val="nil"/>
-                <w:between w:space="0" w:sz="0" w:val="nil"/>
-              </w:pBdr>
-              <w:shd w:fill="auto" w:val="clear"/>
-              <w:spacing w:after="160" w:before="0" w:line="259" w:lineRule="auto"/>
-              <w:ind w:left="0" w:right="0" w:firstLine="0"/>
-              <w:jc w:val="both"/>
-              <w:rPr>
-                <w:i w:val="1"/>
-                <w:iCs w:val="1"/>
-                <w:color w:val="0070c0"/>
-                <w:sz w:val="18"/>
-                <w:szCs w:val="18"/>
-              </w:rPr>
-            </w:pPr>
-            <w:r>
-              <w:rPr>
-                <w:rtl w:val="0"/>
-              </w:rPr>
             </w:r>
           </w:p>
         </w:tc>
@@ -2012,18 +2009,14 @@
           <w:p>
             <w:pPr>
               <w:rPr>
-                <w:rFonts w:ascii="Calibri" w:cs="Calibri" w:eastAsia="Calibri" w:hAnsi="Calibri"/>
-                <w:color w:val="1f3864"/>
-                <w:sz w:val="18"/>
-                <w:szCs w:val="18"/>
-              </w:rPr>
-            </w:pPr>
-            <w:r>
-              <w:rPr>
-                <w:rFonts w:ascii="Calibri" w:cs="Calibri" w:eastAsia="Calibri" w:hAnsi="Calibri"/>
-                <w:color w:val="1f3864"/>
-                <w:sz w:val="18"/>
-                <w:szCs w:val="18"/>
+                <w:sz w:val="20"/>
+                <w:szCs w:val="20"/>
+              </w:rPr>
+            </w:pPr>
+            <w:r>
+              <w:rPr>
+                <w:sz w:val="20"/>
+                <w:szCs w:val="20"/>
                 <w:rtl w:val="0"/>
               </w:rPr>
               <w:t xml:space="preserve">3. Metodología</w:t>
@@ -2037,71 +2030,70 @@
           <w:p>
             <w:pPr>
               <w:spacing w:after="240" w:before="240" w:lineRule="auto"/>
-              <w:rPr>
-                <w:i w:val="1"/>
-                <w:iCs w:val="1"/>
-                <w:color w:val="0070c0"/>
-                <w:sz w:val="18"/>
-                <w:szCs w:val="18"/>
-              </w:rPr>
-            </w:pPr>
-            <w:r>
-              <w:rPr>
-                <w:i w:val="1"/>
-                <w:iCs w:val="1"/>
-                <w:color w:val="0070c0"/>
-                <w:sz w:val="18"/>
-                <w:szCs w:val="18"/>
-                <w:rtl w:val="0"/>
-              </w:rPr>
-              <w:t xml:space="preserve">Para el desarrollo del Proyecto APT utilizamos una </w:t>
-            </w:r>
+              <w:jc w:val="both"/>
+              <w:rPr>
+                <w:sz w:val="20"/>
+                <w:szCs w:val="20"/>
+              </w:rPr>
+            </w:pPr>
+            <w:r>
+              <w:rPr>
+                <w:sz w:val="20"/>
+                <w:szCs w:val="20"/>
+                <w:rtl w:val="0"/>
+              </w:rPr>
+              <w:t xml:space="preserve">Para el desarrollo del Proyecto APT utilizamos una metodología en Cascada, complementada con revisiones iterativas y control de cambios. Esto permitió organizar el trabajo por etapas y mantener trazabilidad entre requisitos, diseño, implementación, pruebas y documentación, sin perder la capacidad de ajustar decisiones cuando aparecía nueva información.</w:t>
+            </w:r>
+          </w:p>
+          <w:p>
+            <w:pPr>
+              <w:spacing w:after="240" w:before="240" w:lineRule="auto"/>
+              <w:jc w:val="both"/>
+              <w:rPr>
+                <w:sz w:val="20"/>
+                <w:szCs w:val="20"/>
+              </w:rPr>
+            </w:pPr>
+            <w:r>
+              <w:rPr>
+                <w:sz w:val="20"/>
+                <w:szCs w:val="20"/>
+                <w:rtl w:val="0"/>
+              </w:rPr>
+              <w:t xml:space="preserve">Las principales etapas fueron:</w:t>
+            </w:r>
+          </w:p>
+          <w:p>
+            <w:pPr>
+              <w:numPr>
+                <w:ilvl w:val="0"/>
+                <w:numId w:val="5"/>
+              </w:numPr>
+              <w:spacing w:after="0" w:before="240" w:lineRule="auto"/>
+              <w:ind w:left="720" w:hanging="360"/>
+              <w:jc w:val="both"/>
+              <w:rPr>
+                <w:sz w:val="20"/>
+                <w:szCs w:val="20"/>
+              </w:rPr>
+            </w:pPr>
             <w:r>
               <w:rPr>
                 <w:b w:val="1"/>
                 <w:bCs w:val="1"/>
-                <w:i w:val="1"/>
-                <w:iCs w:val="1"/>
-                <w:color w:val="0070c0"/>
-                <w:sz w:val="18"/>
-                <w:szCs w:val="18"/>
-                <w:rtl w:val="0"/>
-              </w:rPr>
-              <w:t xml:space="preserve">metodología tradicional en Cascada</w:t>
-            </w:r>
-            <w:r>
-              <w:rPr>
-                <w:i w:val="1"/>
-                <w:iCs w:val="1"/>
-                <w:color w:val="0070c0"/>
-                <w:sz w:val="18"/>
-                <w:szCs w:val="18"/>
-                <w:rtl w:val="0"/>
-              </w:rPr>
-              <w:t xml:space="preserve">, organizando el trabajo de manera secuencial y manteniendo trazabilidad entre requisitos, diseño, implementación, pruebas y documentación.</w:t>
-            </w:r>
-          </w:p>
-          <w:p>
-            <w:pPr>
-              <w:spacing w:after="240" w:before="240" w:lineRule="auto"/>
-              <w:rPr>
-                <w:i w:val="1"/>
-                <w:iCs w:val="1"/>
-                <w:color w:val="0070c0"/>
-                <w:sz w:val="18"/>
-                <w:szCs w:val="18"/>
-              </w:rPr>
-            </w:pPr>
-            <w:r>
-              <w:rPr>
-                <w:i w:val="1"/>
-                <w:iCs w:val="1"/>
-                <w:color w:val="0070c0"/>
-                <w:sz w:val="18"/>
-                <w:szCs w:val="18"/>
-                <w:rtl w:val="0"/>
-              </w:rPr>
-              <w:t xml:space="preserve">Las principales etapas fueron:</w:t>
+                <w:sz w:val="20"/>
+                <w:szCs w:val="20"/>
+                <w:rtl w:val="0"/>
+              </w:rPr>
+              <w:t xml:space="preserve">Levantamiento y análisis de requisitos:</w:t>
+            </w:r>
+            <w:r>
+              <w:rPr>
+                <w:sz w:val="20"/>
+                <w:szCs w:val="20"/>
+                <w:rtl w:val="0"/>
+              </w:rPr>
+              <w:t xml:space="preserve"> definición del problema, usuarios, requisitos funcionales y no funcionales, alcance y criterios de aceptación.</w:t>
             </w:r>
           </w:p>
           <w:p>
@@ -2110,39 +2102,31 @@
                 <w:ilvl w:val="0"/>
                 <w:numId w:val="5"/>
               </w:numPr>
-              <w:spacing w:after="0" w:afterAutospacing="0" w:before="240" w:lineRule="auto"/>
-              <w:ind w:left="720" w:hanging="360"/>
-              <w:rPr>
-                <w:i w:val="1"/>
-                <w:iCs w:val="1"/>
-                <w:color w:val="0070c0"/>
-                <w:sz w:val="18"/>
-                <w:szCs w:val="18"/>
+              <w:spacing w:after="0" w:before="0" w:lineRule="auto"/>
+              <w:ind w:left="720" w:hanging="360"/>
+              <w:jc w:val="both"/>
+              <w:rPr>
+                <w:sz w:val="20"/>
+                <w:szCs w:val="20"/>
               </w:rPr>
             </w:pPr>
             <w:r>
               <w:rPr>
                 <w:b w:val="1"/>
                 <w:bCs w:val="1"/>
-                <w:i w:val="1"/>
-                <w:iCs w:val="1"/>
-                <w:color w:val="0070c0"/>
-                <w:sz w:val="18"/>
-                <w:szCs w:val="18"/>
-                <w:rtl w:val="0"/>
-              </w:rPr>
-              <w:t xml:space="preserve">Levantamiento y análisis de requisitos:</w:t>
-            </w:r>
-            <w:r>
-              <w:rPr>
-                <w:i w:val="1"/>
-                <w:iCs w:val="1"/>
-                <w:color w:val="0070c0"/>
-                <w:sz w:val="18"/>
-                <w:szCs w:val="18"/>
-                <w:rtl w:val="0"/>
-              </w:rPr>
-              <w:t xml:space="preserve"> definición del problema, usuarios, requisitos funcionales y no funcionales, alcance y criterios de aceptación.</w:t>
+                <w:sz w:val="20"/>
+                <w:szCs w:val="20"/>
+                <w:rtl w:val="0"/>
+              </w:rPr>
+              <w:t xml:space="preserve">Diseño:</w:t>
+            </w:r>
+            <w:r>
+              <w:rPr>
+                <w:sz w:val="20"/>
+                <w:szCs w:val="20"/>
+                <w:rtl w:val="0"/>
+              </w:rPr>
+              <w:t xml:space="preserve"> definición de arquitectura, modelo de datos, navegación, experiencia de usuario y estructura física del sistema.</w:t>
             </w:r>
           </w:p>
           <w:p>
@@ -2151,39 +2135,31 @@
                 <w:ilvl w:val="0"/>
                 <w:numId w:val="5"/>
               </w:numPr>
-              <w:spacing w:after="0" w:afterAutospacing="0" w:before="0" w:beforeAutospacing="0" w:lineRule="auto"/>
-              <w:ind w:left="720" w:hanging="360"/>
-              <w:rPr>
-                <w:i w:val="1"/>
-                <w:iCs w:val="1"/>
-                <w:color w:val="0070c0"/>
-                <w:sz w:val="18"/>
-                <w:szCs w:val="18"/>
+              <w:spacing w:after="0" w:before="0" w:lineRule="auto"/>
+              <w:ind w:left="720" w:hanging="360"/>
+              <w:jc w:val="both"/>
+              <w:rPr>
+                <w:sz w:val="20"/>
+                <w:szCs w:val="20"/>
               </w:rPr>
             </w:pPr>
             <w:r>
               <w:rPr>
                 <w:b w:val="1"/>
                 <w:bCs w:val="1"/>
-                <w:i w:val="1"/>
-                <w:iCs w:val="1"/>
-                <w:color w:val="0070c0"/>
-                <w:sz w:val="18"/>
-                <w:szCs w:val="18"/>
-                <w:rtl w:val="0"/>
-              </w:rPr>
-              <w:t xml:space="preserve">Diseño:</w:t>
-            </w:r>
-            <w:r>
-              <w:rPr>
-                <w:i w:val="1"/>
-                <w:iCs w:val="1"/>
-                <w:color w:val="0070c0"/>
-                <w:sz w:val="18"/>
-                <w:szCs w:val="18"/>
-                <w:rtl w:val="0"/>
-              </w:rPr>
-              <w:t xml:space="preserve"> definición de arquitectura, modelo de datos, navegación, experiencia de usuario y estructura física del sistema.</w:t>
+                <w:sz w:val="20"/>
+                <w:szCs w:val="20"/>
+                <w:rtl w:val="0"/>
+              </w:rPr>
+              <w:t xml:space="preserve">Implementación e integración:</w:t>
+            </w:r>
+            <w:r>
+              <w:rPr>
+                <w:sz w:val="20"/>
+                <w:szCs w:val="20"/>
+                <w:rtl w:val="0"/>
+              </w:rPr>
+              <w:t xml:space="preserve"> desarrollo del mapa, inventario, usuarios, roles, trazabilidad, respaldos y escaneo de red.</w:t>
             </w:r>
           </w:p>
           <w:p>
@@ -2192,39 +2168,31 @@
                 <w:ilvl w:val="0"/>
                 <w:numId w:val="5"/>
               </w:numPr>
-              <w:spacing w:after="0" w:afterAutospacing="0" w:before="0" w:beforeAutospacing="0" w:lineRule="auto"/>
-              <w:ind w:left="720" w:hanging="360"/>
-              <w:rPr>
-                <w:i w:val="1"/>
-                <w:iCs w:val="1"/>
-                <w:color w:val="0070c0"/>
-                <w:sz w:val="18"/>
-                <w:szCs w:val="18"/>
+              <w:spacing w:after="0" w:before="0" w:lineRule="auto"/>
+              <w:ind w:left="720" w:hanging="360"/>
+              <w:jc w:val="both"/>
+              <w:rPr>
+                <w:sz w:val="20"/>
+                <w:szCs w:val="20"/>
               </w:rPr>
             </w:pPr>
             <w:r>
               <w:rPr>
                 <w:b w:val="1"/>
                 <w:bCs w:val="1"/>
-                <w:i w:val="1"/>
-                <w:iCs w:val="1"/>
-                <w:color w:val="0070c0"/>
-                <w:sz w:val="18"/>
-                <w:szCs w:val="18"/>
-                <w:rtl w:val="0"/>
-              </w:rPr>
-              <w:t xml:space="preserve">Implementación e integración:</w:t>
-            </w:r>
-            <w:r>
-              <w:rPr>
-                <w:i w:val="1"/>
-                <w:iCs w:val="1"/>
-                <w:color w:val="0070c0"/>
-                <w:sz w:val="18"/>
-                <w:szCs w:val="18"/>
-                <w:rtl w:val="0"/>
-              </w:rPr>
-              <w:t xml:space="preserve"> desarrollo del mapa, inventario, usuarios, roles, trazabilidad, respaldos y escaneo de red.</w:t>
+                <w:sz w:val="20"/>
+                <w:szCs w:val="20"/>
+                <w:rtl w:val="0"/>
+              </w:rPr>
+              <w:t xml:space="preserve">Pruebas y validación:</w:t>
+            </w:r>
+            <w:r>
+              <w:rPr>
+                <w:sz w:val="20"/>
+                <w:szCs w:val="20"/>
+                <w:rtl w:val="0"/>
+              </w:rPr>
+              <w:t xml:space="preserve"> verificación de las principales funcionalidades, permisos, localización de activos, escaneo de red y funcionamiento general.</w:t>
             </w:r>
           </w:p>
           <w:p>
@@ -2233,77 +2201,28 @@
                 <w:ilvl w:val="0"/>
                 <w:numId w:val="5"/>
               </w:numPr>
-              <w:spacing w:after="0" w:afterAutospacing="0" w:before="0" w:beforeAutospacing="0" w:lineRule="auto"/>
-              <w:ind w:left="720" w:hanging="360"/>
-              <w:rPr>
-                <w:i w:val="1"/>
-                <w:iCs w:val="1"/>
-                <w:color w:val="0070c0"/>
-                <w:sz w:val="18"/>
-                <w:szCs w:val="18"/>
+              <w:spacing w:after="240" w:before="0" w:lineRule="auto"/>
+              <w:ind w:left="720" w:hanging="360"/>
+              <w:jc w:val="both"/>
+              <w:rPr>
+                <w:sz w:val="20"/>
+                <w:szCs w:val="20"/>
               </w:rPr>
             </w:pPr>
             <w:r>
               <w:rPr>
                 <w:b w:val="1"/>
                 <w:bCs w:val="1"/>
-                <w:i w:val="1"/>
-                <w:iCs w:val="1"/>
-                <w:color w:val="0070c0"/>
-                <w:sz w:val="18"/>
-                <w:szCs w:val="18"/>
-                <w:rtl w:val="0"/>
-              </w:rPr>
-              <w:t xml:space="preserve">Pruebas y validación:</w:t>
-            </w:r>
-            <w:r>
-              <w:rPr>
-                <w:i w:val="1"/>
-                <w:iCs w:val="1"/>
-                <w:color w:val="0070c0"/>
-                <w:sz w:val="18"/>
-                <w:szCs w:val="18"/>
-                <w:rtl w:val="0"/>
-              </w:rPr>
-              <w:t xml:space="preserve"> verificación de las principales funcionalidades, permisos, localización de activos, escaneo de red y funcionamiento general.</w:t>
-            </w:r>
-          </w:p>
-          <w:p>
-            <w:pPr>
-              <w:numPr>
-                <w:ilvl w:val="0"/>
-                <w:numId w:val="5"/>
-              </w:numPr>
-              <w:spacing w:after="240" w:before="0" w:beforeAutospacing="0" w:lineRule="auto"/>
-              <w:ind w:left="720" w:hanging="360"/>
-              <w:rPr>
-                <w:i w:val="1"/>
-                <w:iCs w:val="1"/>
-                <w:color w:val="0070c0"/>
-                <w:sz w:val="18"/>
-                <w:szCs w:val="18"/>
-              </w:rPr>
-            </w:pPr>
-            <w:r>
-              <w:rPr>
-                <w:b w:val="1"/>
-                <w:bCs w:val="1"/>
-                <w:i w:val="1"/>
-                <w:iCs w:val="1"/>
-                <w:color w:val="0070c0"/>
-                <w:sz w:val="18"/>
-                <w:szCs w:val="18"/>
+                <w:sz w:val="20"/>
+                <w:szCs w:val="20"/>
                 <w:rtl w:val="0"/>
               </w:rPr>
               <w:t xml:space="preserve">Despliegue y documentación:</w:t>
             </w:r>
             <w:r>
               <w:rPr>
-                <w:i w:val="1"/>
-                <w:iCs w:val="1"/>
-                <w:color w:val="0070c0"/>
-                <w:sz w:val="18"/>
-                <w:szCs w:val="18"/>
+                <w:sz w:val="20"/>
+                <w:szCs w:val="20"/>
                 <w:rtl w:val="0"/>
               </w:rPr>
               <w:t xml:space="preserve"> consolidación de manuales, evidencias, arquitectura, seguridad, privacidad y documentación final.</w:t>
@@ -2312,21 +2231,16 @@
           <w:p>
             <w:pPr>
               <w:spacing w:after="240" w:before="240" w:lineRule="auto"/>
-              <w:rPr>
-                <w:i w:val="1"/>
-                <w:iCs w:val="1"/>
-                <w:color w:val="0070c0"/>
-                <w:sz w:val="18"/>
-                <w:szCs w:val="18"/>
-              </w:rPr>
-            </w:pPr>
-            <w:r>
-              <w:rPr>
-                <w:i w:val="1"/>
-                <w:iCs w:val="1"/>
-                <w:color w:val="0070c0"/>
-                <w:sz w:val="18"/>
-                <w:szCs w:val="18"/>
+              <w:jc w:val="both"/>
+              <w:rPr>
+                <w:sz w:val="20"/>
+                <w:szCs w:val="20"/>
+              </w:rPr>
+            </w:pPr>
+            <w:r>
+              <w:rPr>
+                <w:sz w:val="20"/>
+                <w:szCs w:val="20"/>
                 <w:rtl w:val="0"/>
               </w:rPr>
               <w:t xml:space="preserve">La metodología en Cascada fue adecuada porque permitió mantener un proceso ordenado, controlar los cambios de alcance y documentar las decisiones tomadas durante el proyecto. Esto fue especialmente importante al trabajar con una solución real y con información institucional que requería trazabilidad, seguridad y claridad en cada etapa.</w:t>
@@ -2347,18 +2261,14 @@
           <w:p>
             <w:pPr>
               <w:rPr>
-                <w:rFonts w:ascii="Calibri" w:cs="Calibri" w:eastAsia="Calibri" w:hAnsi="Calibri"/>
-                <w:color w:val="1f3864"/>
-                <w:sz w:val="18"/>
-                <w:szCs w:val="18"/>
-              </w:rPr>
-            </w:pPr>
-            <w:r>
-              <w:rPr>
-                <w:rFonts w:ascii="Calibri" w:cs="Calibri" w:eastAsia="Calibri" w:hAnsi="Calibri"/>
-                <w:color w:val="1f3864"/>
-                <w:sz w:val="18"/>
-                <w:szCs w:val="18"/>
+                <w:sz w:val="20"/>
+                <w:szCs w:val="20"/>
+              </w:rPr>
+            </w:pPr>
+            <w:r>
+              <w:rPr>
+                <w:sz w:val="20"/>
+                <w:szCs w:val="20"/>
                 <w:rtl w:val="0"/>
               </w:rPr>
               <w:t xml:space="preserve">4. Desarrollo</w:t>
@@ -2372,21 +2282,16 @@
           <w:p>
             <w:pPr>
               <w:spacing w:after="240" w:before="240" w:lineRule="auto"/>
-              <w:rPr>
-                <w:i w:val="1"/>
-                <w:iCs w:val="1"/>
-                <w:color w:val="0070c0"/>
-                <w:sz w:val="18"/>
-                <w:szCs w:val="18"/>
-              </w:rPr>
-            </w:pPr>
-            <w:r>
-              <w:rPr>
-                <w:i w:val="1"/>
-                <w:iCs w:val="1"/>
-                <w:color w:val="0070c0"/>
-                <w:sz w:val="18"/>
-                <w:szCs w:val="18"/>
+              <w:jc w:val="both"/>
+              <w:rPr>
+                <w:sz w:val="20"/>
+                <w:szCs w:val="20"/>
+              </w:rPr>
+            </w:pPr>
+            <w:r>
+              <w:rPr>
+                <w:sz w:val="20"/>
+                <w:szCs w:val="20"/>
                 <w:rtl w:val="0"/>
               </w:rPr>
               <w:t xml:space="preserve">El proyecto comenzó con el análisis de la problemática del hospital, identificando la fragmentación de la información, la dependencia del conocimiento del personal antiguo y la dificultad para relacionar los activos tecnológicos con su ubicación física.</w:t>
@@ -2395,21 +2300,16 @@
           <w:p>
             <w:pPr>
               <w:spacing w:after="240" w:before="240" w:lineRule="auto"/>
-              <w:rPr>
-                <w:i w:val="1"/>
-                <w:iCs w:val="1"/>
-                <w:color w:val="0070c0"/>
-                <w:sz w:val="18"/>
-                <w:szCs w:val="18"/>
-              </w:rPr>
-            </w:pPr>
-            <w:r>
-              <w:rPr>
-                <w:i w:val="1"/>
-                <w:iCs w:val="1"/>
-                <w:color w:val="0070c0"/>
-                <w:sz w:val="18"/>
-                <w:szCs w:val="18"/>
+              <w:jc w:val="both"/>
+              <w:rPr>
+                <w:sz w:val="20"/>
+                <w:szCs w:val="20"/>
+              </w:rPr>
+            </w:pPr>
+            <w:r>
+              <w:rPr>
+                <w:sz w:val="20"/>
+                <w:szCs w:val="20"/>
                 <w:rtl w:val="0"/>
               </w:rPr>
               <w:t xml:space="preserve">Luego se levantaron y organizaron los requisitos del sistema, definiendo actores, permisos, reglas de negocio y alcance. Como decisión principal, se estableció el </w:t>
@@ -2418,22 +2318,16 @@
               <w:rPr>
                 <w:b w:val="1"/>
                 <w:bCs w:val="1"/>
-                <w:i w:val="1"/>
-                <w:iCs w:val="1"/>
-                <w:color w:val="0070c0"/>
-                <w:sz w:val="18"/>
-                <w:szCs w:val="18"/>
+                <w:sz w:val="20"/>
+                <w:szCs w:val="20"/>
                 <w:rtl w:val="0"/>
               </w:rPr>
               <w:t xml:space="preserve">mapa interactivo como eje central de la solución</w:t>
             </w:r>
             <w:r>
               <w:rPr>
-                <w:i w:val="1"/>
-                <w:iCs w:val="1"/>
-                <w:color w:val="0070c0"/>
-                <w:sz w:val="18"/>
-                <w:szCs w:val="18"/>
+                <w:sz w:val="20"/>
+                <w:szCs w:val="20"/>
                 <w:rtl w:val="0"/>
               </w:rPr>
               <w:t xml:space="preserve">, complementado por el inventario y el escaneo de red.</w:t>
@@ -2442,44 +2336,34 @@
           <w:p>
             <w:pPr>
               <w:spacing w:after="240" w:before="240" w:lineRule="auto"/>
-              <w:rPr>
-                <w:i w:val="1"/>
-                <w:iCs w:val="1"/>
-                <w:color w:val="0070c0"/>
-                <w:sz w:val="18"/>
-                <w:szCs w:val="18"/>
-              </w:rPr>
-            </w:pPr>
-            <w:r>
-              <w:rPr>
-                <w:i w:val="1"/>
-                <w:iCs w:val="1"/>
-                <w:color w:val="0070c0"/>
-                <w:sz w:val="18"/>
-                <w:szCs w:val="18"/>
-                <w:rtl w:val="0"/>
-              </w:rPr>
-              <w:t xml:space="preserve">Posteriormente se trabajó en la arquitectura, base de datos, gestión de usuarios, roles, auditoría y trazabilidad. Durante el desarrollo se implementó la visualización de edificios, pisos, salas y equipos, junto con herramientas de búsqueda y gestión del inventario.</w:t>
+              <w:jc w:val="both"/>
+              <w:rPr>
+                <w:sz w:val="20"/>
+                <w:szCs w:val="20"/>
+              </w:rPr>
+            </w:pPr>
+            <w:r>
+              <w:rPr>
+                <w:sz w:val="20"/>
+                <w:szCs w:val="20"/>
+                <w:rtl w:val="0"/>
+              </w:rPr>
+              <w:t xml:space="preserve">Posteriormente se trabajó en la arquitectura, base de datos, gestión de usuarios, roles, auditoría y trazabilidad. Durante el desarrollo se implementó la visualización de edificios, pisos, sectores o ubicaciones y equipos, junto con herramientas de búsqueda y gestión del inventario.</w:t>
             </w:r>
           </w:p>
           <w:p>
             <w:pPr>
               <w:spacing w:after="240" w:before="240" w:lineRule="auto"/>
-              <w:rPr>
-                <w:i w:val="1"/>
-                <w:iCs w:val="1"/>
-                <w:color w:val="0070c0"/>
-                <w:sz w:val="18"/>
-                <w:szCs w:val="18"/>
-              </w:rPr>
-            </w:pPr>
-            <w:r>
-              <w:rPr>
-                <w:i w:val="1"/>
-                <w:iCs w:val="1"/>
-                <w:color w:val="0070c0"/>
-                <w:sz w:val="18"/>
-                <w:szCs w:val="18"/>
+              <w:jc w:val="both"/>
+              <w:rPr>
+                <w:sz w:val="20"/>
+                <w:szCs w:val="20"/>
+              </w:rPr>
+            </w:pPr>
+            <w:r>
+              <w:rPr>
+                <w:sz w:val="20"/>
+                <w:szCs w:val="20"/>
                 <w:rtl w:val="0"/>
               </w:rPr>
               <w:t xml:space="preserve">El escaneo de red se incorporó como un mecanismo complementario para detectar y contrastar dispositivos conectados, sin modificar automáticamente el inventario.</w:t>
@@ -2488,24 +2372,19 @@
           <w:p>
             <w:pPr>
               <w:spacing w:after="240" w:before="240" w:lineRule="auto"/>
-              <w:rPr>
-                <w:i w:val="1"/>
-                <w:iCs w:val="1"/>
-                <w:color w:val="0070c0"/>
-                <w:sz w:val="18"/>
-                <w:szCs w:val="18"/>
-              </w:rPr>
-            </w:pPr>
-            <w:r>
-              <w:rPr>
-                <w:i w:val="1"/>
-                <w:iCs w:val="1"/>
-                <w:color w:val="0070c0"/>
-                <w:sz w:val="18"/>
-                <w:szCs w:val="18"/>
-                <w:rtl w:val="0"/>
-              </w:rPr>
-              <w:t xml:space="preserve">Finalmente, se realizaron pruebas, documentación, levantamiento de evidencias, actualización de requisitos y preparación de la demostración final.</w:t>
+              <w:jc w:val="both"/>
+              <w:rPr>
+                <w:sz w:val="20"/>
+                <w:szCs w:val="20"/>
+              </w:rPr>
+            </w:pPr>
+            <w:r>
+              <w:rPr>
+                <w:sz w:val="20"/>
+                <w:szCs w:val="20"/>
+                <w:rtl w:val="0"/>
+              </w:rPr>
+              <w:t xml:space="preserve">Finalmente, se han realizado validaciones funcionales de los flujos principales, levantamiento de evidencias y actualización de requisitos. Actualmente se está consolidando la documentación formal de pruebas e integración, junto con la preparación de la demostración y los entregables finales de Fase 2.</w:t>
             </w:r>
           </w:p>
         </w:tc>
@@ -2523,18 +2402,14 @@
           <w:p>
             <w:pPr>
               <w:rPr>
-                <w:rFonts w:ascii="Calibri" w:cs="Calibri" w:eastAsia="Calibri" w:hAnsi="Calibri"/>
-                <w:color w:val="1f3864"/>
-                <w:sz w:val="18"/>
-                <w:szCs w:val="18"/>
-              </w:rPr>
-            </w:pPr>
-            <w:r>
-              <w:rPr>
-                <w:rFonts w:ascii="Calibri" w:cs="Calibri" w:eastAsia="Calibri" w:hAnsi="Calibri"/>
-                <w:color w:val="1f3864"/>
-                <w:sz w:val="18"/>
-                <w:szCs w:val="18"/>
+                <w:sz w:val="20"/>
+                <w:szCs w:val="20"/>
+              </w:rPr>
+            </w:pPr>
+            <w:r>
+              <w:rPr>
+                <w:sz w:val="20"/>
+                <w:szCs w:val="20"/>
                 <w:rtl w:val="0"/>
               </w:rPr>
               <w:t xml:space="preserve">5. Evidencias</w:t>
@@ -2551,24 +2426,25 @@
               <w:keepNext w:val="0"/>
               <w:keepLines w:val="0"/>
               <w:spacing w:after="80" w:before="280" w:lineRule="auto"/>
-              <w:ind w:left="743" w:firstLine="0"/>
-              <w:rPr>
-                <w:i w:val="1"/>
-                <w:iCs w:val="1"/>
-                <w:color w:val="0070c0"/>
-                <w:sz w:val="20"/>
-                <w:szCs w:val="20"/>
+              <w:ind w:left="0" w:firstLine="0"/>
+              <w:jc w:val="both"/>
+              <w:rPr>
+                <w:b w:val="1"/>
+                <w:bCs w:val="1"/>
+                <w:color w:val="000000"/>
+                <w:sz w:val="22"/>
+                <w:szCs w:val="22"/>
               </w:rPr>
             </w:pPr>
             <w:bookmarkStart w:colFirst="0" w:colLast="0" w:name="_heading=h.oxclcc3o0ud" w:id="2"/>
             <w:bookmarkEnd w:id="2"/>
             <w:r>
               <w:rPr>
-                <w:i w:val="1"/>
-                <w:iCs w:val="1"/>
-                <w:color w:val="0070c0"/>
-                <w:sz w:val="20"/>
-                <w:szCs w:val="20"/>
+                <w:b w:val="1"/>
+                <w:bCs w:val="1"/>
+                <w:color w:val="000000"/>
+                <w:sz w:val="22"/>
+                <w:szCs w:val="22"/>
                 <w:rtl w:val="0"/>
               </w:rPr>
               <w:t xml:space="preserve">Evidencias de funcionamiento</w:t>
@@ -2580,23 +2456,18 @@
                 <w:ilvl w:val="0"/>
                 <w:numId w:val="8"/>
               </w:numPr>
-              <w:spacing w:after="0" w:afterAutospacing="0" w:before="240" w:lineRule="auto"/>
-              <w:ind w:left="720" w:hanging="360"/>
-              <w:rPr>
-                <w:i w:val="1"/>
-                <w:iCs w:val="1"/>
-                <w:color w:val="0070c0"/>
-                <w:sz w:val="18"/>
-                <w:szCs w:val="18"/>
-              </w:rPr>
-            </w:pPr>
-            <w:r>
-              <w:rPr>
-                <w:i w:val="1"/>
-                <w:iCs w:val="1"/>
-                <w:color w:val="0070c0"/>
-                <w:sz w:val="18"/>
-                <w:szCs w:val="18"/>
+              <w:spacing w:after="0" w:before="240" w:lineRule="auto"/>
+              <w:ind w:left="720" w:hanging="360"/>
+              <w:jc w:val="both"/>
+              <w:rPr>
+                <w:sz w:val="20"/>
+                <w:szCs w:val="20"/>
+              </w:rPr>
+            </w:pPr>
+            <w:r>
+              <w:rPr>
+                <w:sz w:val="20"/>
+                <w:szCs w:val="20"/>
                 <w:rtl w:val="0"/>
               </w:rPr>
               <w:t xml:space="preserve">Capturas del mapa interactivo del hospital.</w:t>
@@ -2608,23 +2479,18 @@
                 <w:ilvl w:val="0"/>
                 <w:numId w:val="8"/>
               </w:numPr>
-              <w:spacing w:after="0" w:afterAutospacing="0" w:before="0" w:beforeAutospacing="0" w:lineRule="auto"/>
-              <w:ind w:left="720" w:hanging="360"/>
-              <w:rPr>
-                <w:i w:val="1"/>
-                <w:iCs w:val="1"/>
-                <w:color w:val="0070c0"/>
-                <w:sz w:val="18"/>
-                <w:szCs w:val="18"/>
-              </w:rPr>
-            </w:pPr>
-            <w:r>
-              <w:rPr>
-                <w:i w:val="1"/>
-                <w:iCs w:val="1"/>
-                <w:color w:val="0070c0"/>
-                <w:sz w:val="18"/>
-                <w:szCs w:val="18"/>
+              <w:spacing w:after="0" w:before="0" w:lineRule="auto"/>
+              <w:ind w:left="720" w:hanging="360"/>
+              <w:jc w:val="both"/>
+              <w:rPr>
+                <w:sz w:val="20"/>
+                <w:szCs w:val="20"/>
+              </w:rPr>
+            </w:pPr>
+            <w:r>
+              <w:rPr>
+                <w:sz w:val="20"/>
+                <w:szCs w:val="20"/>
                 <w:rtl w:val="0"/>
               </w:rPr>
               <w:t xml:space="preserve">Visualización y selección de edificios.</w:t>
@@ -2636,23 +2502,18 @@
                 <w:ilvl w:val="0"/>
                 <w:numId w:val="8"/>
               </w:numPr>
-              <w:spacing w:after="0" w:afterAutospacing="0" w:before="0" w:beforeAutospacing="0" w:lineRule="auto"/>
-              <w:ind w:left="720" w:hanging="360"/>
-              <w:rPr>
-                <w:i w:val="1"/>
-                <w:iCs w:val="1"/>
-                <w:color w:val="0070c0"/>
-                <w:sz w:val="18"/>
-                <w:szCs w:val="18"/>
-              </w:rPr>
-            </w:pPr>
-            <w:r>
-              <w:rPr>
-                <w:i w:val="1"/>
-                <w:iCs w:val="1"/>
-                <w:color w:val="0070c0"/>
-                <w:sz w:val="18"/>
-                <w:szCs w:val="18"/>
+              <w:spacing w:after="0" w:before="0" w:lineRule="auto"/>
+              <w:ind w:left="720" w:hanging="360"/>
+              <w:jc w:val="both"/>
+              <w:rPr>
+                <w:sz w:val="20"/>
+                <w:szCs w:val="20"/>
+              </w:rPr>
+            </w:pPr>
+            <w:r>
+              <w:rPr>
+                <w:sz w:val="20"/>
+                <w:szCs w:val="20"/>
                 <w:rtl w:val="0"/>
               </w:rPr>
               <w:t xml:space="preserve">Navegación por pisos y ubicaciones.</w:t>
@@ -2664,23 +2525,18 @@
                 <w:ilvl w:val="0"/>
                 <w:numId w:val="8"/>
               </w:numPr>
-              <w:spacing w:after="0" w:afterAutospacing="0" w:before="0" w:beforeAutospacing="0" w:lineRule="auto"/>
-              <w:ind w:left="720" w:hanging="360"/>
-              <w:rPr>
-                <w:i w:val="1"/>
-                <w:iCs w:val="1"/>
-                <w:color w:val="0070c0"/>
-                <w:sz w:val="18"/>
-                <w:szCs w:val="18"/>
-              </w:rPr>
-            </w:pPr>
-            <w:r>
-              <w:rPr>
-                <w:i w:val="1"/>
-                <w:iCs w:val="1"/>
-                <w:color w:val="0070c0"/>
-                <w:sz w:val="18"/>
-                <w:szCs w:val="18"/>
+              <w:spacing w:after="0" w:before="0" w:lineRule="auto"/>
+              <w:ind w:left="720" w:hanging="360"/>
+              <w:jc w:val="both"/>
+              <w:rPr>
+                <w:sz w:val="20"/>
+                <w:szCs w:val="20"/>
+              </w:rPr>
+            </w:pPr>
+            <w:r>
+              <w:rPr>
+                <w:sz w:val="20"/>
+                <w:szCs w:val="20"/>
                 <w:rtl w:val="0"/>
               </w:rPr>
               <w:t xml:space="preserve">Búsqueda y localización de equipos.</w:t>
@@ -2692,23 +2548,18 @@
                 <w:ilvl w:val="0"/>
                 <w:numId w:val="8"/>
               </w:numPr>
-              <w:spacing w:after="0" w:afterAutospacing="0" w:before="0" w:beforeAutospacing="0" w:lineRule="auto"/>
-              <w:ind w:left="720" w:hanging="360"/>
-              <w:rPr>
-                <w:i w:val="1"/>
-                <w:iCs w:val="1"/>
-                <w:color w:val="0070c0"/>
-                <w:sz w:val="18"/>
-                <w:szCs w:val="18"/>
-              </w:rPr>
-            </w:pPr>
-            <w:r>
-              <w:rPr>
-                <w:i w:val="1"/>
-                <w:iCs w:val="1"/>
-                <w:color w:val="0070c0"/>
-                <w:sz w:val="18"/>
-                <w:szCs w:val="18"/>
+              <w:spacing w:after="0" w:before="0" w:lineRule="auto"/>
+              <w:ind w:left="720" w:hanging="360"/>
+              <w:jc w:val="both"/>
+              <w:rPr>
+                <w:sz w:val="20"/>
+                <w:szCs w:val="20"/>
+              </w:rPr>
+            </w:pPr>
+            <w:r>
+              <w:rPr>
+                <w:sz w:val="20"/>
+                <w:szCs w:val="20"/>
                 <w:rtl w:val="0"/>
               </w:rPr>
               <w:t xml:space="preserve">Visualización de computadores e impresoras.</w:t>
@@ -2720,23 +2571,18 @@
                 <w:ilvl w:val="0"/>
                 <w:numId w:val="8"/>
               </w:numPr>
-              <w:spacing w:after="0" w:afterAutospacing="0" w:before="0" w:beforeAutospacing="0" w:lineRule="auto"/>
-              <w:ind w:left="720" w:hanging="360"/>
-              <w:rPr>
-                <w:i w:val="1"/>
-                <w:iCs w:val="1"/>
-                <w:color w:val="0070c0"/>
-                <w:sz w:val="18"/>
-                <w:szCs w:val="18"/>
-              </w:rPr>
-            </w:pPr>
-            <w:r>
-              <w:rPr>
-                <w:i w:val="1"/>
-                <w:iCs w:val="1"/>
-                <w:color w:val="0070c0"/>
-                <w:sz w:val="18"/>
-                <w:szCs w:val="18"/>
+              <w:spacing w:after="0" w:before="0" w:lineRule="auto"/>
+              <w:ind w:left="720" w:hanging="360"/>
+              <w:jc w:val="both"/>
+              <w:rPr>
+                <w:sz w:val="20"/>
+                <w:szCs w:val="20"/>
+              </w:rPr>
+            </w:pPr>
+            <w:r>
+              <w:rPr>
+                <w:sz w:val="20"/>
+                <w:szCs w:val="20"/>
                 <w:rtl w:val="0"/>
               </w:rPr>
               <w:t xml:space="preserve">Funcionamiento de rutas.</w:t>
@@ -2748,23 +2594,18 @@
                 <w:ilvl w:val="0"/>
                 <w:numId w:val="8"/>
               </w:numPr>
-              <w:spacing w:after="0" w:afterAutospacing="0" w:before="0" w:beforeAutospacing="0" w:lineRule="auto"/>
-              <w:ind w:left="720" w:hanging="360"/>
-              <w:rPr>
-                <w:i w:val="1"/>
-                <w:iCs w:val="1"/>
-                <w:color w:val="0070c0"/>
-                <w:sz w:val="18"/>
-                <w:szCs w:val="18"/>
-              </w:rPr>
-            </w:pPr>
-            <w:r>
-              <w:rPr>
-                <w:i w:val="1"/>
-                <w:iCs w:val="1"/>
-                <w:color w:val="0070c0"/>
-                <w:sz w:val="18"/>
-                <w:szCs w:val="18"/>
+              <w:spacing w:after="0" w:before="0" w:lineRule="auto"/>
+              <w:ind w:left="720" w:hanging="360"/>
+              <w:jc w:val="both"/>
+              <w:rPr>
+                <w:sz w:val="20"/>
+                <w:szCs w:val="20"/>
+              </w:rPr>
+            </w:pPr>
+            <w:r>
+              <w:rPr>
+                <w:sz w:val="20"/>
+                <w:szCs w:val="20"/>
                 <w:rtl w:val="0"/>
               </w:rPr>
               <w:t xml:space="preserve">Dashboard general.</w:t>
@@ -2776,23 +2617,18 @@
                 <w:ilvl w:val="0"/>
                 <w:numId w:val="8"/>
               </w:numPr>
-              <w:spacing w:after="0" w:afterAutospacing="0" w:before="0" w:beforeAutospacing="0" w:lineRule="auto"/>
-              <w:ind w:left="720" w:hanging="360"/>
-              <w:rPr>
-                <w:i w:val="1"/>
-                <w:iCs w:val="1"/>
-                <w:color w:val="0070c0"/>
-                <w:sz w:val="18"/>
-                <w:szCs w:val="18"/>
-              </w:rPr>
-            </w:pPr>
-            <w:r>
-              <w:rPr>
-                <w:i w:val="1"/>
-                <w:iCs w:val="1"/>
-                <w:color w:val="0070c0"/>
-                <w:sz w:val="18"/>
-                <w:szCs w:val="18"/>
+              <w:spacing w:after="0" w:before="0" w:lineRule="auto"/>
+              <w:ind w:left="720" w:hanging="360"/>
+              <w:jc w:val="both"/>
+              <w:rPr>
+                <w:sz w:val="20"/>
+                <w:szCs w:val="20"/>
+              </w:rPr>
+            </w:pPr>
+            <w:r>
+              <w:rPr>
+                <w:sz w:val="20"/>
+                <w:szCs w:val="20"/>
                 <w:rtl w:val="0"/>
               </w:rPr>
               <w:t xml:space="preserve">Inventario tecnológico.</w:t>
@@ -2804,23 +2640,18 @@
                 <w:ilvl w:val="0"/>
                 <w:numId w:val="8"/>
               </w:numPr>
-              <w:spacing w:after="0" w:afterAutospacing="0" w:before="0" w:beforeAutospacing="0" w:lineRule="auto"/>
-              <w:ind w:left="720" w:hanging="360"/>
-              <w:rPr>
-                <w:i w:val="1"/>
-                <w:iCs w:val="1"/>
-                <w:color w:val="0070c0"/>
-                <w:sz w:val="18"/>
-                <w:szCs w:val="18"/>
-              </w:rPr>
-            </w:pPr>
-            <w:r>
-              <w:rPr>
-                <w:i w:val="1"/>
-                <w:iCs w:val="1"/>
-                <w:color w:val="0070c0"/>
-                <w:sz w:val="18"/>
-                <w:szCs w:val="18"/>
+              <w:spacing w:after="0" w:before="0" w:lineRule="auto"/>
+              <w:ind w:left="720" w:hanging="360"/>
+              <w:jc w:val="both"/>
+              <w:rPr>
+                <w:sz w:val="20"/>
+                <w:szCs w:val="20"/>
+              </w:rPr>
+            </w:pPr>
+            <w:r>
+              <w:rPr>
+                <w:sz w:val="20"/>
+                <w:szCs w:val="20"/>
                 <w:rtl w:val="0"/>
               </w:rPr>
               <w:t xml:space="preserve">Información de escaneo de red.</w:t>
@@ -2832,23 +2663,18 @@
                 <w:ilvl w:val="0"/>
                 <w:numId w:val="8"/>
               </w:numPr>
-              <w:spacing w:after="0" w:afterAutospacing="0" w:before="0" w:beforeAutospacing="0" w:lineRule="auto"/>
-              <w:ind w:left="720" w:hanging="360"/>
-              <w:rPr>
-                <w:i w:val="1"/>
-                <w:iCs w:val="1"/>
-                <w:color w:val="0070c0"/>
-                <w:sz w:val="18"/>
-                <w:szCs w:val="18"/>
-              </w:rPr>
-            </w:pPr>
-            <w:r>
-              <w:rPr>
-                <w:i w:val="1"/>
-                <w:iCs w:val="1"/>
-                <w:color w:val="0070c0"/>
-                <w:sz w:val="18"/>
-                <w:szCs w:val="18"/>
+              <w:spacing w:after="0" w:before="0" w:lineRule="auto"/>
+              <w:ind w:left="720" w:hanging="360"/>
+              <w:jc w:val="both"/>
+              <w:rPr>
+                <w:sz w:val="20"/>
+                <w:szCs w:val="20"/>
+              </w:rPr>
+            </w:pPr>
+            <w:r>
+              <w:rPr>
+                <w:sz w:val="20"/>
+                <w:szCs w:val="20"/>
                 <w:rtl w:val="0"/>
               </w:rPr>
               <w:t xml:space="preserve">Cruce entre dispositivos detectados e inventario.</w:t>
@@ -2860,23 +2686,18 @@
                 <w:ilvl w:val="0"/>
                 <w:numId w:val="8"/>
               </w:numPr>
-              <w:spacing w:after="0" w:afterAutospacing="0" w:before="0" w:beforeAutospacing="0" w:lineRule="auto"/>
-              <w:ind w:left="720" w:hanging="360"/>
-              <w:rPr>
-                <w:i w:val="1"/>
-                <w:iCs w:val="1"/>
-                <w:color w:val="0070c0"/>
-                <w:sz w:val="18"/>
-                <w:szCs w:val="18"/>
-              </w:rPr>
-            </w:pPr>
-            <w:r>
-              <w:rPr>
-                <w:i w:val="1"/>
-                <w:iCs w:val="1"/>
-                <w:color w:val="0070c0"/>
-                <w:sz w:val="18"/>
-                <w:szCs w:val="18"/>
+              <w:spacing w:after="0" w:before="0" w:lineRule="auto"/>
+              <w:ind w:left="720" w:hanging="360"/>
+              <w:jc w:val="both"/>
+              <w:rPr>
+                <w:sz w:val="20"/>
+                <w:szCs w:val="20"/>
+              </w:rPr>
+            </w:pPr>
+            <w:r>
+              <w:rPr>
+                <w:sz w:val="20"/>
+                <w:szCs w:val="20"/>
                 <w:rtl w:val="0"/>
               </w:rPr>
               <w:t xml:space="preserve">Registros de auditoría y actividad.</w:t>
@@ -2888,23 +2709,18 @@
                 <w:ilvl w:val="0"/>
                 <w:numId w:val="8"/>
               </w:numPr>
-              <w:spacing w:after="0" w:afterAutospacing="0" w:before="0" w:beforeAutospacing="0" w:lineRule="auto"/>
-              <w:ind w:left="720" w:hanging="360"/>
-              <w:rPr>
-                <w:i w:val="1"/>
-                <w:iCs w:val="1"/>
-                <w:color w:val="0070c0"/>
-                <w:sz w:val="18"/>
-                <w:szCs w:val="18"/>
-              </w:rPr>
-            </w:pPr>
-            <w:r>
-              <w:rPr>
-                <w:i w:val="1"/>
-                <w:iCs w:val="1"/>
-                <w:color w:val="0070c0"/>
-                <w:sz w:val="18"/>
-                <w:szCs w:val="18"/>
+              <w:spacing w:after="0" w:before="0" w:lineRule="auto"/>
+              <w:ind w:left="720" w:hanging="360"/>
+              <w:jc w:val="both"/>
+              <w:rPr>
+                <w:sz w:val="20"/>
+                <w:szCs w:val="20"/>
+              </w:rPr>
+            </w:pPr>
+            <w:r>
+              <w:rPr>
+                <w:sz w:val="20"/>
+                <w:szCs w:val="20"/>
                 <w:rtl w:val="0"/>
               </w:rPr>
               <w:t xml:space="preserve">Gestión de usuarios, roles y permisos.</w:t>
@@ -2916,23 +2732,18 @@
                 <w:ilvl w:val="0"/>
                 <w:numId w:val="8"/>
               </w:numPr>
-              <w:spacing w:after="240" w:before="0" w:beforeAutospacing="0" w:lineRule="auto"/>
-              <w:ind w:left="720" w:hanging="360"/>
-              <w:rPr>
-                <w:i w:val="1"/>
-                <w:iCs w:val="1"/>
-                <w:color w:val="0070c0"/>
-                <w:sz w:val="18"/>
-                <w:szCs w:val="18"/>
-              </w:rPr>
-            </w:pPr>
-            <w:r>
-              <w:rPr>
-                <w:i w:val="1"/>
-                <w:iCs w:val="1"/>
-                <w:color w:val="0070c0"/>
-                <w:sz w:val="18"/>
-                <w:szCs w:val="18"/>
+              <w:spacing w:after="240" w:before="0" w:lineRule="auto"/>
+              <w:ind w:left="720" w:hanging="360"/>
+              <w:jc w:val="both"/>
+              <w:rPr>
+                <w:sz w:val="20"/>
+                <w:szCs w:val="20"/>
+              </w:rPr>
+            </w:pPr>
+            <w:r>
+              <w:rPr>
+                <w:sz w:val="20"/>
+                <w:szCs w:val="20"/>
                 <w:rtl w:val="0"/>
               </w:rPr>
               <w:t xml:space="preserve">Gestión de respaldos.</w:t>
@@ -2944,11 +2755,12 @@
               <w:keepNext w:val="0"/>
               <w:keepLines w:val="0"/>
               <w:spacing w:after="80" w:before="280" w:lineRule="auto"/>
-              <w:ind w:left="743" w:firstLine="0"/>
-              <w:rPr>
-                <w:i w:val="1"/>
-                <w:iCs w:val="1"/>
-                <w:color w:val="0070c0"/>
+              <w:ind w:left="0" w:firstLine="0"/>
+              <w:jc w:val="both"/>
+              <w:rPr>
+                <w:b w:val="1"/>
+                <w:bCs w:val="1"/>
+                <w:color w:val="000000"/>
                 <w:sz w:val="22"/>
                 <w:szCs w:val="22"/>
               </w:rPr>
@@ -2957,9 +2769,9 @@
             <w:bookmarkEnd w:id="3"/>
             <w:r>
               <w:rPr>
-                <w:i w:val="1"/>
-                <w:iCs w:val="1"/>
-                <w:color w:val="0070c0"/>
+                <w:b w:val="1"/>
+                <w:bCs w:val="1"/>
+                <w:color w:val="000000"/>
                 <w:sz w:val="22"/>
                 <w:szCs w:val="22"/>
                 <w:rtl w:val="0"/>
@@ -2973,23 +2785,18 @@
                 <w:ilvl w:val="0"/>
                 <w:numId w:val="3"/>
               </w:numPr>
-              <w:spacing w:after="0" w:afterAutospacing="0" w:before="240" w:lineRule="auto"/>
-              <w:ind w:left="720" w:hanging="360"/>
-              <w:rPr>
-                <w:i w:val="1"/>
-                <w:iCs w:val="1"/>
-                <w:color w:val="0070c0"/>
-                <w:sz w:val="18"/>
-                <w:szCs w:val="18"/>
-              </w:rPr>
-            </w:pPr>
-            <w:r>
-              <w:rPr>
-                <w:i w:val="1"/>
-                <w:iCs w:val="1"/>
-                <w:color w:val="0070c0"/>
-                <w:sz w:val="18"/>
-                <w:szCs w:val="18"/>
+              <w:spacing w:after="0" w:before="240" w:lineRule="auto"/>
+              <w:ind w:left="720" w:hanging="360"/>
+              <w:jc w:val="both"/>
+              <w:rPr>
+                <w:sz w:val="20"/>
+                <w:szCs w:val="20"/>
+              </w:rPr>
+            </w:pPr>
+            <w:r>
+              <w:rPr>
+                <w:sz w:val="20"/>
+                <w:szCs w:val="20"/>
                 <w:rtl w:val="0"/>
               </w:rPr>
               <w:t xml:space="preserve">Código fuente y repositorio GitHub.</w:t>
@@ -3001,23 +2808,18 @@
                 <w:ilvl w:val="0"/>
                 <w:numId w:val="3"/>
               </w:numPr>
-              <w:spacing w:after="0" w:afterAutospacing="0" w:before="0" w:beforeAutospacing="0" w:lineRule="auto"/>
-              <w:ind w:left="720" w:hanging="360"/>
-              <w:rPr>
-                <w:i w:val="1"/>
-                <w:iCs w:val="1"/>
-                <w:color w:val="0070c0"/>
-                <w:sz w:val="18"/>
-                <w:szCs w:val="18"/>
-              </w:rPr>
-            </w:pPr>
-            <w:r>
-              <w:rPr>
-                <w:i w:val="1"/>
-                <w:iCs w:val="1"/>
-                <w:color w:val="0070c0"/>
-                <w:sz w:val="18"/>
-                <w:szCs w:val="18"/>
+              <w:spacing w:after="0" w:before="0" w:lineRule="auto"/>
+              <w:ind w:left="720" w:hanging="360"/>
+              <w:jc w:val="both"/>
+              <w:rPr>
+                <w:sz w:val="20"/>
+                <w:szCs w:val="20"/>
+              </w:rPr>
+            </w:pPr>
+            <w:r>
+              <w:rPr>
+                <w:sz w:val="20"/>
+                <w:szCs w:val="20"/>
                 <w:rtl w:val="0"/>
               </w:rPr>
               <w:t xml:space="preserve">Historial de cambios y commits.</w:t>
@@ -3029,23 +2831,18 @@
                 <w:ilvl w:val="0"/>
                 <w:numId w:val="3"/>
               </w:numPr>
-              <w:spacing w:after="0" w:afterAutospacing="0" w:before="0" w:beforeAutospacing="0" w:lineRule="auto"/>
-              <w:ind w:left="720" w:hanging="360"/>
-              <w:rPr>
-                <w:i w:val="1"/>
-                <w:iCs w:val="1"/>
-                <w:color w:val="0070c0"/>
-                <w:sz w:val="18"/>
-                <w:szCs w:val="18"/>
-              </w:rPr>
-            </w:pPr>
-            <w:r>
-              <w:rPr>
-                <w:i w:val="1"/>
-                <w:iCs w:val="1"/>
-                <w:color w:val="0070c0"/>
-                <w:sz w:val="18"/>
-                <w:szCs w:val="18"/>
+              <w:spacing w:after="0" w:before="0" w:lineRule="auto"/>
+              <w:ind w:left="720" w:hanging="360"/>
+              <w:jc w:val="both"/>
+              <w:rPr>
+                <w:sz w:val="20"/>
+                <w:szCs w:val="20"/>
+              </w:rPr>
+            </w:pPr>
+            <w:r>
+              <w:rPr>
+                <w:sz w:val="20"/>
+                <w:szCs w:val="20"/>
                 <w:rtl w:val="0"/>
               </w:rPr>
               <w:t xml:space="preserve">Modelo y base de datos del sistema.</w:t>
@@ -3057,23 +2854,18 @@
                 <w:ilvl w:val="0"/>
                 <w:numId w:val="3"/>
               </w:numPr>
-              <w:spacing w:after="0" w:afterAutospacing="0" w:before="0" w:beforeAutospacing="0" w:lineRule="auto"/>
-              <w:ind w:left="720" w:hanging="360"/>
-              <w:rPr>
-                <w:i w:val="1"/>
-                <w:iCs w:val="1"/>
-                <w:color w:val="0070c0"/>
-                <w:sz w:val="18"/>
-                <w:szCs w:val="18"/>
-              </w:rPr>
-            </w:pPr>
-            <w:r>
-              <w:rPr>
-                <w:i w:val="1"/>
-                <w:iCs w:val="1"/>
-                <w:color w:val="0070c0"/>
-                <w:sz w:val="18"/>
-                <w:szCs w:val="18"/>
+              <w:spacing w:after="0" w:before="0" w:lineRule="auto"/>
+              <w:ind w:left="720" w:hanging="360"/>
+              <w:jc w:val="both"/>
+              <w:rPr>
+                <w:sz w:val="20"/>
+                <w:szCs w:val="20"/>
+              </w:rPr>
+            </w:pPr>
+            <w:r>
+              <w:rPr>
+                <w:sz w:val="20"/>
+                <w:szCs w:val="20"/>
                 <w:rtl w:val="0"/>
               </w:rPr>
               <w:t xml:space="preserve">Arquitectura de la solución.</w:t>
@@ -3085,23 +2877,18 @@
                 <w:ilvl w:val="0"/>
                 <w:numId w:val="3"/>
               </w:numPr>
-              <w:spacing w:after="0" w:afterAutospacing="0" w:before="0" w:beforeAutospacing="0" w:lineRule="auto"/>
-              <w:ind w:left="720" w:hanging="360"/>
-              <w:rPr>
-                <w:i w:val="1"/>
-                <w:iCs w:val="1"/>
-                <w:color w:val="0070c0"/>
-                <w:sz w:val="18"/>
-                <w:szCs w:val="18"/>
-              </w:rPr>
-            </w:pPr>
-            <w:r>
-              <w:rPr>
-                <w:i w:val="1"/>
-                <w:iCs w:val="1"/>
-                <w:color w:val="0070c0"/>
-                <w:sz w:val="18"/>
-                <w:szCs w:val="18"/>
+              <w:spacing w:after="0" w:before="0" w:lineRule="auto"/>
+              <w:ind w:left="720" w:hanging="360"/>
+              <w:jc w:val="both"/>
+              <w:rPr>
+                <w:sz w:val="20"/>
+                <w:szCs w:val="20"/>
+              </w:rPr>
+            </w:pPr>
+            <w:r>
+              <w:rPr>
+                <w:sz w:val="20"/>
+                <w:szCs w:val="20"/>
                 <w:rtl w:val="0"/>
               </w:rPr>
               <w:t xml:space="preserve">Especificación de requisitos del sistema.</w:t>
@@ -3113,23 +2900,18 @@
                 <w:ilvl w:val="0"/>
                 <w:numId w:val="3"/>
               </w:numPr>
-              <w:spacing w:after="0" w:afterAutospacing="0" w:before="0" w:beforeAutospacing="0" w:lineRule="auto"/>
-              <w:ind w:left="720" w:hanging="360"/>
-              <w:rPr>
-                <w:i w:val="1"/>
-                <w:iCs w:val="1"/>
-                <w:color w:val="0070c0"/>
-                <w:sz w:val="18"/>
-                <w:szCs w:val="18"/>
-              </w:rPr>
-            </w:pPr>
-            <w:r>
-              <w:rPr>
-                <w:i w:val="1"/>
-                <w:iCs w:val="1"/>
-                <w:color w:val="0070c0"/>
-                <w:sz w:val="18"/>
-                <w:szCs w:val="18"/>
+              <w:spacing w:after="0" w:before="0" w:lineRule="auto"/>
+              <w:ind w:left="720" w:hanging="360"/>
+              <w:jc w:val="both"/>
+              <w:rPr>
+                <w:sz w:val="20"/>
+                <w:szCs w:val="20"/>
+              </w:rPr>
+            </w:pPr>
+            <w:r>
+              <w:rPr>
+                <w:sz w:val="20"/>
+                <w:szCs w:val="20"/>
                 <w:rtl w:val="0"/>
               </w:rPr>
               <w:t xml:space="preserve">Matriz de requisitos.</w:t>
@@ -3141,23 +2923,18 @@
                 <w:ilvl w:val="0"/>
                 <w:numId w:val="3"/>
               </w:numPr>
-              <w:spacing w:after="0" w:afterAutospacing="0" w:before="0" w:beforeAutospacing="0" w:lineRule="auto"/>
-              <w:ind w:left="720" w:hanging="360"/>
-              <w:rPr>
-                <w:i w:val="1"/>
-                <w:iCs w:val="1"/>
-                <w:color w:val="0070c0"/>
-                <w:sz w:val="18"/>
-                <w:szCs w:val="18"/>
-              </w:rPr>
-            </w:pPr>
-            <w:r>
-              <w:rPr>
-                <w:i w:val="1"/>
-                <w:iCs w:val="1"/>
-                <w:color w:val="0070c0"/>
-                <w:sz w:val="18"/>
-                <w:szCs w:val="18"/>
+              <w:spacing w:after="0" w:before="0" w:lineRule="auto"/>
+              <w:ind w:left="720" w:hanging="360"/>
+              <w:jc w:val="both"/>
+              <w:rPr>
+                <w:sz w:val="20"/>
+                <w:szCs w:val="20"/>
+              </w:rPr>
+            </w:pPr>
+            <w:r>
+              <w:rPr>
+                <w:sz w:val="20"/>
+                <w:szCs w:val="20"/>
                 <w:rtl w:val="0"/>
               </w:rPr>
               <w:t xml:space="preserve">Casos de uso.</w:t>
@@ -3169,23 +2946,18 @@
                 <w:ilvl w:val="0"/>
                 <w:numId w:val="3"/>
               </w:numPr>
-              <w:spacing w:after="0" w:afterAutospacing="0" w:before="0" w:beforeAutospacing="0" w:lineRule="auto"/>
-              <w:ind w:left="720" w:hanging="360"/>
-              <w:rPr>
-                <w:i w:val="1"/>
-                <w:iCs w:val="1"/>
-                <w:color w:val="0070c0"/>
-                <w:sz w:val="18"/>
-                <w:szCs w:val="18"/>
-              </w:rPr>
-            </w:pPr>
-            <w:r>
-              <w:rPr>
-                <w:i w:val="1"/>
-                <w:iCs w:val="1"/>
-                <w:color w:val="0070c0"/>
-                <w:sz w:val="18"/>
-                <w:szCs w:val="18"/>
+              <w:spacing w:after="0" w:before="0" w:lineRule="auto"/>
+              <w:ind w:left="720" w:hanging="360"/>
+              <w:jc w:val="both"/>
+              <w:rPr>
+                <w:sz w:val="20"/>
+                <w:szCs w:val="20"/>
+              </w:rPr>
+            </w:pPr>
+            <w:r>
+              <w:rPr>
+                <w:sz w:val="20"/>
+                <w:szCs w:val="20"/>
                 <w:rtl w:val="0"/>
               </w:rPr>
               <w:t xml:space="preserve">Manual de instalación.</w:t>
@@ -3197,23 +2969,18 @@
                 <w:ilvl w:val="0"/>
                 <w:numId w:val="3"/>
               </w:numPr>
-              <w:spacing w:after="0" w:afterAutospacing="0" w:before="0" w:beforeAutospacing="0" w:lineRule="auto"/>
-              <w:ind w:left="720" w:hanging="360"/>
-              <w:rPr>
-                <w:i w:val="1"/>
-                <w:iCs w:val="1"/>
-                <w:color w:val="0070c0"/>
-                <w:sz w:val="18"/>
-                <w:szCs w:val="18"/>
-              </w:rPr>
-            </w:pPr>
-            <w:r>
-              <w:rPr>
-                <w:i w:val="1"/>
-                <w:iCs w:val="1"/>
-                <w:color w:val="0070c0"/>
-                <w:sz w:val="18"/>
-                <w:szCs w:val="18"/>
+              <w:spacing w:after="0" w:before="0" w:lineRule="auto"/>
+              <w:ind w:left="720" w:hanging="360"/>
+              <w:jc w:val="both"/>
+              <w:rPr>
+                <w:sz w:val="20"/>
+                <w:szCs w:val="20"/>
+              </w:rPr>
+            </w:pPr>
+            <w:r>
+              <w:rPr>
+                <w:sz w:val="20"/>
+                <w:szCs w:val="20"/>
                 <w:rtl w:val="0"/>
               </w:rPr>
               <w:t xml:space="preserve">Documentación del stack tecnológico.</w:t>
@@ -3225,26 +2992,21 @@
                 <w:ilvl w:val="0"/>
                 <w:numId w:val="3"/>
               </w:numPr>
-              <w:spacing w:after="240" w:before="0" w:beforeAutospacing="0" w:lineRule="auto"/>
-              <w:ind w:left="720" w:hanging="360"/>
-              <w:rPr>
-                <w:i w:val="1"/>
-                <w:iCs w:val="1"/>
-                <w:color w:val="0070c0"/>
-                <w:sz w:val="18"/>
-                <w:szCs w:val="18"/>
-              </w:rPr>
-            </w:pPr>
-            <w:r>
-              <w:rPr>
-                <w:i w:val="1"/>
-                <w:iCs w:val="1"/>
-                <w:color w:val="0070c0"/>
-                <w:sz w:val="18"/>
-                <w:szCs w:val="18"/>
-                <w:rtl w:val="0"/>
-              </w:rPr>
-              <w:t xml:space="preserve">Pruebas funcionales y de integración.</w:t>
+              <w:spacing w:after="240" w:before="0" w:lineRule="auto"/>
+              <w:ind w:left="720" w:hanging="360"/>
+              <w:jc w:val="both"/>
+              <w:rPr>
+                <w:sz w:val="20"/>
+                <w:szCs w:val="20"/>
+              </w:rPr>
+            </w:pPr>
+            <w:r>
+              <w:rPr>
+                <w:sz w:val="20"/>
+                <w:szCs w:val="20"/>
+                <w:rtl w:val="0"/>
+              </w:rPr>
+              <w:t xml:space="preserve">Registros de validaciones funcionales y de integración; evidencia formal en consolidación para el cierre de Fase 2.</w:t>
             </w:r>
           </w:p>
           <w:p>
@@ -3253,11 +3015,12 @@
               <w:keepNext w:val="0"/>
               <w:keepLines w:val="0"/>
               <w:spacing w:after="80" w:before="280" w:lineRule="auto"/>
-              <w:ind w:left="743" w:firstLine="0"/>
-              <w:rPr>
-                <w:i w:val="1"/>
-                <w:iCs w:val="1"/>
-                <w:color w:val="0070c0"/>
+              <w:ind w:left="0" w:firstLine="0"/>
+              <w:jc w:val="both"/>
+              <w:rPr>
+                <w:b w:val="1"/>
+                <w:bCs w:val="1"/>
+                <w:color w:val="000000"/>
                 <w:sz w:val="22"/>
                 <w:szCs w:val="22"/>
               </w:rPr>
@@ -3266,9 +3029,9 @@
             <w:bookmarkEnd w:id="4"/>
             <w:r>
               <w:rPr>
-                <w:i w:val="1"/>
-                <w:iCs w:val="1"/>
-                <w:color w:val="0070c0"/>
+                <w:b w:val="1"/>
+                <w:bCs w:val="1"/>
+                <w:color w:val="000000"/>
                 <w:sz w:val="22"/>
                 <w:szCs w:val="22"/>
                 <w:rtl w:val="0"/>
@@ -3282,23 +3045,18 @@
                 <w:ilvl w:val="0"/>
                 <w:numId w:val="7"/>
               </w:numPr>
-              <w:spacing w:after="0" w:afterAutospacing="0" w:before="240" w:lineRule="auto"/>
-              <w:ind w:left="720" w:hanging="360"/>
-              <w:rPr>
-                <w:i w:val="1"/>
-                <w:iCs w:val="1"/>
-                <w:color w:val="0070c0"/>
-                <w:sz w:val="18"/>
-                <w:szCs w:val="18"/>
-              </w:rPr>
-            </w:pPr>
-            <w:r>
-              <w:rPr>
-                <w:i w:val="1"/>
-                <w:iCs w:val="1"/>
-                <w:color w:val="0070c0"/>
-                <w:sz w:val="18"/>
-                <w:szCs w:val="18"/>
+              <w:spacing w:after="0" w:before="240" w:lineRule="auto"/>
+              <w:ind w:left="720" w:hanging="360"/>
+              <w:jc w:val="both"/>
+              <w:rPr>
+                <w:sz w:val="20"/>
+                <w:szCs w:val="20"/>
+              </w:rPr>
+            </w:pPr>
+            <w:r>
+              <w:rPr>
+                <w:sz w:val="20"/>
+                <w:szCs w:val="20"/>
                 <w:rtl w:val="0"/>
               </w:rPr>
               <w:t xml:space="preserve">Acta de constitución del proyecto.</w:t>
@@ -3310,23 +3068,18 @@
                 <w:ilvl w:val="0"/>
                 <w:numId w:val="7"/>
               </w:numPr>
-              <w:spacing w:after="0" w:afterAutospacing="0" w:before="0" w:beforeAutospacing="0" w:lineRule="auto"/>
-              <w:ind w:left="720" w:hanging="360"/>
-              <w:rPr>
-                <w:i w:val="1"/>
-                <w:iCs w:val="1"/>
-                <w:color w:val="0070c0"/>
-                <w:sz w:val="18"/>
-                <w:szCs w:val="18"/>
-              </w:rPr>
-            </w:pPr>
-            <w:r>
-              <w:rPr>
-                <w:i w:val="1"/>
-                <w:iCs w:val="1"/>
-                <w:color w:val="0070c0"/>
-                <w:sz w:val="18"/>
-                <w:szCs w:val="18"/>
+              <w:spacing w:after="0" w:before="0" w:lineRule="auto"/>
+              <w:ind w:left="720" w:hanging="360"/>
+              <w:jc w:val="both"/>
+              <w:rPr>
+                <w:sz w:val="20"/>
+                <w:szCs w:val="20"/>
+              </w:rPr>
+            </w:pPr>
+            <w:r>
+              <w:rPr>
+                <w:sz w:val="20"/>
+                <w:szCs w:val="20"/>
                 <w:rtl w:val="0"/>
               </w:rPr>
               <w:t xml:space="preserve">Matriz RACI.</w:t>
@@ -3338,23 +3091,18 @@
                 <w:ilvl w:val="0"/>
                 <w:numId w:val="7"/>
               </w:numPr>
-              <w:spacing w:after="0" w:afterAutospacing="0" w:before="0" w:beforeAutospacing="0" w:lineRule="auto"/>
-              <w:ind w:left="720" w:hanging="360"/>
-              <w:rPr>
-                <w:i w:val="1"/>
-                <w:iCs w:val="1"/>
-                <w:color w:val="0070c0"/>
-                <w:sz w:val="18"/>
-                <w:szCs w:val="18"/>
-              </w:rPr>
-            </w:pPr>
-            <w:r>
-              <w:rPr>
-                <w:i w:val="1"/>
-                <w:iCs w:val="1"/>
-                <w:color w:val="0070c0"/>
-                <w:sz w:val="18"/>
-                <w:szCs w:val="18"/>
+              <w:spacing w:after="0" w:before="0" w:lineRule="auto"/>
+              <w:ind w:left="720" w:hanging="360"/>
+              <w:jc w:val="both"/>
+              <w:rPr>
+                <w:sz w:val="20"/>
+                <w:szCs w:val="20"/>
+              </w:rPr>
+            </w:pPr>
+            <w:r>
+              <w:rPr>
+                <w:sz w:val="20"/>
+                <w:szCs w:val="20"/>
                 <w:rtl w:val="0"/>
               </w:rPr>
               <w:t xml:space="preserve">Carta Gantt.</w:t>
@@ -3366,23 +3114,18 @@
                 <w:ilvl w:val="0"/>
                 <w:numId w:val="7"/>
               </w:numPr>
-              <w:spacing w:after="0" w:afterAutospacing="0" w:before="0" w:beforeAutospacing="0" w:lineRule="auto"/>
-              <w:ind w:left="720" w:hanging="360"/>
-              <w:rPr>
-                <w:i w:val="1"/>
-                <w:iCs w:val="1"/>
-                <w:color w:val="0070c0"/>
-                <w:sz w:val="18"/>
-                <w:szCs w:val="18"/>
-              </w:rPr>
-            </w:pPr>
-            <w:r>
-              <w:rPr>
-                <w:i w:val="1"/>
-                <w:iCs w:val="1"/>
-                <w:color w:val="0070c0"/>
-                <w:sz w:val="18"/>
-                <w:szCs w:val="18"/>
+              <w:spacing w:after="0" w:before="0" w:lineRule="auto"/>
+              <w:ind w:left="720" w:hanging="360"/>
+              <w:jc w:val="both"/>
+              <w:rPr>
+                <w:sz w:val="20"/>
+                <w:szCs w:val="20"/>
+              </w:rPr>
+            </w:pPr>
+            <w:r>
+              <w:rPr>
+                <w:sz w:val="20"/>
+                <w:szCs w:val="20"/>
                 <w:rtl w:val="0"/>
               </w:rPr>
               <w:t xml:space="preserve">Actas y minutas de reuniones.</w:t>
@@ -3394,23 +3137,18 @@
                 <w:ilvl w:val="0"/>
                 <w:numId w:val="7"/>
               </w:numPr>
-              <w:spacing w:after="0" w:afterAutospacing="0" w:before="0" w:beforeAutospacing="0" w:lineRule="auto"/>
-              <w:ind w:left="720" w:hanging="360"/>
-              <w:rPr>
-                <w:i w:val="1"/>
-                <w:iCs w:val="1"/>
-                <w:color w:val="0070c0"/>
-                <w:sz w:val="18"/>
-                <w:szCs w:val="18"/>
-              </w:rPr>
-            </w:pPr>
-            <w:r>
-              <w:rPr>
-                <w:i w:val="1"/>
-                <w:iCs w:val="1"/>
-                <w:color w:val="0070c0"/>
-                <w:sz w:val="18"/>
-                <w:szCs w:val="18"/>
+              <w:spacing w:after="0" w:before="0" w:lineRule="auto"/>
+              <w:ind w:left="720" w:hanging="360"/>
+              <w:jc w:val="both"/>
+              <w:rPr>
+                <w:sz w:val="20"/>
+                <w:szCs w:val="20"/>
+              </w:rPr>
+            </w:pPr>
+            <w:r>
+              <w:rPr>
+                <w:sz w:val="20"/>
+                <w:szCs w:val="20"/>
                 <w:rtl w:val="0"/>
               </w:rPr>
               <w:t xml:space="preserve">Registro de decisiones y cambios de alcance.</w:t>
@@ -3422,23 +3160,18 @@
                 <w:ilvl w:val="0"/>
                 <w:numId w:val="7"/>
               </w:numPr>
-              <w:spacing w:after="240" w:before="0" w:beforeAutospacing="0" w:lineRule="auto"/>
-              <w:ind w:left="720" w:hanging="360"/>
-              <w:rPr>
-                <w:i w:val="1"/>
-                <w:iCs w:val="1"/>
-                <w:color w:val="0070c0"/>
-                <w:sz w:val="18"/>
-                <w:szCs w:val="18"/>
-              </w:rPr>
-            </w:pPr>
-            <w:r>
-              <w:rPr>
-                <w:i w:val="1"/>
-                <w:iCs w:val="1"/>
-                <w:color w:val="0070c0"/>
-                <w:sz w:val="18"/>
-                <w:szCs w:val="18"/>
+              <w:spacing w:after="240" w:before="0" w:lineRule="auto"/>
+              <w:ind w:left="720" w:hanging="360"/>
+              <w:jc w:val="both"/>
+              <w:rPr>
+                <w:sz w:val="20"/>
+                <w:szCs w:val="20"/>
+              </w:rPr>
+            </w:pPr>
+            <w:r>
+              <w:rPr>
+                <w:sz w:val="20"/>
+                <w:szCs w:val="20"/>
                 <w:rtl w:val="0"/>
               </w:rPr>
               <w:t xml:space="preserve">Documentación de metodología en Cascada.</w:t>
@@ -3450,11 +3183,12 @@
               <w:keepNext w:val="0"/>
               <w:keepLines w:val="0"/>
               <w:spacing w:after="80" w:before="280" w:lineRule="auto"/>
-              <w:ind w:left="743" w:firstLine="0"/>
-              <w:rPr>
-                <w:i w:val="1"/>
-                <w:iCs w:val="1"/>
-                <w:color w:val="0070c0"/>
+              <w:ind w:left="0" w:firstLine="0"/>
+              <w:jc w:val="both"/>
+              <w:rPr>
+                <w:b w:val="1"/>
+                <w:bCs w:val="1"/>
+                <w:color w:val="000000"/>
                 <w:sz w:val="22"/>
                 <w:szCs w:val="22"/>
               </w:rPr>
@@ -3463,9 +3197,9 @@
             <w:bookmarkEnd w:id="5"/>
             <w:r>
               <w:rPr>
-                <w:i w:val="1"/>
-                <w:iCs w:val="1"/>
-                <w:color w:val="0070c0"/>
+                <w:b w:val="1"/>
+                <w:bCs w:val="1"/>
+                <w:color w:val="000000"/>
                 <w:sz w:val="22"/>
                 <w:szCs w:val="22"/>
                 <w:rtl w:val="0"/>
@@ -3479,23 +3213,18 @@
                 <w:ilvl w:val="0"/>
                 <w:numId w:val="2"/>
               </w:numPr>
-              <w:spacing w:after="0" w:afterAutospacing="0" w:before="240" w:lineRule="auto"/>
-              <w:ind w:left="720" w:hanging="360"/>
-              <w:rPr>
-                <w:i w:val="1"/>
-                <w:iCs w:val="1"/>
-                <w:color w:val="0070c0"/>
-                <w:sz w:val="18"/>
-                <w:szCs w:val="18"/>
-              </w:rPr>
-            </w:pPr>
-            <w:r>
-              <w:rPr>
-                <w:i w:val="1"/>
-                <w:iCs w:val="1"/>
-                <w:color w:val="0070c0"/>
-                <w:sz w:val="18"/>
-                <w:szCs w:val="18"/>
+              <w:spacing w:after="0" w:before="240" w:lineRule="auto"/>
+              <w:ind w:left="720" w:hanging="360"/>
+              <w:jc w:val="both"/>
+              <w:rPr>
+                <w:sz w:val="20"/>
+                <w:szCs w:val="20"/>
+              </w:rPr>
+            </w:pPr>
+            <w:r>
+              <w:rPr>
+                <w:sz w:val="20"/>
+                <w:szCs w:val="20"/>
                 <w:rtl w:val="0"/>
               </w:rPr>
               <w:t xml:space="preserve">Plan de privacidad, protección de datos y confidencialidad.</w:t>
@@ -3507,26 +3236,21 @@
                 <w:ilvl w:val="0"/>
                 <w:numId w:val="2"/>
               </w:numPr>
-              <w:spacing w:after="0" w:afterAutospacing="0" w:before="0" w:beforeAutospacing="0" w:lineRule="auto"/>
-              <w:ind w:left="720" w:hanging="360"/>
-              <w:rPr>
-                <w:i w:val="1"/>
-                <w:iCs w:val="1"/>
-                <w:color w:val="0070c0"/>
-                <w:sz w:val="18"/>
-                <w:szCs w:val="18"/>
-              </w:rPr>
-            </w:pPr>
-            <w:r>
-              <w:rPr>
-                <w:i w:val="1"/>
-                <w:iCs w:val="1"/>
-                <w:color w:val="0070c0"/>
-                <w:sz w:val="18"/>
-                <w:szCs w:val="18"/>
-                <w:rtl w:val="0"/>
-              </w:rPr>
-              <w:t xml:space="preserve">Compromisos y acuerdos de confidencialidad.</w:t>
+              <w:spacing w:after="0" w:before="0" w:lineRule="auto"/>
+              <w:ind w:left="720" w:hanging="360"/>
+              <w:jc w:val="both"/>
+              <w:rPr>
+                <w:sz w:val="20"/>
+                <w:szCs w:val="20"/>
+              </w:rPr>
+            </w:pPr>
+            <w:r>
+              <w:rPr>
+                <w:sz w:val="20"/>
+                <w:szCs w:val="20"/>
+                <w:rtl w:val="0"/>
+              </w:rPr>
+              <w:t xml:space="preserve">Documentos de confidencialidad y autorización de uso de información institucional.</w:t>
             </w:r>
           </w:p>
           <w:p>
@@ -3535,23 +3259,18 @@
                 <w:ilvl w:val="0"/>
                 <w:numId w:val="2"/>
               </w:numPr>
-              <w:spacing w:after="0" w:afterAutospacing="0" w:before="0" w:beforeAutospacing="0" w:lineRule="auto"/>
-              <w:ind w:left="720" w:hanging="360"/>
-              <w:rPr>
-                <w:i w:val="1"/>
-                <w:iCs w:val="1"/>
-                <w:color w:val="0070c0"/>
-                <w:sz w:val="18"/>
-                <w:szCs w:val="18"/>
-              </w:rPr>
-            </w:pPr>
-            <w:r>
-              <w:rPr>
-                <w:i w:val="1"/>
-                <w:iCs w:val="1"/>
-                <w:color w:val="0070c0"/>
-                <w:sz w:val="18"/>
-                <w:szCs w:val="18"/>
+              <w:spacing w:after="0" w:before="0" w:lineRule="auto"/>
+              <w:ind w:left="720" w:hanging="360"/>
+              <w:jc w:val="both"/>
+              <w:rPr>
+                <w:sz w:val="20"/>
+                <w:szCs w:val="20"/>
+              </w:rPr>
+            </w:pPr>
+            <w:r>
+              <w:rPr>
+                <w:sz w:val="20"/>
+                <w:szCs w:val="20"/>
                 <w:rtl w:val="0"/>
               </w:rPr>
               <w:t xml:space="preserve">Reglas de anonimización y sanitización de evidencias.</w:t>
@@ -3563,23 +3282,18 @@
                 <w:ilvl w:val="0"/>
                 <w:numId w:val="2"/>
               </w:numPr>
-              <w:spacing w:after="240" w:before="0" w:beforeAutospacing="0" w:lineRule="auto"/>
-              <w:ind w:left="720" w:hanging="360"/>
-              <w:rPr>
-                <w:i w:val="1"/>
-                <w:iCs w:val="1"/>
-                <w:color w:val="0070c0"/>
-                <w:sz w:val="18"/>
-                <w:szCs w:val="18"/>
-              </w:rPr>
-            </w:pPr>
-            <w:r>
-              <w:rPr>
-                <w:i w:val="1"/>
-                <w:iCs w:val="1"/>
-                <w:color w:val="0070c0"/>
-                <w:sz w:val="18"/>
-                <w:szCs w:val="18"/>
+              <w:spacing w:after="240" w:before="0" w:lineRule="auto"/>
+              <w:ind w:left="720" w:hanging="360"/>
+              <w:jc w:val="both"/>
+              <w:rPr>
+                <w:sz w:val="20"/>
+                <w:szCs w:val="20"/>
+              </w:rPr>
+            </w:pPr>
+            <w:r>
+              <w:rPr>
+                <w:sz w:val="20"/>
+                <w:szCs w:val="20"/>
                 <w:rtl w:val="0"/>
               </w:rPr>
               <w:t xml:space="preserve">Definición de roles y controles de acceso.</w:t>
@@ -3588,21 +3302,16 @@
           <w:p>
             <w:pPr>
               <w:spacing w:after="240" w:before="240" w:lineRule="auto"/>
-              <w:rPr>
-                <w:i w:val="1"/>
-                <w:iCs w:val="1"/>
-                <w:color w:val="0070c0"/>
-                <w:sz w:val="18"/>
-                <w:szCs w:val="18"/>
-              </w:rPr>
-            </w:pPr>
-            <w:r>
-              <w:rPr>
-                <w:i w:val="1"/>
-                <w:iCs w:val="1"/>
-                <w:color w:val="0070c0"/>
-                <w:sz w:val="18"/>
-                <w:szCs w:val="18"/>
+              <w:jc w:val="both"/>
+              <w:rPr>
+                <w:sz w:val="20"/>
+                <w:szCs w:val="20"/>
+              </w:rPr>
+            </w:pPr>
+            <w:r>
+              <w:rPr>
+                <w:sz w:val="20"/>
+                <w:szCs w:val="20"/>
                 <w:rtl w:val="0"/>
               </w:rPr>
               <w:t xml:space="preserve">Como evidencia final también contamos con la demostración de la plataforma en funcionamiento, pudiendo mostrar el flujo completo desde la búsqueda de un activo hasta su localización dentro del mapa y el contraste con la información obtenida mediante el escaneo de red.</w:t>
@@ -3611,24 +3320,19 @@
           <w:p>
             <w:pPr>
               <w:spacing w:after="240" w:before="240" w:lineRule="auto"/>
-              <w:rPr>
-                <w:i w:val="1"/>
-                <w:iCs w:val="1"/>
-                <w:color w:val="0070c0"/>
-                <w:sz w:val="18"/>
-                <w:szCs w:val="18"/>
-              </w:rPr>
-            </w:pPr>
-            <w:r>
-              <w:rPr>
-                <w:i w:val="1"/>
-                <w:iCs w:val="1"/>
-                <w:color w:val="0070c0"/>
-                <w:sz w:val="18"/>
-                <w:szCs w:val="18"/>
-                <w:rtl w:val="0"/>
-              </w:rPr>
-              <w:t xml:space="preserve">Una de las evidencias más relevantes del resultado alcanzado es que la solución no corresponde únicamente a un prototipo académico, sino que actualmente se encuentra implementada y utilizada dentro del Hospital Dr. Sótero del Río.</w:t>
+              <w:jc w:val="both"/>
+              <w:rPr>
+                <w:sz w:val="20"/>
+                <w:szCs w:val="20"/>
+              </w:rPr>
+            </w:pPr>
+            <w:r>
+              <w:rPr>
+                <w:sz w:val="20"/>
+                <w:szCs w:val="20"/>
+                <w:rtl w:val="0"/>
+              </w:rPr>
+              <w:t xml:space="preserve">Una de las evidencias más relevantes del resultado alcanzado es que SYNTRO cuenta con una implementación funcional desarrollada sobre un caso real del Hospital Dr. Sótero del Río. Esto permite demostrar, con datos y evidencias controladas, los principales flujos del producto sin presentar el trabajo únicamente como una propuesta conceptual.</w:t>
             </w:r>
           </w:p>
         </w:tc>
@@ -3646,18 +3350,14 @@
           <w:p>
             <w:pPr>
               <w:rPr>
-                <w:rFonts w:ascii="Calibri" w:cs="Calibri" w:eastAsia="Calibri" w:hAnsi="Calibri"/>
-                <w:color w:val="1f3864"/>
-                <w:sz w:val="18"/>
-                <w:szCs w:val="18"/>
-              </w:rPr>
-            </w:pPr>
-            <w:r>
-              <w:rPr>
-                <w:rFonts w:ascii="Calibri" w:cs="Calibri" w:eastAsia="Calibri" w:hAnsi="Calibri"/>
-                <w:color w:val="1f3864"/>
-                <w:sz w:val="18"/>
-                <w:szCs w:val="18"/>
+                <w:sz w:val="20"/>
+                <w:szCs w:val="20"/>
+              </w:rPr>
+            </w:pPr>
+            <w:r>
+              <w:rPr>
+                <w:sz w:val="20"/>
+                <w:szCs w:val="20"/>
                 <w:rtl w:val="0"/>
               </w:rPr>
               <w:t xml:space="preserve">6. Intereses y proyecciones profesionales</w:t>
@@ -3670,271 +3370,56 @@
           </w:tcPr>
           <w:p>
             <w:pPr>
-              <w:spacing w:after="240" w:before="240" w:lineRule="auto"/>
-              <w:jc w:val="both"/>
-              <w:rPr>
-                <w:i w:val="1"/>
-                <w:iCs w:val="1"/>
-                <w:color w:val="0070c0"/>
-                <w:sz w:val="18"/>
-                <w:szCs w:val="18"/>
-              </w:rPr>
-            </w:pPr>
-            <w:r>
-              <w:rPr>
-                <w:i w:val="1"/>
-                <w:iCs w:val="1"/>
-                <w:color w:val="0070c0"/>
-                <w:sz w:val="18"/>
-                <w:szCs w:val="18"/>
-                <w:rtl w:val="0"/>
-              </w:rPr>
-              <w:t xml:space="preserve">El Proyecto APT me permitió comprender de manera práctica cómo se relacionan distintas áreas de la Ingeniería en Informática dentro de una solución real.</w:t>
-            </w:r>
-          </w:p>
-          <w:p>
-            <w:pPr>
-              <w:spacing w:after="240" w:before="240" w:lineRule="auto"/>
-              <w:jc w:val="both"/>
-              <w:rPr>
-                <w:i w:val="1"/>
-                <w:iCs w:val="1"/>
-                <w:color w:val="0070c0"/>
-                <w:sz w:val="18"/>
-                <w:szCs w:val="18"/>
-              </w:rPr>
-            </w:pPr>
-            <w:r>
-              <w:rPr>
-                <w:i w:val="1"/>
-                <w:iCs w:val="1"/>
-                <w:color w:val="0070c0"/>
-                <w:sz w:val="18"/>
-                <w:szCs w:val="18"/>
-                <w:rtl w:val="0"/>
-              </w:rPr>
-              <w:t xml:space="preserve">Mis principales intereses profesionales continúan orientados hacia la </w:t>
-            </w:r>
-            <w:r>
-              <w:rPr>
-                <w:b w:val="1"/>
-                <w:bCs w:val="1"/>
-                <w:i w:val="1"/>
-                <w:iCs w:val="1"/>
-                <w:color w:val="0070c0"/>
-                <w:sz w:val="18"/>
-                <w:szCs w:val="18"/>
-                <w:rtl w:val="0"/>
-              </w:rPr>
-              <w:t xml:space="preserve">ciberseguridad, la gestión, la coordinación y el liderazgo</w:t>
-            </w:r>
-            <w:r>
-              <w:rPr>
-                <w:i w:val="1"/>
-                <w:iCs w:val="1"/>
-                <w:color w:val="0070c0"/>
-                <w:sz w:val="18"/>
-                <w:szCs w:val="18"/>
-                <w:rtl w:val="0"/>
-              </w:rPr>
-              <w:t xml:space="preserve">. Durante el proyecto pude aplicar conceptos relacionados con autenticación, roles y permisos, auditoría, escaneo de red, respaldos, privacidad y protección de datos.</w:t>
-            </w:r>
-          </w:p>
-          <w:p>
-            <w:pPr>
-              <w:spacing w:after="240" w:before="240" w:lineRule="auto"/>
-              <w:jc w:val="both"/>
-              <w:rPr>
-                <w:i w:val="1"/>
-                <w:iCs w:val="1"/>
-                <w:color w:val="0070c0"/>
-                <w:sz w:val="18"/>
-                <w:szCs w:val="18"/>
-              </w:rPr>
-            </w:pPr>
-            <w:r>
-              <w:rPr>
-                <w:i w:val="1"/>
-                <w:iCs w:val="1"/>
-                <w:color w:val="0070c0"/>
-                <w:sz w:val="18"/>
-                <w:szCs w:val="18"/>
-                <w:rtl w:val="0"/>
-              </w:rPr>
-              <w:t xml:space="preserve">Trabajar con información real y bajo acuerdos de confidencialidad reforzó mi interés por la ciberseguridad y me permitió entender que la seguridad también implica procedimientos, control de accesos, trazabilidad y responsabilidad sobre la información.</w:t>
-            </w:r>
-          </w:p>
-          <w:p>
-            <w:pPr>
-              <w:spacing w:after="240" w:before="240" w:lineRule="auto"/>
-              <w:jc w:val="both"/>
-              <w:rPr>
-                <w:i w:val="1"/>
-                <w:iCs w:val="1"/>
-                <w:color w:val="0070c0"/>
-                <w:sz w:val="18"/>
-                <w:szCs w:val="18"/>
-              </w:rPr>
-            </w:pPr>
-            <w:r>
-              <w:rPr>
-                <w:i w:val="1"/>
-                <w:iCs w:val="1"/>
-                <w:color w:val="0070c0"/>
-                <w:sz w:val="18"/>
-                <w:szCs w:val="18"/>
-                <w:rtl w:val="0"/>
-              </w:rPr>
-              <w:t xml:space="preserve">Además, el proyecto me ayudó a profundizar en desarrollo y arquitectura de software, ampliando mi visión sobre cómo estas áreas se relacionan con la seguridad y la operación de los sistemas.</w:t>
-            </w:r>
-          </w:p>
-          <w:p>
-            <w:pPr>
-              <w:spacing w:after="240" w:before="240" w:lineRule="auto"/>
-              <w:jc w:val="both"/>
-              <w:rPr>
-                <w:i w:val="1"/>
-                <w:iCs w:val="1"/>
-                <w:color w:val="0070c0"/>
-                <w:sz w:val="18"/>
-                <w:szCs w:val="18"/>
-              </w:rPr>
-            </w:pPr>
-            <w:r>
-              <w:rPr>
-                <w:i w:val="1"/>
-                <w:iCs w:val="1"/>
-                <w:color w:val="0070c0"/>
-                <w:sz w:val="18"/>
-                <w:szCs w:val="18"/>
-                <w:rtl w:val="0"/>
-              </w:rPr>
-              <w:t xml:space="preserve">A futuro nos interesa seguir desarrollándonos principalmente en </w:t>
-            </w:r>
-            <w:r>
-              <w:rPr>
-                <w:b w:val="1"/>
-                <w:bCs w:val="1"/>
-                <w:i w:val="1"/>
-                <w:iCs w:val="1"/>
-                <w:color w:val="0070c0"/>
-                <w:sz w:val="18"/>
-                <w:szCs w:val="18"/>
-                <w:rtl w:val="0"/>
-              </w:rPr>
-              <w:t xml:space="preserve">ciberseguridad</w:t>
-            </w:r>
-            <w:r>
-              <w:rPr>
-                <w:i w:val="1"/>
-                <w:iCs w:val="1"/>
-                <w:color w:val="0070c0"/>
-                <w:sz w:val="18"/>
-                <w:szCs w:val="18"/>
-                <w:rtl w:val="0"/>
-              </w:rPr>
-              <w:t xml:space="preserve">, especialmente en seguridad de sistemas, gestión de accesos, protección de información y análisis de riesgos.</w:t>
-            </w:r>
-          </w:p>
-          <w:p>
-            <w:pPr>
-              <w:spacing w:after="240" w:before="240" w:lineRule="auto"/>
-              <w:jc w:val="both"/>
-              <w:rPr>
-                <w:i w:val="1"/>
-                <w:iCs w:val="1"/>
-                <w:color w:val="0070c0"/>
-                <w:sz w:val="18"/>
-                <w:szCs w:val="18"/>
-              </w:rPr>
-            </w:pPr>
-            <w:r>
-              <w:rPr>
-                <w:i w:val="1"/>
-                <w:iCs w:val="1"/>
-                <w:color w:val="0070c0"/>
-                <w:sz w:val="18"/>
-                <w:szCs w:val="18"/>
-                <w:rtl w:val="0"/>
-              </w:rPr>
-              <w:t xml:space="preserve">También buscamos fortalecer nuestras habilidades de </w:t>
-            </w:r>
-            <w:r>
-              <w:rPr>
-                <w:b w:val="1"/>
-                <w:bCs w:val="1"/>
-                <w:i w:val="1"/>
-                <w:iCs w:val="1"/>
-                <w:color w:val="0070c0"/>
-                <w:sz w:val="18"/>
-                <w:szCs w:val="18"/>
-                <w:rtl w:val="0"/>
-              </w:rPr>
-              <w:t xml:space="preserve">coordinación, liderazgo y gestión de equipos tecnológicos</w:t>
-            </w:r>
-            <w:r>
-              <w:rPr>
-                <w:i w:val="1"/>
-                <w:iCs w:val="1"/>
-                <w:color w:val="0070c0"/>
-                <w:sz w:val="18"/>
-                <w:szCs w:val="18"/>
-                <w:rtl w:val="0"/>
-              </w:rPr>
-              <w:t xml:space="preserve">, con el objetivo de avanzar hacia cargos de mayor responsabilidad y especialización.</w:t>
-            </w:r>
-          </w:p>
-          <w:p>
-            <w:pPr>
-              <w:spacing w:after="240" w:before="240" w:lineRule="auto"/>
-              <w:jc w:val="both"/>
-              <w:rPr>
-                <w:i w:val="1"/>
-                <w:iCs w:val="1"/>
-                <w:color w:val="0070c0"/>
-                <w:sz w:val="18"/>
-                <w:szCs w:val="18"/>
-              </w:rPr>
-            </w:pPr>
-            <w:r>
-              <w:rPr>
-                <w:i w:val="1"/>
-                <w:iCs w:val="1"/>
-                <w:color w:val="0070c0"/>
-                <w:sz w:val="18"/>
-                <w:szCs w:val="18"/>
-                <w:rtl w:val="0"/>
-              </w:rPr>
-              <w:t xml:space="preserve">Nuestra proyección es combinar conocimientos técnicos de seguridad con capacidades de gestión y liderazgo, avanzando progresivamente hacia perfiles de mayor experiencia dentro del área tecnológica.</w:t>
-            </w:r>
-          </w:p>
-          <w:p>
-            <w:pPr>
-              <w:spacing w:after="240" w:before="240" w:lineRule="auto"/>
-              <w:jc w:val="both"/>
-              <w:rPr>
-                <w:i w:val="1"/>
-                <w:iCs w:val="1"/>
-                <w:color w:val="0070c0"/>
-                <w:sz w:val="18"/>
-                <w:szCs w:val="18"/>
-              </w:rPr>
-            </w:pPr>
-            <w:r>
-              <w:rPr>
-                <w:i w:val="1"/>
-                <w:iCs w:val="1"/>
-                <w:color w:val="0070c0"/>
-                <w:sz w:val="18"/>
-                <w:szCs w:val="18"/>
-                <w:rtl w:val="0"/>
-              </w:rPr>
-              <w:t xml:space="preserve">El Proyecto APT aportó a esta proyección al permitirnos trabajar en una solución real, con exigencias de seguridad, confidencialidad y toma de decisiones técnicas.</w:t>
-            </w:r>
-            <w:r>
-              <w:rPr>
-                <w:rtl w:val="0"/>
-              </w:rPr>
+              <w:spacing w:after="40" w:before="0" w:line="240" w:lineRule="auto"/>
+              <w:jc w:val="both"/>
+              <w:rPr>
+                <w:sz w:val="20"/>
+                <w:szCs w:val="20"/>
+              </w:rPr>
+            </w:pPr>
+            <w:r>
+              <w:rPr>
+                <w:sz w:val="20"/>
+                <w:szCs w:val="20"/>
+                <w:rtl w:val="0"/>
+              </w:rPr>
+              <w:t xml:space="preserve">El Proyecto APT me permitió comprender de manera práctica cómo se relacionan distintas áreas de la Ingeniería en Informática dentro de una solución aplicada a una necesidad real.</w:t>
+            </w:r>
+          </w:p>
+          <w:p>
+            <w:pPr>
+              <w:spacing w:after="40" w:before="0" w:line="240" w:lineRule="auto"/>
+              <w:jc w:val="both"/>
+              <w:rPr>
+                <w:sz w:val="20"/>
+                <w:szCs w:val="20"/>
+              </w:rPr>
+            </w:pPr>
+            <w:r>
+              <w:rPr>
+                <w:sz w:val="20"/>
+                <w:szCs w:val="20"/>
+                <w:rtl w:val="0"/>
+              </w:rPr>
+              <w:t xml:space="preserve">Nuestros principales intereses profesionales continúan orientados hacia la ciberseguridad, la gestión, la coordinación y el liderazgo. Durante SYNTRO logramos aplicar estos intereses en decisiones relacionadas con autenticación, roles y permisos, auditoría, escaneo de red, respaldos, privacidad y protección de datos.</w:t>
+            </w:r>
+          </w:p>
+          <w:p>
+            <w:pPr>
+              <w:spacing w:after="40" w:before="0" w:line="240" w:lineRule="auto"/>
+              <w:jc w:val="both"/>
+              <w:rPr>
+                <w:sz w:val="20"/>
+                <w:szCs w:val="20"/>
+              </w:rPr>
+            </w:pPr>
+            <w:r>
+              <w:rPr>
+                <w:sz w:val="20"/>
+                <w:szCs w:val="20"/>
+                <w:rtl w:val="0"/>
+              </w:rPr>
+              <w:t xml:space="preserve">Además, el proyecto nos permitió profundizar en desarrollo, arquitectura y calidad de software, ampliando nuestra visión sobre cómo estas áreas se relacionan con la seguridad, la continuidad operativa y la gestión de un sistema.</w:t>
             </w:r>
           </w:p>
         </w:tc>
@@ -3942,9 +3427,12 @@
     </w:tbl>
     <w:p>
       <w:pPr>
+        <w:spacing w:after="0" w:before="0" w:line="20" w:lineRule="auto"/>
         <w:rPr>
           <w:b w:val="1"/>
           <w:bCs w:val="1"/>
+          <w:sz w:val="20"/>
+          <w:szCs w:val="20"/>
         </w:rPr>
       </w:pPr>
       <w:r>
@@ -3955,13 +3443,13 @@
     </w:p>
     <w:p>
       <w:pPr>
-        <w:spacing w:after="0" w:line="276" w:lineRule="auto"/>
+        <w:spacing w:after="0" w:before="0" w:line="20" w:lineRule="auto"/>
         <w:ind w:left="-426" w:right="-568" w:firstLine="0"/>
         <w:jc w:val="both"/>
         <w:rPr>
           <w:color w:val="767171"/>
-          <w:sz w:val="24"/>
-          <w:szCs w:val="24"/>
+          <w:sz w:val="2"/>
+          <w:szCs w:val="2"/>
         </w:rPr>
       </w:pPr>
       <w:r>
@@ -3972,13 +3460,13 @@
     </w:p>
     <w:p>
       <w:pPr>
-        <w:spacing w:after="0" w:line="276" w:lineRule="auto"/>
+        <w:spacing w:after="0" w:before="0" w:line="20" w:lineRule="auto"/>
         <w:ind w:left="-426" w:right="-568" w:firstLine="0"/>
         <w:jc w:val="both"/>
         <w:rPr>
           <w:color w:val="767171"/>
-          <w:sz w:val="24"/>
-          <w:szCs w:val="24"/>
+          <w:sz w:val="2"/>
+          <w:szCs w:val="2"/>
         </w:rPr>
       </w:pPr>
       <w:r>
@@ -3989,7 +3477,11 @@
     </w:p>
     <w:p>
       <w:pPr>
-        <w:rPr/>
+        <w:spacing w:after="0" w:before="0" w:line="20" w:lineRule="auto"/>
+        <w:rPr>
+          <w:sz w:val="2"/>
+          <w:szCs w:val="2"/>
+        </w:rPr>
       </w:pPr>
       <w:r>
         <w:rPr>
@@ -4013,7 +3505,6 @@
     <w:pPr>
       <w:keepNext w:val="0"/>
       <w:keepLines w:val="0"/>
-      <w:pageBreakBefore w:val="0"/>
       <w:widowControl w:val="0"/>
       <w:pBdr>
         <w:top w:space="0" w:sz="0" w:val="nil"/>
@@ -4153,7 +3644,7 @@
               <wp:inline distB="0" distT="0" distL="0" distR="0">
                 <wp:extent cx="1996440" cy="428625"/>
                 <wp:effectExtent b="0" l="0" r="0" t="0"/>
-                <wp:docPr descr="http://www.duoc.cl/normasgraficas/normasgraficas/marca-duoc/6logo-fondo-transparente/fondo-transparente.png" id="55" name="image1.png"/>
+                <wp:docPr descr="http://www.duoc.cl/normasgraficas/normasgraficas/marca-duoc/6logo-fondo-transparente/fondo-transparente.png" id="57" name="image1.png"/>
                 <a:graphic>
                   <a:graphicData uri="http://schemas.openxmlformats.org/drawingml/2006/picture">
                     <pic:pic>
@@ -4195,7 +3686,6 @@
     <w:pPr>
       <w:keepNext w:val="0"/>
       <w:keepLines w:val="0"/>
-      <w:pageBreakBefore w:val="0"/>
       <w:widowControl w:val="1"/>
       <w:pBdr>
         <w:top w:space="0" w:sz="0" w:val="nil"/>
@@ -5294,6 +4784,20 @@
       <w:sz w:val="72"/>
       <w:szCs w:val="72"/>
     </w:rPr>
+  </w:style>
+  <w:style w:type="table" w:styleId="TableNormal" w:default="1">
+    <w:name w:val="TableNormal"/>
+    <w:tblPr>
+      <w:tblCellMar>
+        <w:top w:w="100.0" w:type="dxa"/>
+        <w:left w:w="100.0" w:type="dxa"/>
+        <w:bottom w:w="100.0" w:type="dxa"/>
+        <w:right w:w="100.0" w:type="dxa"/>
+      </w:tblCellMar>
+    </w:tblPr>
+  </w:style>
+  <w:style w:type="paragraph" w:styleId="Normal" w:default="1">
+    <w:name w:val="normal"/>
   </w:style>
   <w:style w:type="character" w:styleId="Fuentedeprrafopredeter" w:default="1">
     <w:name w:val="Default Paragraph Font"/>
@@ -5569,6 +5073,74 @@
     <w:name w:val="eop"/>
     <w:basedOn w:val="Fuentedeprrafopredeter"/>
     <w:rsid w:val="00B4008E"/>
+  </w:style>
+  <w:style w:type="table" w:styleId="Table1">
+    <w:basedOn w:val="TableNormal"/>
+    <w:rPr>
+      <w:sz w:val="22"/>
+      <w:szCs w:val="22"/>
+    </w:rPr>
+    <w:tblPr>
+      <w:tblStyleRowBandSize w:val="1"/>
+      <w:tblStyleColBandSize w:val="1"/>
+      <w:tblCellMar>
+        <w:top w:w="0.0" w:type="dxa"/>
+        <w:left w:w="108.0" w:type="dxa"/>
+        <w:bottom w:w="0.0" w:type="dxa"/>
+        <w:right w:w="108.0" w:type="dxa"/>
+      </w:tblCellMar>
+    </w:tblPr>
+  </w:style>
+  <w:style w:type="table" w:styleId="Table2">
+    <w:basedOn w:val="TableNormal"/>
+    <w:rPr>
+      <w:sz w:val="22"/>
+      <w:szCs w:val="22"/>
+    </w:rPr>
+    <w:tblPr>
+      <w:tblStyleRowBandSize w:val="1"/>
+      <w:tblStyleColBandSize w:val="1"/>
+      <w:tblCellMar>
+        <w:top w:w="0.0" w:type="dxa"/>
+        <w:left w:w="108.0" w:type="dxa"/>
+        <w:bottom w:w="0.0" w:type="dxa"/>
+        <w:right w:w="108.0" w:type="dxa"/>
+      </w:tblCellMar>
+    </w:tblPr>
+  </w:style>
+  <w:style w:type="table" w:styleId="Table3">
+    <w:basedOn w:val="TableNormal"/>
+    <w:rPr>
+      <w:sz w:val="22"/>
+      <w:szCs w:val="22"/>
+    </w:rPr>
+    <w:tblPr>
+      <w:tblStyleRowBandSize w:val="1"/>
+      <w:tblStyleColBandSize w:val="1"/>
+      <w:tblCellMar>
+        <w:top w:w="0.0" w:type="dxa"/>
+        <w:left w:w="108.0" w:type="dxa"/>
+        <w:bottom w:w="0.0" w:type="dxa"/>
+        <w:right w:w="108.0" w:type="dxa"/>
+      </w:tblCellMar>
+    </w:tblPr>
+  </w:style>
+  <w:style w:type="table" w:styleId="Table4">
+    <w:basedOn w:val="TableNormal"/>
+    <w:rPr>
+      <w:sz w:val="22"/>
+      <w:szCs w:val="22"/>
+    </w:rPr>
+    <w:tblPr>
+      <w:tblStyleRowBandSize w:val="1"/>
+      <w:tblStyleColBandSize w:val="1"/>
+      <w:tblCellMar>
+        <w:top w:w="0.0" w:type="dxa"/>
+        <w:left w:w="108.0" w:type="dxa"/>
+        <w:bottom w:w="0.0" w:type="dxa"/>
+        <w:right w:w="108.0" w:type="dxa"/>
+      </w:tblCellMar>
+    </w:tblPr>
   </w:style>
   <w:style w:type="paragraph" w:styleId="Subtitle">
     <w:name w:val="Subtitle"/>
